--- a/downloads/workbook/ai-1-week-35.docx
+++ b/downloads/workbook/ai-1-week-35.docx
@@ -1292,6 +1292,178 @@
         <w:t>Project connection: Maintain sorter regression tests and compare complete version traces, retaining new failures rather than hiding them.</w:t>
       </w:r>
     </w:p>
+    <w:p>
+      <w:pPr>
+        <w:pStyle w:val="Heading1"/>
+      </w:pPr>
+      <w:r>
+        <w:t>19. Project portfolio milestone</w:t>
+      </w:r>
+    </w:p>
+    <w:p>
+      <w:r>
+        <w:t>Project: Helpful Classroom Sorter</w:t>
+      </w:r>
+    </w:p>
+    <w:p>
+      <w:r>
+        <w:t>Current milestone: Present and defend. Demonstrate the system, explain one failure and justify the next improvement with evidence.</w:t>
+      </w:r>
+    </w:p>
+    <w:p>
+      <w:r>
+        <w:t>Maintain sorter regression tests and compare complete version traces, retaining new failures rather than hiding them.</w:t>
+      </w:r>
+    </w:p>
+    <w:tbl>
+      <w:tblPr>
+        <w:tblStyle w:val="LightShading-Accent1"/>
+        <w:tblW w:type="auto" w:w="0"/>
+        <w:tblLook w:firstColumn="1" w:firstRow="1" w:lastColumn="0" w:lastRow="0" w:noHBand="0" w:noVBand="1" w:val="04A0"/>
+      </w:tblPr>
+      <w:tblGrid>
+        <w:gridCol w:w="5112"/>
+        <w:gridCol w:w="5112"/>
+      </w:tblGrid>
+      <w:tr>
+        <w:trPr>
+          <w:tblHeader/>
+        </w:trPr>
+        <w:tc>
+          <w:tcPr>
+            <w:tcW w:type="dxa" w:w="5112"/>
+          </w:tcPr>
+          <w:p>
+            <w:r>
+              <w:t>Evidence to keep</w:t>
+            </w:r>
+          </w:p>
+        </w:tc>
+        <w:tc>
+          <w:tcPr>
+            <w:tcW w:type="dxa" w:w="5112"/>
+          </w:tcPr>
+          <w:p>
+            <w:r>
+              <w:t>My record</w:t>
+            </w:r>
+          </w:p>
+        </w:tc>
+      </w:tr>
+      <w:tr>
+        <w:tc>
+          <w:tcPr>
+            <w:tcW w:type="dxa" w:w="5112"/>
+          </w:tcPr>
+          <w:p>
+            <w:r>
+              <w:t>This week’s input and deciding step</w:t>
+            </w:r>
+          </w:p>
+        </w:tc>
+        <w:tc>
+          <w:tcPr>
+            <w:tcW w:type="dxa" w:w="5112"/>
+          </w:tcPr>
+          <w:p>
+            <w:r/>
+          </w:p>
+        </w:tc>
+      </w:tr>
+      <w:tr>
+        <w:tc>
+          <w:tcPr>
+            <w:tcW w:type="dxa" w:w="5112"/>
+          </w:tcPr>
+          <w:p>
+            <w:r>
+              <w:t>Prediction and actual result (or labelled paper trace)</w:t>
+            </w:r>
+          </w:p>
+        </w:tc>
+        <w:tc>
+          <w:tcPr>
+            <w:tcW w:type="dxa" w:w="5112"/>
+          </w:tcPr>
+          <w:p>
+            <w:r/>
+          </w:p>
+        </w:tc>
+      </w:tr>
+      <w:tr>
+        <w:tc>
+          <w:tcPr>
+            <w:tcW w:type="dxa" w:w="5112"/>
+          </w:tcPr>
+          <w:p>
+            <w:r>
+              <w:t>One change since the previous checkpoint and why</w:t>
+            </w:r>
+          </w:p>
+        </w:tc>
+        <w:tc>
+          <w:tcPr>
+            <w:tcW w:type="dxa" w:w="5112"/>
+          </w:tcPr>
+          <w:p>
+            <w:r/>
+          </w:p>
+        </w:tc>
+      </w:tr>
+      <w:tr>
+        <w:tc>
+          <w:tcPr>
+            <w:tcW w:type="dxa" w:w="5112"/>
+          </w:tcPr>
+          <w:p>
+            <w:r>
+              <w:t>One error or limit and the next test</w:t>
+            </w:r>
+          </w:p>
+        </w:tc>
+        <w:tc>
+          <w:tcPr>
+            <w:tcW w:type="dxa" w:w="5112"/>
+          </w:tcPr>
+          <w:p>
+            <w:r/>
+          </w:p>
+        </w:tc>
+      </w:tr>
+    </w:tbl>
+    <w:p>
+      <w:pPr>
+        <w:pStyle w:val="Heading3"/>
+      </w:pPr>
+      <w:r>
+        <w:t>Explain what this week adds to your project. Reuse last week’s record rather than starting again.</w:t>
+      </w:r>
+    </w:p>
+    <w:p>
+      <w:r>
+        <w:t>________________________________________________________________</w:t>
+      </w:r>
+    </w:p>
+    <w:p>
+      <w:r>
+        <w:t>________________________________________________________________</w:t>
+      </w:r>
+    </w:p>
+    <w:p>
+      <w:r>
+        <w:t>________________________________________________________________</w:t>
+      </w:r>
+    </w:p>
+    <w:p>
+      <w:r>
+        <w:t>________________________________________________________________</w:t>
+      </w:r>
+    </w:p>
+    <w:p>
+      <w:r>
+        <w:t>________________________________________________________________</w:t>
+      </w:r>
+    </w:p>
     <w:sectPr>
       <w:pgSz w:w="12240" w:h="15840"/>
       <w:pgMar w:top="936" w:right="1008" w:bottom="936" w:left="1008" w:header="720" w:footer="720" w:gutter="0"/>

--- a/downloads/workbook/ai-1-week-35.docx
+++ b/downloads/workbook/ai-1-week-35.docx
@@ -1464,6 +1464,240 @@
         <w:t>________________________________________________________________</w:t>
       </w:r>
     </w:p>
+    <w:p>
+      <w:pPr>
+        <w:pStyle w:val="Heading1"/>
+      </w:pPr>
+      <w:r>
+        <w:t>20. Supported practice and learning evidence</w:t>
+      </w:r>
+    </w:p>
+    <w:p>
+      <w:r>
+        <w:t>Use this supported practice once, in the browser or on paper. Keep the reserved independent assessment for a separate first attempt before teacher feedback.</w:t>
+      </w:r>
+    </w:p>
+    <w:p>
+      <w:r>
+        <w:t>A fictional quiet-activity chooser has a boundary bug and a proposed repair.</w:t>
+      </w:r>
+    </w:p>
+    <w:p>
+      <w:pPr>
+        <w:pStyle w:val="Heading3"/>
+      </w:pPr>
+      <w:r>
+        <w:t>Practice 1: explain the deciding evidence</w:t>
+      </w:r>
+    </w:p>
+    <w:p>
+      <w:r>
+        <w:t>Which labelled step matches this detail? U1 selects noisy B at 6; fixing equality introduced a new failure.</w:t>
+      </w:r>
+    </w:p>
+    <w:p>
+      <w:r>
+        <w:t>1. Bad revision</w:t>
+      </w:r>
+    </w:p>
+    <w:p>
+      <w:r>
+        <w:t>2. Regression case</w:t>
+      </w:r>
+    </w:p>
+    <w:p>
+      <w:r>
+        <w:t>3. Expected repair</w:t>
+      </w:r>
+    </w:p>
+    <w:p>
+      <w:r>
+        <w:t>4. Boundary failure</w:t>
+      </w:r>
+    </w:p>
+    <w:p>
+      <w:pPr>
+        <w:pStyle w:val="Heading3"/>
+      </w:pPr>
+      <w:r>
+        <w:t>My selected conclusion, deciding fact and explanation</w:t>
+      </w:r>
+    </w:p>
+    <w:p>
+      <w:r>
+        <w:t>________________________________________________________________</w:t>
+      </w:r>
+    </w:p>
+    <w:p>
+      <w:r>
+        <w:t>________________________________________________________________</w:t>
+      </w:r>
+    </w:p>
+    <w:p>
+      <w:r>
+        <w:t>________________________________________________________________</w:t>
+      </w:r>
+    </w:p>
+    <w:p>
+      <w:r>
+        <w:t>________________________________________________________________</w:t>
+      </w:r>
+    </w:p>
+    <w:p>
+      <w:r>
+        <w:t>________________________________________________________________</w:t>
+      </w:r>
+    </w:p>
+    <w:p>
+      <w:r>
+        <w:t>Hint if needed: Read the steps in the pictorial case. Match the supplied detail to the stage that performs or records it.</w:t>
+      </w:r>
+    </w:p>
+    <w:p>
+      <w:r>
+        <w:t>After your attempt, compare with the supported explanation: Bad revision U1 selects noisy B at 6; fixing equality introduced a new failure. A repair must preserve the full contract, not just make one failing example pass. The quiet condition and duration comparison are separate requirements. Changing only the inequality targets the recorded cause; removing the quiet check changes another behavior. Save previously passing cases to reveal such regressions.</w:t>
+      </w:r>
+    </w:p>
+    <w:p>
+      <w:pPr>
+        <w:pStyle w:val="Heading3"/>
+      </w:pPr>
+      <w:r>
+        <w:t>Practice 2: explain the deciding evidence</w:t>
+      </w:r>
+    </w:p>
+    <w:p>
+      <w:r>
+        <w:t>Changed-case practice: Use U2, which changes &lt; to ≤ and keeps the quiet check. Which conclusion is supported by the supplied facts?</w:t>
+      </w:r>
+    </w:p>
+    <w:p>
+      <w:r>
+        <w:t>1. At 8 return A; at 6 return none.</w:t>
+      </w:r>
+    </w:p>
+    <w:p>
+      <w:r>
+        <w:t>2. This one example guarantees correct results for every future input.</w:t>
+      </w:r>
+    </w:p>
+    <w:p>
+      <w:r>
+        <w:t>3. We can decide the result without examining the changed input or the procedure.</w:t>
+      </w:r>
+    </w:p>
+    <w:p>
+      <w:pPr>
+        <w:pStyle w:val="Heading3"/>
+      </w:pPr>
+      <w:r>
+        <w:t>My selected conclusion, deciding fact and explanation</w:t>
+      </w:r>
+    </w:p>
+    <w:p>
+      <w:r>
+        <w:t>________________________________________________________________</w:t>
+      </w:r>
+    </w:p>
+    <w:p>
+      <w:r>
+        <w:t>________________________________________________________________</w:t>
+      </w:r>
+    </w:p>
+    <w:p>
+      <w:r>
+        <w:t>________________________________________________________________</w:t>
+      </w:r>
+    </w:p>
+    <w:p>
+      <w:r>
+        <w:t>________________________________________________________________</w:t>
+      </w:r>
+    </w:p>
+    <w:p>
+      <w:r>
+        <w:t>________________________________________________________________</w:t>
+      </w:r>
+    </w:p>
+    <w:p>
+      <w:r>
+        <w:t>Hint if needed: Use the changed condition and the deciding step in the pictorial trace. The answer must say what follows from those facts.</w:t>
+      </w:r>
+    </w:p>
+    <w:p>
+      <w:r>
+        <w:t>After your attempt, compare with the supported explanation: At 8 return A; at 6 return none. Equality is repaired while B remains ineligible because it is noisy.</w:t>
+      </w:r>
+    </w:p>
+    <w:p>
+      <w:pPr>
+        <w:pStyle w:val="Heading3"/>
+      </w:pPr>
+      <w:r>
+        <w:t>Repair a missing building block</w:t>
+      </w:r>
+    </w:p>
+    <w:p>
+      <w:r>
+        <w:t>Review Test Edge Cases and Fairness (ai-1/34). Goal: Choose tests just below, at and above a decision boundary. Short practice: Which single boundary run most directly detects the strict-comparison bug, and why?. Return to this week and explain what you changed.</w:t>
+      </w:r>
+    </w:p>
+    <w:p>
+      <w:r>
+        <w:t>Review Build a Paper Prototype (ai-1/32). Goal: Build a runnable paper prototype with explicit instructions and visible state. Short practice: What should appear in the test log before and after the repair?. Return to this week and explain what you changed.</w:t>
+      </w:r>
+    </w:p>
+    <w:p>
+      <w:r>
+        <w:t>Review Find a Real Problem (ai-1/29). Goal: Describe a specific user difficulty using supplied evidence without inventing its cause. Short practice: Write a one-sentence project goal and say what evidence would count as a failure.. Return to this week and explain what you changed.</w:t>
+      </w:r>
+    </w:p>
+    <w:p>
+      <w:pPr>
+        <w:pStyle w:val="Heading3"/>
+      </w:pPr>
+      <w:r>
+        <w:t>Keep your completed work</w:t>
+      </w:r>
+    </w:p>
+    <w:p>
+      <w:r>
+        <w:t>Use Download completed work in the hosted lesson to export your answers, reflections, practice feedback and code-run evidence. Open the HTML copy to read or print it. Drafts stay in this browser when storage is available; clear drafts on a shared device.</w:t>
+      </w:r>
+    </w:p>
+    <w:p>
+      <w:pPr>
+        <w:pStyle w:val="Heading3"/>
+      </w:pPr>
+      <w:r>
+        <w:t>What I repaired, the evidence I kept and the next test</w:t>
+      </w:r>
+    </w:p>
+    <w:p>
+      <w:r>
+        <w:t>________________________________________________________________</w:t>
+      </w:r>
+    </w:p>
+    <w:p>
+      <w:r>
+        <w:t>________________________________________________________________</w:t>
+      </w:r>
+    </w:p>
+    <w:p>
+      <w:r>
+        <w:t>________________________________________________________________</w:t>
+      </w:r>
+    </w:p>
+    <w:p>
+      <w:r>
+        <w:t>________________________________________________________________</w:t>
+      </w:r>
+    </w:p>
+    <w:p>
+      <w:r>
+        <w:t>________________________________________________________________</w:t>
+      </w:r>
+    </w:p>
     <w:sectPr>
       <w:pgSz w:w="12240" w:h="15840"/>
       <w:pgMar w:top="936" w:right="1008" w:bottom="936" w:left="1008" w:header="720" w:footer="720" w:gutter="0"/>

--- a/downloads/workbook/ai-1-week-35.docx
+++ b/downloads/workbook/ai-1-week-35.docx
@@ -30,6 +30,17 @@
     </w:p>
     <w:p>
       <w:r>
+        <w:t>Record your starting explanation for Improve One Cause before opening notes. Show any later correction separately.</w:t>
+      </w:r>
+    </w:p>
+    <w:p>
+      <w:pPr>
+        <w:spacing w:line="336" w:lineRule="auto" w:after="180"/>
+      </w:pPr>
+      <w:r>
+        <w:rPr>
+          <w:b w:val="0"/>
+        </w:rPr>
         <w:t>Try the recall before opening notes. Then use a different colour or a labelled second line to correct your explanation.</w:t>
       </w:r>
     </w:p>
@@ -42,7 +53,13 @@
       </w:r>
     </w:p>
     <w:p>
-      <w:r>
+      <w:pPr>
+        <w:spacing w:line="336" w:lineRule="auto" w:after="180"/>
+      </w:pPr>
+      <w:r>
+        <w:rPr>
+          <w:b w:val="0"/>
+        </w:rPr>
         <w:t>Without opening the old lesson, explain one key idea from Test Edge Cases and Fairness. Give an example and a mistake that the idea helps you avoid.</w:t>
       </w:r>
     </w:p>
@@ -78,7 +95,13 @@
       </w:r>
     </w:p>
     <w:p>
-      <w:r>
+      <w:pPr>
+        <w:spacing w:line="336" w:lineRule="auto" w:after="180"/>
+      </w:pPr>
+      <w:r>
+        <w:rPr>
+          <w:b w:val="0"/>
+        </w:rPr>
         <w:t>Without opening the old lesson, explain one key idea from Build a Paper Prototype. Give an example and a mistake that the idea helps you avoid.</w:t>
       </w:r>
     </w:p>
@@ -114,7 +137,13 @@
       </w:r>
     </w:p>
     <w:p>
-      <w:r>
+      <w:pPr>
+        <w:spacing w:line="336" w:lineRule="auto" w:after="180"/>
+      </w:pPr>
+      <w:r>
+        <w:rPr>
+          <w:b w:val="0"/>
+        </w:rPr>
         <w:t>Without opening the old lesson, explain one key idea from Find a Real Problem. Give an example and a mistake that the idea helps you avoid.</w:t>
       </w:r>
     </w:p>
@@ -151,7 +180,42 @@
     </w:p>
     <w:p>
       <w:r>
-        <w:t>Use W2: Check the repair and earlier behaviour for Improving and checking regressions. Record the answer once; the lesson and workbook refer to the same attempt.</w:t>
+        <w:t>Complete the supported Improve One Cause trace and record the first step you can explain without help.</w:t>
+      </w:r>
+    </w:p>
+    <w:p>
+      <w:pPr>
+        <w:spacing w:line="336" w:lineRule="auto" w:after="180"/>
+      </w:pPr>
+      <w:r>
+        <w:rPr>
+          <w:b w:val="0"/>
+        </w:rPr>
+        <w:t xml:space="preserve">Use W2: Check the </w:t>
+      </w:r>
+      <w:r>
+        <w:rPr>
+          <w:b/>
+        </w:rPr>
+        <w:t>repair</w:t>
+      </w:r>
+      <w:r>
+        <w:rPr>
+          <w:b w:val="0"/>
+        </w:rPr>
+        <w:t xml:space="preserve"> and earlier behaviour for Improving and checking </w:t>
+      </w:r>
+      <w:r>
+        <w:rPr>
+          <w:b/>
+        </w:rPr>
+        <w:t>regression</w:t>
+      </w:r>
+      <w:r>
+        <w:rPr>
+          <w:b w:val="0"/>
+        </w:rPr>
+        <w:t>s. Record the answer once; the lesson and workbook refer to the same attempt.</w:t>
       </w:r>
     </w:p>
     <w:tbl>
@@ -279,7 +343,65 @@
     </w:p>
     <w:p>
       <w:r>
-        <w:t>Use the worked case for Improving and checking regressions. Proposed explanation: “One repaired example proves improvement everywhere”. Decide whether this explanation is supported. Point to the step or supplied fact that decides; explain your repair if needed.</w:t>
+        <w:t>Check the proposed Improve One Cause explanation against the supplied facts before discussing it.</w:t>
+      </w:r>
+    </w:p>
+    <w:p>
+      <w:pPr>
+        <w:spacing w:line="336" w:lineRule="auto" w:after="180"/>
+      </w:pPr>
+      <w:r>
+        <w:rPr>
+          <w:b w:val="0"/>
+        </w:rPr>
+        <w:t xml:space="preserve">Use the worked case for Improving and checking </w:t>
+      </w:r>
+      <w:r>
+        <w:rPr>
+          <w:b/>
+        </w:rPr>
+        <w:t>regression</w:t>
+      </w:r>
+      <w:r>
+        <w:rPr>
+          <w:b w:val="0"/>
+        </w:rPr>
+        <w:t xml:space="preserve">s. Proposed explanation: “One </w:t>
+      </w:r>
+      <w:r>
+        <w:rPr>
+          <w:b/>
+        </w:rPr>
+        <w:t>repair</w:t>
+      </w:r>
+      <w:r>
+        <w:rPr>
+          <w:b w:val="0"/>
+        </w:rPr>
+        <w:t>ed example proves improvement everywhere”. Decide whether this explanation is supported.</w:t>
+      </w:r>
+    </w:p>
+    <w:p>
+      <w:pPr>
+        <w:spacing w:line="336" w:lineRule="auto" w:after="180"/>
+      </w:pPr>
+      <w:r>
+        <w:rPr>
+          <w:b w:val="0"/>
+        </w:rPr>
+        <w:t xml:space="preserve">Point to the step or supplied fact that decides; explain your </w:t>
+      </w:r>
+      <w:r>
+        <w:rPr>
+          <w:b/>
+        </w:rPr>
+        <w:t>repair</w:t>
+      </w:r>
+      <w:r>
+        <w:rPr>
+          <w:b w:val="0"/>
+        </w:rPr>
+        <w:t xml:space="preserve"> if needed.</w:t>
       </w:r>
     </w:p>
     <w:p>
@@ -319,6 +441,11 @@
       </w:r>
     </w:p>
     <w:p>
+      <w:r>
+        <w:t>Write one first attempt at the reserved independent case before feedback. Repeated copies of that case refer to the same recorded attempt.</w:t>
+      </w:r>
+    </w:p>
+    <w:p>
       <w:pPr>
         <w:pStyle w:val="Heading3"/>
       </w:pPr>
@@ -327,8 +454,72 @@
       </w:r>
     </w:p>
     <w:p>
-      <w:r>
-        <w:t>Equipment catalogue E lists E1 first with capacity 4 and E2 second with capacity 8. Valid whole group sizes are 1 to 10. Choose the first capacity at least the group size, or no match; invalid input needs clarification. Old U0 uses strictly greater capacity and stops at the first fit. Proposed U1 includes equality but keeps searching and returns the last fit. Independently compare U0, U1 and the requirement for groups 8 and 3. Identify the repair and regression, propose U2 and give one validation check. No booking occurs.</w:t>
+      <w:pPr>
+        <w:spacing w:line="336" w:lineRule="auto" w:after="180"/>
+      </w:pPr>
+      <w:r>
+        <w:rPr>
+          <w:b w:val="0"/>
+        </w:rPr>
+        <w:t xml:space="preserve">Equipment catalogue E lists E1 first with capacity 4 and E2 second with capacity 8. Valid whole group sizes are 1 to 10. Choose the first capacity at least the group size, or no match; invalid </w:t>
+      </w:r>
+      <w:r>
+        <w:rPr>
+          <w:b/>
+        </w:rPr>
+        <w:t>input</w:t>
+      </w:r>
+      <w:r>
+        <w:rPr>
+          <w:b w:val="0"/>
+        </w:rPr>
+        <w:t xml:space="preserve"> needs clarification.</w:t>
+      </w:r>
+    </w:p>
+    <w:p>
+      <w:pPr>
+        <w:spacing w:line="336" w:lineRule="auto" w:after="180"/>
+      </w:pPr>
+      <w:r>
+        <w:rPr>
+          <w:b w:val="0"/>
+        </w:rPr>
+        <w:t>Old U0 uses strictly greater capacity and stops at the first fit. Proposed U1 includes equality but keeps searching and returns the last fit. Independently compare U0, U1 and the requirement for groups 8 and 3.</w:t>
+      </w:r>
+    </w:p>
+    <w:p>
+      <w:pPr>
+        <w:spacing w:line="336" w:lineRule="auto" w:after="180"/>
+      </w:pPr>
+      <w:r>
+        <w:rPr>
+          <w:b w:val="0"/>
+        </w:rPr>
+        <w:t xml:space="preserve">Identify the </w:t>
+      </w:r>
+      <w:r>
+        <w:rPr>
+          <w:b/>
+        </w:rPr>
+        <w:t>repair</w:t>
+      </w:r>
+      <w:r>
+        <w:rPr>
+          <w:b w:val="0"/>
+        </w:rPr>
+        <w:t xml:space="preserve"> and </w:t>
+      </w:r>
+      <w:r>
+        <w:rPr>
+          <w:b/>
+        </w:rPr>
+        <w:t>regression</w:t>
+      </w:r>
+      <w:r>
+        <w:rPr>
+          <w:b w:val="0"/>
+        </w:rPr>
+        <w:t>, propose U2 and give one validation check. No booking occurs.</w:t>
       </w:r>
     </w:p>
     <w:p>
@@ -375,7 +566,13 @@
       </w:r>
     </w:p>
     <w:p>
-      <w:r>
+      <w:pPr>
+        <w:spacing w:line="336" w:lineRule="auto" w:after="180"/>
+      </w:pPr>
+      <w:r>
+        <w:rPr>
+          <w:b w:val="0"/>
+        </w:rPr>
         <w:t>Attempt this case before feedback. Record any help. Earlier examples below are further practice; a case already practised with feedback cannot establish fresh transfer.</w:t>
       </w:r>
     </w:p>
@@ -389,6 +586,18 @@
     </w:p>
     <w:p>
       <w:r>
+        <w:t>Connect the Improve One Cause target to a trace and a justified conclusion.</w:t>
+      </w:r>
+    </w:p>
+    <w:p>
+      <w:pPr>
+        <w:spacing w:line="336" w:lineRule="auto" w:after="180"/>
+        <w:shd w:fill="F5F1FB"/>
+      </w:pPr>
+      <w:r>
+        <w:rPr>
+          <w:b w:val="0"/>
+        </w:rPr>
         <w:t>Version A makes four errors. Version B makes one after lighting, labels and rules all change. What can you conclude, and how would you isolate the effect of lighting?</w:t>
       </w:r>
     </w:p>
@@ -402,17 +611,47 @@
     </w:p>
     <w:p>
       <w:r>
+        <w:t>Solve the supplied Improve One Cause case and show the deciding evidence.</w:t>
+      </w:r>
+    </w:p>
+    <w:p>
+      <w:pPr>
+        <w:spacing w:line="336" w:lineRule="auto" w:after="180"/>
+      </w:pPr>
+      <w:r>
+        <w:rPr>
+          <w:b w:val="0"/>
+        </w:rPr>
         <w:t>The team changes lighting, labels and rules together; errors fall from four to one.</w:t>
       </w:r>
     </w:p>
     <w:p>
-      <w:r>
+      <w:pPr>
+        <w:spacing w:line="336" w:lineRule="auto" w:after="180"/>
+        <w:shd w:fill="F5F1FB"/>
+      </w:pPr>
+      <w:r>
+        <w:rPr>
+          <w:b w:val="0"/>
+        </w:rPr>
         <w:t>Can it identify the cause of improvement?</w:t>
       </w:r>
     </w:p>
     <w:p>
-      <w:r>
-        <w:t>Show your trace, calculation or evidence</w:t>
+      <w:pPr>
+        <w:spacing w:line="336" w:lineRule="auto" w:after="180"/>
+      </w:pPr>
+      <w:r>
+        <w:rPr>
+          <w:b w:val="0"/>
+        </w:rPr>
+        <w:t xml:space="preserve">Show your trace, calculation or </w:t>
+      </w:r>
+      <w:r>
+        <w:rPr>
+          <w:b/>
+        </w:rPr>
+        <w:t>evidence</w:t>
       </w:r>
     </w:p>
     <w:p>
@@ -458,11 +697,28 @@
     </w:p>
     <w:p>
       <w:r>
+        <w:t>Apply the procedure to the changed case and record why the conclusion follows.</w:t>
+      </w:r>
+    </w:p>
+    <w:p>
+      <w:pPr>
+        <w:spacing w:line="336" w:lineRule="auto" w:after="180"/>
+      </w:pPr>
+      <w:r>
+        <w:rPr>
+          <w:b w:val="0"/>
+        </w:rPr>
         <w:t>Dim photos fail. You change the lighting and all decision rules together; performance improves. Can you tell which change helped? Design a clearer comparison.</w:t>
       </w:r>
     </w:p>
     <w:p>
-      <w:r>
+      <w:pPr>
+        <w:spacing w:line="336" w:lineRule="auto" w:after="180"/>
+      </w:pPr>
+      <w:r>
+        <w:rPr>
+          <w:b w:val="0"/>
+        </w:rPr>
         <w:t>My independent answer and reason</w:t>
       </w:r>
     </w:p>
@@ -517,7 +773,30 @@
     </w:p>
     <w:p>
       <w:r>
-        <w:t>Create a changed input, boundary case or missing-information case. Write the expected answer or safe response before testing.</w:t>
+        <w:t>Specify a changed input, expected result and observation separately.</w:t>
+      </w:r>
+    </w:p>
+    <w:p>
+      <w:pPr>
+        <w:spacing w:line="336" w:lineRule="auto" w:after="180"/>
+      </w:pPr>
+      <w:r>
+        <w:rPr>
+          <w:b w:val="0"/>
+        </w:rPr>
+        <w:t xml:space="preserve">Create a changed </w:t>
+      </w:r>
+      <w:r>
+        <w:rPr>
+          <w:b/>
+        </w:rPr>
+        <w:t>input</w:t>
+      </w:r>
+      <w:r>
+        <w:rPr>
+          <w:b w:val="0"/>
+        </w:rPr>
+        <w:t>, boundary case or missing-information case. Write the expected answer or safe response before testing.</w:t>
       </w:r>
     </w:p>
     <w:tbl>
@@ -646,12 +925,53 @@
     </w:p>
     <w:p>
       <w:r>
-        <w:t>Create sorter version 2 with one evidence-linked change and a before/after test table.</w:t>
-      </w:r>
-    </w:p>
-    <w:p>
-      <w:r>
-        <w:t>The project change and evidence I will keep</w:t>
+        <w:t>Justify what Improve One Cause adds to Helpful Classroom Sorter and keep the evidence.</w:t>
+      </w:r>
+    </w:p>
+    <w:p>
+      <w:pPr>
+        <w:spacing w:line="336" w:lineRule="auto" w:after="180"/>
+      </w:pPr>
+      <w:r>
+        <w:rPr>
+          <w:b w:val="0"/>
+        </w:rPr>
+        <w:t xml:space="preserve">Create sorter version 2 with one </w:t>
+      </w:r>
+      <w:r>
+        <w:rPr>
+          <w:b/>
+        </w:rPr>
+        <w:t>evidence</w:t>
+      </w:r>
+      <w:r>
+        <w:rPr>
+          <w:b w:val="0"/>
+        </w:rPr>
+        <w:t>-linked change and a before/after test table.</w:t>
+      </w:r>
+    </w:p>
+    <w:p>
+      <w:pPr>
+        <w:spacing w:line="336" w:lineRule="auto" w:after="180"/>
+      </w:pPr>
+      <w:r>
+        <w:rPr>
+          <w:b w:val="0"/>
+        </w:rPr>
+        <w:t xml:space="preserve">The project change and </w:t>
+      </w:r>
+      <w:r>
+        <w:rPr>
+          <w:b/>
+        </w:rPr>
+        <w:t>evidence</w:t>
+      </w:r>
+      <w:r>
+        <w:rPr>
+          <w:b w:val="0"/>
+        </w:rPr>
+        <w:t xml:space="preserve"> I will keep</w:t>
       </w:r>
     </w:p>
     <w:p>
@@ -697,11 +1017,54 @@
     </w:p>
     <w:p>
       <w:r>
-        <w:t>I can explain the mechanism. I can show evidence. I can handle a changed case. I can name a limit. Mark each as not yet, with help or independently, and attach supporting work.</w:t>
-      </w:r>
-    </w:p>
-    <w:p>
-      <w:r>
+        <w:t>Judge explanation, evidence, transfer and limits separately; attach the work behind your judgement.</w:t>
+      </w:r>
+    </w:p>
+    <w:p>
+      <w:pPr>
+        <w:pStyle w:val="ListBullet"/>
+      </w:pPr>
+      <w:r>
+        <w:t>I can explain the mechanism.</w:t>
+      </w:r>
+    </w:p>
+    <w:p>
+      <w:pPr>
+        <w:pStyle w:val="ListBullet"/>
+      </w:pPr>
+      <w:r>
+        <w:t>I can show evidence.</w:t>
+      </w:r>
+    </w:p>
+    <w:p>
+      <w:pPr>
+        <w:pStyle w:val="ListBullet"/>
+      </w:pPr>
+      <w:r>
+        <w:t>I can handle a changed case.</w:t>
+      </w:r>
+    </w:p>
+    <w:p>
+      <w:pPr>
+        <w:pStyle w:val="ListBullet"/>
+      </w:pPr>
+      <w:r>
+        <w:t>I can name a limit.</w:t>
+      </w:r>
+    </w:p>
+    <w:p>
+      <w:r>
+        <w:t>Mark each as not yet, with help or independently, and attach supporting work.</w:t>
+      </w:r>
+    </w:p>
+    <w:p>
+      <w:pPr>
+        <w:spacing w:line="336" w:lineRule="auto" w:after="180"/>
+      </w:pPr>
+      <w:r>
+        <w:rPr>
+          <w:b w:val="0"/>
+        </w:rPr>
         <w:t>Teacher review ____________________  Next step ____________________</w:t>
       </w:r>
     </w:p>
@@ -715,6 +1078,18 @@
     </w:p>
     <w:p>
       <w:r>
+        <w:t>Use this earlier case as transfer practice. A case already discussed with feedback is not fresh assessment evidence.</w:t>
+      </w:r>
+    </w:p>
+    <w:p>
+      <w:pPr>
+        <w:spacing w:line="336" w:lineRule="auto" w:after="180"/>
+        <w:shd w:fill="F5F1FB"/>
+      </w:pPr>
+      <w:r>
+        <w:rPr>
+          <w:b w:val="0"/>
+        </w:rPr>
         <w:t>Version A makes four errors. Version B makes one after lighting, labels and rules all change. What can you conclude, and how would you isolate the effect of lighting?</w:t>
       </w:r>
     </w:p>
@@ -762,7 +1137,13 @@
       </w:r>
     </w:p>
     <w:p>
-      <w:r>
+      <w:pPr>
+        <w:spacing w:line="336" w:lineRule="auto" w:after="180"/>
+      </w:pPr>
+      <w:r>
+        <w:rPr>
+          <w:b w:val="0"/>
+        </w:rPr>
         <w:t>Record support used: none, hint or teacher explanation.</w:t>
       </w:r>
     </w:p>
@@ -776,7 +1157,53 @@
     </w:p>
     <w:p>
       <w:r>
-        <w:t>Use S0’s failure on 10 Yes with catalogue B version 1. Record the expected and incorrect outputs, the faulty time comparison, the exact S1 correction and the other conditions that must remain. Explain what old evidence to preserve.</w:t>
+        <w:t>Write the change record. Apply the supplied Improve One Cause facts and keep your reasoning.</w:t>
+      </w:r>
+    </w:p>
+    <w:p>
+      <w:pPr>
+        <w:spacing w:line="336" w:lineRule="auto" w:after="180"/>
+      </w:pPr>
+      <w:r>
+        <w:rPr>
+          <w:b w:val="0"/>
+        </w:rPr>
+        <w:t xml:space="preserve">Use S0’s failure on 10 Yes with catalogue B version 1. Record the expected and incorrect </w:t>
+      </w:r>
+      <w:r>
+        <w:rPr>
+          <w:b/>
+        </w:rPr>
+        <w:t>output</w:t>
+      </w:r>
+      <w:r>
+        <w:rPr>
+          <w:b w:val="0"/>
+        </w:rPr>
+        <w:t>s, the faulty time comparison, the exact S1 correction and the other conditions that must remain.</w:t>
+      </w:r>
+    </w:p>
+    <w:p>
+      <w:pPr>
+        <w:spacing w:line="336" w:lineRule="auto" w:after="180"/>
+      </w:pPr>
+      <w:r>
+        <w:rPr>
+          <w:b w:val="0"/>
+        </w:rPr>
+        <w:t xml:space="preserve">Explain what old </w:t>
+      </w:r>
+      <w:r>
+        <w:rPr>
+          <w:b/>
+        </w:rPr>
+        <w:t>evidence</w:t>
+      </w:r>
+      <w:r>
+        <w:rPr>
+          <w:b w:val="0"/>
+        </w:rPr>
+        <w:t xml:space="preserve"> to preserve.</w:t>
       </w:r>
     </w:p>
     <w:p>
@@ -827,7 +1254,53 @@
     </w:p>
     <w:p>
       <w:r>
-        <w:t>Plan and operate the S1 repair and regression set described in the lesson, using the appropriate catalogue version for each case. Record expected and observed results separately with reasons and traces. Summarise full passes over all attempted cases, list unrun cases separately and identify any remaining failures. Do not replace observed mistakes with worked answers.</w:t>
+        <w:t>Check the repair and earlier behaviour. Apply the supplied Improve One Cause facts and keep your reasoning.</w:t>
+      </w:r>
+    </w:p>
+    <w:p>
+      <w:pPr>
+        <w:spacing w:line="336" w:lineRule="auto" w:after="180"/>
+      </w:pPr>
+      <w:r>
+        <w:rPr>
+          <w:b w:val="0"/>
+        </w:rPr>
+        <w:t xml:space="preserve">Plan and operate the S1 </w:t>
+      </w:r>
+      <w:r>
+        <w:rPr>
+          <w:b/>
+        </w:rPr>
+        <w:t>repair</w:t>
+      </w:r>
+      <w:r>
+        <w:rPr>
+          <w:b w:val="0"/>
+        </w:rPr>
+        <w:t xml:space="preserve"> and </w:t>
+      </w:r>
+      <w:r>
+        <w:rPr>
+          <w:b/>
+        </w:rPr>
+        <w:t>regression</w:t>
+      </w:r>
+      <w:r>
+        <w:rPr>
+          <w:b w:val="0"/>
+        </w:rPr>
+        <w:t xml:space="preserve"> set described in the lesson, using the appropriate catalogue version for each case. Record expected and observed results separately with reasons and traces.</w:t>
+      </w:r>
+    </w:p>
+    <w:p>
+      <w:pPr>
+        <w:spacing w:line="336" w:lineRule="auto" w:after="180"/>
+      </w:pPr>
+      <w:r>
+        <w:rPr>
+          <w:b w:val="0"/>
+        </w:rPr>
+        <w:t>Summarise full passes over all attempted cases, list unrun cases separately and identify any remaining failures. Do not replace observed mistakes with worked answers.</w:t>
       </w:r>
     </w:p>
     <w:p>
@@ -878,7 +1351,43 @@
     </w:p>
     <w:p>
       <w:r>
-        <w:t>T1 accepts equal times but omits the quiet check. Explain why it passes 10 Yes yet fails 9 Yes. Use S0’s earlier correct result for 9 Yes to justify the word regression. What should change in T1, and which two cases should be rerun first?</w:t>
+        <w:t>Reject a repair that breaks quiet requests. Apply the supplied Improve One Cause facts and keep your reasoning.</w:t>
+      </w:r>
+    </w:p>
+    <w:p>
+      <w:pPr>
+        <w:spacing w:line="336" w:lineRule="auto" w:after="180"/>
+        <w:shd w:fill="F5F1FB"/>
+      </w:pPr>
+      <w:r>
+        <w:rPr>
+          <w:b w:val="0"/>
+        </w:rPr>
+        <w:t xml:space="preserve">T1 accepts equal times but omits the quiet check. Explain why it passes 10 Yes yet fails 9 Yes. Use S0’s earlier correct result for 9 Yes to justify the word </w:t>
+      </w:r>
+      <w:r>
+        <w:rPr>
+          <w:b/>
+        </w:rPr>
+        <w:t>regression</w:t>
+      </w:r>
+      <w:r>
+        <w:rPr>
+          <w:b w:val="0"/>
+        </w:rPr>
+        <w:t>.</w:t>
+      </w:r>
+    </w:p>
+    <w:p>
+      <w:pPr>
+        <w:spacing w:line="336" w:lineRule="auto" w:after="180"/>
+        <w:shd w:fill="F5F1FB"/>
+      </w:pPr>
+      <w:r>
+        <w:rPr>
+          <w:b w:val="0"/>
+        </w:rPr>
+        <w:t>What should change in T1, and which two cases should be rerun first?</w:t>
       </w:r>
     </w:p>
     <w:p>
@@ -929,7 +1438,76 @@
     </w:p>
     <w:p>
       <w:r>
-        <w:t>Equipment catalogue E lists E1 first with capacity 4 and E2 second with capacity 8. Valid whole group sizes are 1 to 10. Choose the first capacity at least the group size, or no match; invalid input needs clarification. Old U0 uses strictly greater capacity and stops at the first fit. Proposed U1 includes equality but keeps searching and returns the last fit. Independently compare U0, U1 and the requirement for groups 8 and 3. Identify the repair and regression, propose U2 and give one validation check. No booking occurs.</w:t>
+        <w:t>Attempt before feedback. If this repeats the selected independent case, reuse that first attempt; otherwise keep a separate record. Audit a different proposed repair. Apply the supplied Improve One Cause facts and keep your reasoning.</w:t>
+      </w:r>
+    </w:p>
+    <w:p>
+      <w:pPr>
+        <w:spacing w:line="336" w:lineRule="auto" w:after="180"/>
+      </w:pPr>
+      <w:r>
+        <w:rPr>
+          <w:b w:val="0"/>
+        </w:rPr>
+        <w:t xml:space="preserve">Equipment catalogue E lists E1 first with capacity 4 and E2 second with capacity 8. Valid whole group sizes are 1 to 10. Choose the first capacity at least the group size, or no match; invalid </w:t>
+      </w:r>
+      <w:r>
+        <w:rPr>
+          <w:b/>
+        </w:rPr>
+        <w:t>input</w:t>
+      </w:r>
+      <w:r>
+        <w:rPr>
+          <w:b w:val="0"/>
+        </w:rPr>
+        <w:t xml:space="preserve"> needs clarification.</w:t>
+      </w:r>
+    </w:p>
+    <w:p>
+      <w:pPr>
+        <w:spacing w:line="336" w:lineRule="auto" w:after="180"/>
+      </w:pPr>
+      <w:r>
+        <w:rPr>
+          <w:b w:val="0"/>
+        </w:rPr>
+        <w:t>Old U0 uses strictly greater capacity and stops at the first fit. Proposed U1 includes equality but keeps searching and returns the last fit. Independently compare U0, U1 and the requirement for groups 8 and 3.</w:t>
+      </w:r>
+    </w:p>
+    <w:p>
+      <w:pPr>
+        <w:spacing w:line="336" w:lineRule="auto" w:after="180"/>
+      </w:pPr>
+      <w:r>
+        <w:rPr>
+          <w:b w:val="0"/>
+        </w:rPr>
+        <w:t xml:space="preserve">Identify the </w:t>
+      </w:r>
+      <w:r>
+        <w:rPr>
+          <w:b/>
+        </w:rPr>
+        <w:t>repair</w:t>
+      </w:r>
+      <w:r>
+        <w:rPr>
+          <w:b w:val="0"/>
+        </w:rPr>
+        <w:t xml:space="preserve"> and </w:t>
+      </w:r>
+      <w:r>
+        <w:rPr>
+          <w:b/>
+        </w:rPr>
+        <w:t>regression</w:t>
+      </w:r>
+      <w:r>
+        <w:rPr>
+          <w:b w:val="0"/>
+        </w:rPr>
+        <w:t>, propose U2 and give one validation check. No booking occurs.</w:t>
       </w:r>
     </w:p>
     <w:p>
@@ -990,7 +1568,29 @@
     </w:p>
     <w:p>
       <w:r>
-        <w:t>After seeing a reserved final case fail, a team edits its candidate, reruns that same case and calls the result “a successful unseen test of the new version”. Explain what is wrong and what should be recorded instead. State what must be saved before an evaluation begins.</w:t>
+        <w:t>Protect the meaning of final evaluation. Apply the supplied Improve One Cause facts and keep your reasoning.</w:t>
+      </w:r>
+    </w:p>
+    <w:p>
+      <w:pPr>
+        <w:spacing w:line="336" w:lineRule="auto" w:after="180"/>
+      </w:pPr>
+      <w:r>
+        <w:rPr>
+          <w:b w:val="0"/>
+        </w:rPr>
+        <w:t>After seeing a reserved final case fail, a team edits its candidate, reruns that same case and calls the result “a successful unseen test of the new version”. Explain what is wrong and what should be recorded instead.</w:t>
+      </w:r>
+    </w:p>
+    <w:p>
+      <w:pPr>
+        <w:spacing w:line="336" w:lineRule="auto" w:after="180"/>
+      </w:pPr>
+      <w:r>
+        <w:rPr>
+          <w:b w:val="0"/>
+        </w:rPr>
+        <w:t>State what must be saved before an evaluation begins.</w:t>
       </w:r>
     </w:p>
     <w:p>
@@ -1037,6 +1637,11 @@
       </w:pPr>
       <w:r>
         <w:t>17. Feedback, return check and learning record</w:t>
+      </w:r>
+    </w:p>
+    <w:p>
+      <w:r>
+        <w:t>Record the first repaired step and a different case to revisit after a delay.</w:t>
       </w:r>
     </w:p>
     <w:tbl>
@@ -1176,7 +1781,13 @@
       </w:tr>
     </w:tbl>
     <w:p>
-      <w:r>
+      <w:pPr>
+        <w:spacing w:line="336" w:lineRule="auto" w:after="180"/>
+      </w:pPr>
+      <w:r>
+        <w:rPr>
+          <w:b w:val="0"/>
+        </w:rPr>
         <w:t>Revisit this idea with your teacher after a delay. Familiarity is different from explaining and using it on a changed case.</w:t>
       </w:r>
     </w:p>
@@ -1190,16 +1801,51 @@
     </w:p>
     <w:p>
       <w:r>
-        <w:t>A fictional quiet-activity chooser has a boundary bug and a proposed repair.</w:t>
-      </w:r>
-    </w:p>
-    <w:p>
-      <w:r>
+        <w:t>A fictional quiet-activity chooser has a boundary bug and a proposed repair. Explain the labelled step before checking the changed condition.</w:t>
+      </w:r>
+    </w:p>
+    <w:p>
+      <w:pPr>
+        <w:spacing w:line="336" w:lineRule="auto" w:after="180"/>
+      </w:pPr>
+      <w:r>
+        <w:rPr>
+          <w:b w:val="0"/>
+        </w:rPr>
+        <w:t xml:space="preserve">A fictional quiet-activity chooser has a boundary bug and a proposed </w:t>
+      </w:r>
+      <w:r>
+        <w:rPr>
+          <w:b/>
+        </w:rPr>
+        <w:t>repair</w:t>
+      </w:r>
+      <w:r>
+        <w:rPr>
+          <w:b w:val="0"/>
+        </w:rPr>
+        <w:t>.</w:t>
+      </w:r>
+    </w:p>
+    <w:p>
+      <w:pPr>
+        <w:spacing w:line="336" w:lineRule="auto" w:after="180"/>
+      </w:pPr>
+      <w:r>
+        <w:rPr>
+          <w:b w:val="0"/>
+        </w:rPr>
         <w:t>A: quiet Yes, 8 minutes; B: quiet No, 5 minutes. Request quiet required Yes.</w:t>
       </w:r>
     </w:p>
     <w:p>
-      <w:r>
+      <w:pPr>
+        <w:spacing w:line="336" w:lineRule="auto" w:after="180"/>
+      </w:pPr>
+      <w:r>
+        <w:rPr>
+          <w:b w:val="0"/>
+        </w:rPr>
         <w:t>U0 accepts only duration&lt;available time. U1 fixes ≤ but accidentally removes the quiet requirement.</w:t>
       </w:r>
     </w:p>
@@ -1240,8 +1886,26 @@
       </w:r>
     </w:p>
     <w:p>
-      <w:r>
-        <w:t>Explain why “our repaired version now picks something” is not enough to show success at 6.</w:t>
+      <w:pPr>
+        <w:spacing w:line="336" w:lineRule="auto" w:after="180"/>
+      </w:pPr>
+      <w:r>
+        <w:rPr>
+          <w:b w:val="0"/>
+        </w:rPr>
+        <w:t xml:space="preserve">Explain why “our </w:t>
+      </w:r>
+      <w:r>
+        <w:rPr>
+          <w:b/>
+        </w:rPr>
+        <w:t>repair</w:t>
+      </w:r>
+      <w:r>
+        <w:rPr>
+          <w:b w:val="0"/>
+        </w:rPr>
+        <w:t>ed version now picks something” is not enough to show success at 6.</w:t>
       </w:r>
     </w:p>
     <w:p>
@@ -1283,13 +1947,58 @@
       </w:r>
     </w:p>
     <w:p>
-      <w:r>
-        <w:t>Support used: alone / hint / worked example. This record is practice evidence.</w:t>
-      </w:r>
-    </w:p>
-    <w:p>
-      <w:r>
-        <w:t>Project connection: Maintain sorter regression tests and compare complete version traces, retaining new failures rather than hiding them.</w:t>
+      <w:pPr>
+        <w:pStyle w:val="Heading3"/>
+      </w:pPr>
+      <w:r>
+        <w:t>Record the help used</w:t>
+      </w:r>
+    </w:p>
+    <w:p>
+      <w:pPr>
+        <w:spacing w:line="336" w:lineRule="auto" w:after="180"/>
+        <w:shd w:fill="F1F6F8"/>
+      </w:pPr>
+      <w:r>
+        <w:rPr>
+          <w:b w:val="0"/>
+        </w:rPr>
+        <w:t xml:space="preserve">Support used: alone / hint / worked example. This record is practice </w:t>
+      </w:r>
+      <w:r>
+        <w:rPr>
+          <w:b/>
+        </w:rPr>
+        <w:t>evidence</w:t>
+      </w:r>
+      <w:r>
+        <w:rPr>
+          <w:b w:val="0"/>
+        </w:rPr>
+        <w:t>.</w:t>
+      </w:r>
+    </w:p>
+    <w:p>
+      <w:pPr>
+        <w:spacing w:line="336" w:lineRule="auto" w:after="180"/>
+      </w:pPr>
+      <w:r>
+        <w:rPr>
+          <w:b w:val="0"/>
+        </w:rPr>
+        <w:t xml:space="preserve">Project connection: Maintain sorter </w:t>
+      </w:r>
+      <w:r>
+        <w:rPr>
+          <w:b/>
+        </w:rPr>
+        <w:t>regression</w:t>
+      </w:r>
+      <w:r>
+        <w:rPr>
+          <w:b w:val="0"/>
+        </w:rPr>
+        <w:t xml:space="preserve"> tests and compare complete version traces, retaining new failures rather than hiding them.</w:t>
       </w:r>
     </w:p>
     <w:p>
@@ -1302,17 +2011,64 @@
     </w:p>
     <w:p>
       <w:r>
+        <w:t>Keep this week’s input, deciding step, result and limit together in the Helpful Classroom Sorter record.</w:t>
+      </w:r>
+    </w:p>
+    <w:p>
+      <w:pPr>
+        <w:spacing w:line="336" w:lineRule="auto" w:after="180"/>
+      </w:pPr>
+      <w:r>
+        <w:rPr>
+          <w:b w:val="0"/>
+        </w:rPr>
         <w:t>Project: Helpful Classroom Sorter</w:t>
       </w:r>
     </w:p>
     <w:p>
-      <w:r>
-        <w:t>Current milestone: Present and defend. Demonstrate the system, explain one failure and justify the next improvement with evidence.</w:t>
-      </w:r>
-    </w:p>
-    <w:p>
-      <w:r>
-        <w:t>Maintain sorter regression tests and compare complete version traces, retaining new failures rather than hiding them.</w:t>
+      <w:pPr>
+        <w:spacing w:line="336" w:lineRule="auto" w:after="180"/>
+      </w:pPr>
+      <w:r>
+        <w:rPr>
+          <w:b w:val="0"/>
+        </w:rPr>
+        <w:t xml:space="preserve">Current milestone: Present and defend. Demonstrate the system, explain one failure and justify the next improvement with </w:t>
+      </w:r>
+      <w:r>
+        <w:rPr>
+          <w:b/>
+        </w:rPr>
+        <w:t>evidence</w:t>
+      </w:r>
+      <w:r>
+        <w:rPr>
+          <w:b w:val="0"/>
+        </w:rPr>
+        <w:t>.</w:t>
+      </w:r>
+    </w:p>
+    <w:p>
+      <w:pPr>
+        <w:spacing w:line="336" w:lineRule="auto" w:after="180"/>
+      </w:pPr>
+      <w:r>
+        <w:rPr>
+          <w:b w:val="0"/>
+        </w:rPr>
+        <w:t xml:space="preserve">Maintain sorter </w:t>
+      </w:r>
+      <w:r>
+        <w:rPr>
+          <w:b/>
+        </w:rPr>
+        <w:t>regression</w:t>
+      </w:r>
+      <w:r>
+        <w:rPr>
+          <w:b w:val="0"/>
+        </w:rPr>
+        <w:t xml:space="preserve"> tests and compare complete version traces, retaining new failures rather than hiding them.</w:t>
       </w:r>
     </w:p>
     <w:tbl>
@@ -1474,12 +2230,41 @@
     </w:p>
     <w:p>
       <w:r>
+        <w:t>Try the supported questions before comparing with hints and feedback. Record what you repaired and the evidence you retained.</w:t>
+      </w:r>
+    </w:p>
+    <w:p>
+      <w:pPr>
+        <w:spacing w:line="336" w:lineRule="auto" w:after="180"/>
+      </w:pPr>
+      <w:r>
+        <w:rPr>
+          <w:b w:val="0"/>
+        </w:rPr>
         <w:t>Use this supported practice once, in the browser or on paper. Keep the reserved independent assessment for a separate first attempt before teacher feedback.</w:t>
       </w:r>
     </w:p>
     <w:p>
-      <w:r>
-        <w:t>A fictional quiet-activity chooser has a boundary bug and a proposed repair.</w:t>
+      <w:pPr>
+        <w:spacing w:line="336" w:lineRule="auto" w:after="180"/>
+      </w:pPr>
+      <w:r>
+        <w:rPr>
+          <w:b w:val="0"/>
+        </w:rPr>
+        <w:t xml:space="preserve">A fictional quiet-activity chooser has a boundary bug and a proposed </w:t>
+      </w:r>
+      <w:r>
+        <w:rPr>
+          <w:b/>
+        </w:rPr>
+        <w:t>repair</w:t>
+      </w:r>
+      <w:r>
+        <w:rPr>
+          <w:b w:val="0"/>
+        </w:rPr>
+        <w:t>.</w:t>
       </w:r>
     </w:p>
     <w:p>
@@ -1491,27 +2276,79 @@
       </w:r>
     </w:p>
     <w:p>
-      <w:r>
+      <w:pPr>
+        <w:spacing w:line="336" w:lineRule="auto" w:after="180"/>
+      </w:pPr>
+      <w:r>
+        <w:rPr>
+          <w:b w:val="0"/>
+        </w:rPr>
         <w:t>Which labelled step matches this detail? U1 selects noisy B at 6; fixing equality introduced a new failure.</w:t>
       </w:r>
     </w:p>
     <w:p>
-      <w:r>
+      <w:pPr>
+        <w:spacing w:line="336" w:lineRule="auto" w:after="180"/>
+        <w:shd w:fill="F4F9FC"/>
+      </w:pPr>
+      <w:r>
+        <w:rPr>
+          <w:b w:val="0"/>
+        </w:rPr>
         <w:t>1. Bad revision</w:t>
       </w:r>
     </w:p>
     <w:p>
-      <w:r>
-        <w:t>2. Regression case</w:t>
-      </w:r>
-    </w:p>
-    <w:p>
-      <w:r>
-        <w:t>3. Expected repair</w:t>
-      </w:r>
-    </w:p>
-    <w:p>
-      <w:r>
+      <w:pPr>
+        <w:spacing w:line="336" w:lineRule="auto" w:after="180"/>
+        <w:shd w:fill="F4F9FC"/>
+      </w:pPr>
+      <w:r>
+        <w:rPr>
+          <w:b w:val="0"/>
+        </w:rPr>
+        <w:t xml:space="preserve">2. </w:t>
+      </w:r>
+      <w:r>
+        <w:rPr>
+          <w:b/>
+        </w:rPr>
+        <w:t>Regression</w:t>
+      </w:r>
+      <w:r>
+        <w:rPr>
+          <w:b w:val="0"/>
+        </w:rPr>
+        <w:t xml:space="preserve"> case</w:t>
+      </w:r>
+    </w:p>
+    <w:p>
+      <w:pPr>
+        <w:spacing w:line="336" w:lineRule="auto" w:after="180"/>
+        <w:shd w:fill="F4F9FC"/>
+      </w:pPr>
+      <w:r>
+        <w:rPr>
+          <w:b w:val="0"/>
+        </w:rPr>
+        <w:t xml:space="preserve">3. Expected </w:t>
+      </w:r>
+      <w:r>
+        <w:rPr>
+          <w:b/>
+        </w:rPr>
+        <w:t>repair</w:t>
+      </w:r>
+    </w:p>
+    <w:p>
+      <w:pPr>
+        <w:spacing w:line="336" w:lineRule="auto" w:after="180"/>
+        <w:shd w:fill="F4F9FC"/>
+      </w:pPr>
+      <w:r>
+        <w:rPr>
+          <w:b w:val="0"/>
+        </w:rPr>
         <w:t>4. Boundary failure</w:t>
       </w:r>
     </w:p>
@@ -1549,41 +2386,179 @@
       </w:r>
     </w:p>
     <w:p>
-      <w:r>
+      <w:pPr>
+        <w:pStyle w:val="Heading3"/>
+      </w:pPr>
+      <w:r>
+        <w:t>Hint · try first</w:t>
+      </w:r>
+    </w:p>
+    <w:p>
+      <w:pPr>
+        <w:spacing w:line="336" w:lineRule="auto" w:after="180"/>
+        <w:shd w:fill="F1F6F8"/>
+      </w:pPr>
+      <w:r>
+        <w:rPr>
+          <w:b w:val="0"/>
+        </w:rPr>
         <w:t>Hint if needed: Read the steps in the pictorial case. Match the supplied detail to the stage that performs or records it.</w:t>
       </w:r>
     </w:p>
     <w:p>
-      <w:r>
-        <w:t>After your attempt, compare with the supported explanation: Bad revision U1 selects noisy B at 6; fixing equality introduced a new failure. A repair must preserve the full contract, not just make one failing example pass. The quiet condition and duration comparison are separate requirements. Changing only the inequality targets the recorded cause; removing the quiet check changes another behavior. Save previously passing cases to reveal such regressions.</w:t>
-      </w:r>
-    </w:p>
-    <w:p>
       <w:pPr>
         <w:pStyle w:val="Heading3"/>
       </w:pPr>
       <w:r>
+        <w:t>Feedback · compare after trying</w:t>
+      </w:r>
+    </w:p>
+    <w:p>
+      <w:pPr>
+        <w:spacing w:line="336" w:lineRule="auto" w:after="180"/>
+        <w:shd w:fill="F1F6FC"/>
+      </w:pPr>
+      <w:r>
+        <w:rPr>
+          <w:b w:val="0"/>
+        </w:rPr>
+        <w:t xml:space="preserve">After your attempt, compare with the supported explanation: Bad revision U1 selects noisy B at 6; fixing equality introduced a new failure. A </w:t>
+      </w:r>
+      <w:r>
+        <w:rPr>
+          <w:b/>
+        </w:rPr>
+        <w:t>repair</w:t>
+      </w:r>
+      <w:r>
+        <w:rPr>
+          <w:b w:val="0"/>
+        </w:rPr>
+        <w:t xml:space="preserve"> must preserve the full contract, not just make one failing example pass.</w:t>
+      </w:r>
+    </w:p>
+    <w:p>
+      <w:pPr>
+        <w:spacing w:line="336" w:lineRule="auto" w:after="180"/>
+        <w:shd w:fill="F1F6FC"/>
+      </w:pPr>
+      <w:r>
+        <w:rPr>
+          <w:b w:val="0"/>
+        </w:rPr>
+        <w:t>The quiet condition and duration comparison are separate requirements. Changing only the inequality targets the recorded cause; removing the quiet check changes another behavior.</w:t>
+      </w:r>
+    </w:p>
+    <w:p>
+      <w:pPr>
+        <w:spacing w:line="336" w:lineRule="auto" w:after="180"/>
+        <w:shd w:fill="F1F6FC"/>
+      </w:pPr>
+      <w:r>
+        <w:rPr>
+          <w:b w:val="0"/>
+        </w:rPr>
+        <w:t xml:space="preserve">Save previously passing cases to reveal such </w:t>
+      </w:r>
+      <w:r>
+        <w:rPr>
+          <w:b/>
+        </w:rPr>
+        <w:t>regression</w:t>
+      </w:r>
+      <w:r>
+        <w:rPr>
+          <w:b w:val="0"/>
+        </w:rPr>
+        <w:t>s.</w:t>
+      </w:r>
+    </w:p>
+    <w:p>
+      <w:pPr>
+        <w:pStyle w:val="Heading3"/>
+      </w:pPr>
+      <w:r>
         <w:t>Practice 2: explain the deciding evidence</w:t>
       </w:r>
     </w:p>
     <w:p>
-      <w:r>
+      <w:pPr>
+        <w:pStyle w:val="Heading3"/>
+      </w:pPr>
+      <w:r>
+        <w:t>Changed case · predict first</w:t>
+      </w:r>
+    </w:p>
+    <w:p>
+      <w:pPr>
+        <w:spacing w:line="336" w:lineRule="auto" w:after="180"/>
+        <w:shd w:fill="F5F1FB"/>
+      </w:pPr>
+      <w:r>
+        <w:rPr>
+          <w:b w:val="0"/>
+        </w:rPr>
         <w:t>Changed-case practice: Use U2, which changes &lt; to ≤ and keeps the quiet check. Which conclusion is supported by the supplied facts?</w:t>
       </w:r>
     </w:p>
     <w:p>
-      <w:r>
+      <w:pPr>
+        <w:spacing w:line="336" w:lineRule="auto" w:after="180"/>
+        <w:shd w:fill="F4F9FC"/>
+      </w:pPr>
+      <w:r>
+        <w:rPr>
+          <w:b w:val="0"/>
+        </w:rPr>
         <w:t>1. At 8 return A; at 6 return none.</w:t>
       </w:r>
     </w:p>
     <w:p>
-      <w:r>
-        <w:t>2. This one example guarantees correct results for every future input.</w:t>
-      </w:r>
-    </w:p>
-    <w:p>
-      <w:r>
-        <w:t>3. We can decide the result without examining the changed input or the procedure.</w:t>
+      <w:pPr>
+        <w:spacing w:line="336" w:lineRule="auto" w:after="180"/>
+        <w:shd w:fill="F4F9FC"/>
+      </w:pPr>
+      <w:r>
+        <w:rPr>
+          <w:b w:val="0"/>
+        </w:rPr>
+        <w:t xml:space="preserve">2. This one example guarantees correct results for every future </w:t>
+      </w:r>
+      <w:r>
+        <w:rPr>
+          <w:b/>
+        </w:rPr>
+        <w:t>input</w:t>
+      </w:r>
+      <w:r>
+        <w:rPr>
+          <w:b w:val="0"/>
+        </w:rPr>
+        <w:t>.</w:t>
+      </w:r>
+    </w:p>
+    <w:p>
+      <w:pPr>
+        <w:spacing w:line="336" w:lineRule="auto" w:after="180"/>
+        <w:shd w:fill="F4F9FC"/>
+      </w:pPr>
+      <w:r>
+        <w:rPr>
+          <w:b w:val="0"/>
+        </w:rPr>
+        <w:t xml:space="preserve">3. We can decide the result without examining the changed </w:t>
+      </w:r>
+      <w:r>
+        <w:rPr>
+          <w:b/>
+        </w:rPr>
+        <w:t>input</w:t>
+      </w:r>
+      <w:r>
+        <w:rPr>
+          <w:b w:val="0"/>
+        </w:rPr>
+        <w:t xml:space="preserve"> or the procedure.</w:t>
       </w:r>
     </w:p>
     <w:p>
@@ -1620,36 +2595,165 @@
       </w:r>
     </w:p>
     <w:p>
-      <w:r>
+      <w:pPr>
+        <w:pStyle w:val="Heading3"/>
+      </w:pPr>
+      <w:r>
+        <w:t>Hint · try first</w:t>
+      </w:r>
+    </w:p>
+    <w:p>
+      <w:pPr>
+        <w:spacing w:line="336" w:lineRule="auto" w:after="180"/>
+        <w:shd w:fill="F1F6F8"/>
+      </w:pPr>
+      <w:r>
+        <w:rPr>
+          <w:b w:val="0"/>
+        </w:rPr>
         <w:t>Hint if needed: Use the changed condition and the deciding step in the pictorial trace. The answer must say what follows from those facts.</w:t>
       </w:r>
     </w:p>
     <w:p>
-      <w:r>
-        <w:t>After your attempt, compare with the supported explanation: At 8 return A; at 6 return none. Equality is repaired while B remains ineligible because it is noisy.</w:t>
-      </w:r>
-    </w:p>
-    <w:p>
       <w:pPr>
         <w:pStyle w:val="Heading3"/>
       </w:pPr>
       <w:r>
+        <w:t>Feedback · compare after trying</w:t>
+      </w:r>
+    </w:p>
+    <w:p>
+      <w:pPr>
+        <w:spacing w:line="336" w:lineRule="auto" w:after="180"/>
+        <w:shd w:fill="F1F6FC"/>
+      </w:pPr>
+      <w:r>
+        <w:rPr>
+          <w:b w:val="0"/>
+        </w:rPr>
+        <w:t xml:space="preserve">After your attempt, compare with the supported explanation: At 8 return A; at 6 return none. Equality is </w:t>
+      </w:r>
+      <w:r>
+        <w:rPr>
+          <w:b/>
+        </w:rPr>
+        <w:t>repair</w:t>
+      </w:r>
+      <w:r>
+        <w:rPr>
+          <w:b w:val="0"/>
+        </w:rPr>
+        <w:t>ed while B remains ineligible because it is noisy.</w:t>
+      </w:r>
+    </w:p>
+    <w:p>
+      <w:pPr>
+        <w:pStyle w:val="Heading3"/>
+      </w:pPr>
+      <w:r>
         <w:t>Repair a missing building block</w:t>
       </w:r>
     </w:p>
     <w:p>
-      <w:r>
-        <w:t>Review Test Edge Cases and Fairness (ai-1/34). Goal: Choose tests just below, at and above a decision boundary. Short practice: Which single boundary run most directly detects the strict-comparison bug, and why?. Return to this week and explain what you changed.</w:t>
-      </w:r>
-    </w:p>
-    <w:p>
-      <w:r>
-        <w:t>Review Build a Paper Prototype (ai-1/32). Goal: Build a runnable paper prototype with explicit instructions and visible state. Short practice: What should appear in the test log before and after the repair?. Return to this week and explain what you changed.</w:t>
-      </w:r>
-    </w:p>
-    <w:p>
-      <w:r>
-        <w:t>Review Find a Real Problem (ai-1/29). Goal: Describe a specific user difficulty using supplied evidence without inventing its cause. Short practice: Write a one-sentence project goal and say what evidence would count as a failure.. Return to this week and explain what you changed.</w:t>
+      <w:pPr>
+        <w:spacing w:line="336" w:lineRule="auto" w:after="180"/>
+      </w:pPr>
+      <w:r>
+        <w:rPr>
+          <w:b w:val="0"/>
+        </w:rPr>
+        <w:t>Review Test Edge Cases and Fairness (ai-1/34). Goal: Choose tests just below, at and above a decision boundary. Short practice: Which single boundary run most directly detects the strict-comparison bug, and why?.</w:t>
+      </w:r>
+    </w:p>
+    <w:p>
+      <w:pPr>
+        <w:spacing w:line="336" w:lineRule="auto" w:after="180"/>
+      </w:pPr>
+      <w:r>
+        <w:rPr>
+          <w:b w:val="0"/>
+        </w:rPr>
+        <w:t>Return to this week and explain what you changed.</w:t>
+      </w:r>
+    </w:p>
+    <w:p>
+      <w:pPr>
+        <w:spacing w:line="336" w:lineRule="auto" w:after="180"/>
+      </w:pPr>
+      <w:r>
+        <w:rPr>
+          <w:b w:val="0"/>
+        </w:rPr>
+        <w:t xml:space="preserve">Review Build a Paper Prototype (ai-1/32). Goal: Build a runnable paper prototype with explicit instructions and visible state. Short practice: What should appear in the test log before and after the </w:t>
+      </w:r>
+      <w:r>
+        <w:rPr>
+          <w:b/>
+        </w:rPr>
+        <w:t>repair</w:t>
+      </w:r>
+      <w:r>
+        <w:rPr>
+          <w:b w:val="0"/>
+        </w:rPr>
+        <w:t>?.</w:t>
+      </w:r>
+    </w:p>
+    <w:p>
+      <w:pPr>
+        <w:spacing w:line="336" w:lineRule="auto" w:after="180"/>
+      </w:pPr>
+      <w:r>
+        <w:rPr>
+          <w:b w:val="0"/>
+        </w:rPr>
+        <w:t>Return to this week and explain what you changed.</w:t>
+      </w:r>
+    </w:p>
+    <w:p>
+      <w:pPr>
+        <w:spacing w:line="336" w:lineRule="auto" w:after="180"/>
+      </w:pPr>
+      <w:r>
+        <w:rPr>
+          <w:b w:val="0"/>
+        </w:rPr>
+        <w:t xml:space="preserve">Review Find a Real Problem (ai-1/29). Goal: Describe a specific user difficulty using supplied </w:t>
+      </w:r>
+      <w:r>
+        <w:rPr>
+          <w:b/>
+        </w:rPr>
+        <w:t>evidence</w:t>
+      </w:r>
+      <w:r>
+        <w:rPr>
+          <w:b w:val="0"/>
+        </w:rPr>
+        <w:t xml:space="preserve"> without inventing its cause.</w:t>
+      </w:r>
+    </w:p>
+    <w:p>
+      <w:pPr>
+        <w:spacing w:line="336" w:lineRule="auto" w:after="180"/>
+      </w:pPr>
+      <w:r>
+        <w:rPr>
+          <w:b w:val="0"/>
+        </w:rPr>
+        <w:t xml:space="preserve">Short practice: Write a one-sentence project goal and say what </w:t>
+      </w:r>
+      <w:r>
+        <w:rPr>
+          <w:b/>
+        </w:rPr>
+        <w:t>evidence</w:t>
+      </w:r>
+      <w:r>
+        <w:rPr>
+          <w:b w:val="0"/>
+        </w:rPr>
+        <w:t xml:space="preserve"> would count as a failure.. Return to this week and explain what you changed.</w:t>
       </w:r>
     </w:p>
     <w:p>
@@ -1661,8 +2765,37 @@
       </w:r>
     </w:p>
     <w:p>
-      <w:r>
-        <w:t>Use Download completed work in the hosted lesson to export your answers, reflections, practice feedback and code-run evidence. Open the HTML copy to read or print it. Drafts stay in this browser when storage is available; clear drafts on a shared device.</w:t>
+      <w:pPr>
+        <w:spacing w:line="336" w:lineRule="auto" w:after="180"/>
+      </w:pPr>
+      <w:r>
+        <w:rPr>
+          <w:b w:val="0"/>
+        </w:rPr>
+        <w:t xml:space="preserve">Use Download completed work in the hosted lesson to export your answers, reflections, practice feedback and code-run </w:t>
+      </w:r>
+      <w:r>
+        <w:rPr>
+          <w:b/>
+        </w:rPr>
+        <w:t>evidence</w:t>
+      </w:r>
+      <w:r>
+        <w:rPr>
+          <w:b w:val="0"/>
+        </w:rPr>
+        <w:t>. Open the HTML copy to read or print it.</w:t>
+      </w:r>
+    </w:p>
+    <w:p>
+      <w:pPr>
+        <w:spacing w:line="336" w:lineRule="auto" w:after="180"/>
+      </w:pPr>
+      <w:r>
+        <w:rPr>
+          <w:b w:val="0"/>
+        </w:rPr>
+        <w:t>Drafts stay in this browser when storage is available; clear drafts on a shared device.</w:t>
       </w:r>
     </w:p>
     <w:p>
@@ -1676,6 +2809,847 @@
     <w:p>
       <w:r>
         <w:t>________________________________________________________________</w:t>
+      </w:r>
+    </w:p>
+    <w:p>
+      <w:r>
+        <w:t>________________________________________________________________</w:t>
+      </w:r>
+    </w:p>
+    <w:p>
+      <w:r>
+        <w:t>________________________________________________________________</w:t>
+      </w:r>
+    </w:p>
+    <w:p>
+      <w:r>
+        <w:t>________________________________________________________________</w:t>
+      </w:r>
+    </w:p>
+    <w:p>
+      <w:r>
+        <w:t>________________________________________________________________</w:t>
+      </w:r>
+    </w:p>
+    <w:p>
+      <w:pPr>
+        <w:pStyle w:val="Heading1"/>
+      </w:pPr>
+      <w:r>
+        <w:t>21. Visual concept journey</w:t>
+      </w:r>
+    </w:p>
+    <w:p>
+      <w:r>
+        <w:t>Explain each Improve One Cause picture from its labels, then record a relevant limit.</w:t>
+      </w:r>
+    </w:p>
+    <w:p>
+      <w:pPr>
+        <w:pStyle w:val="Heading3"/>
+      </w:pPr>
+      <w:r>
+        <w:t>01. Improve One Cause: the case</w:t>
+      </w:r>
+    </w:p>
+    <w:p>
+      <w:r>
+        <w:drawing>
+          <wp:inline xmlns:a="http://schemas.openxmlformats.org/drawingml/2006/main" xmlns:pic="http://schemas.openxmlformats.org/drawingml/2006/picture">
+            <wp:extent cx="5486400" cy="2840736"/>
+            <wp:docPr id="2" name="Picture 2" descr="A fictional quiet-activity chooser has a boundary bug and a proposed repair. Supplied facts: A: quiet Yes, 8 minutes; B: quiet No, 5 minutes. Request quiet required Yes. U0 accepts only duration&lt;available time. U1 fixes ≤ but accidentally removes the quiet requirement."/>
+            <wp:cNvGraphicFramePr>
+              <a:graphicFrameLocks noChangeAspect="1"/>
+            </wp:cNvGraphicFramePr>
+            <a:graphic>
+              <a:graphicData uri="http://schemas.openxmlformats.org/drawingml/2006/picture">
+                <pic:pic>
+                  <pic:nvPicPr>
+                    <pic:cNvPr id="0" name="academy-story-ai-1-35-01.png"/>
+                    <pic:cNvPicPr/>
+                  </pic:nvPicPr>
+                  <pic:blipFill>
+                    <a:blip r:embed="rId10"/>
+                    <a:stretch>
+                      <a:fillRect/>
+                    </a:stretch>
+                  </pic:blipFill>
+                  <pic:spPr>
+                    <a:xfrm>
+                      <a:off x="0" y="0"/>
+                      <a:ext cx="5486400" cy="2840736"/>
+                    </a:xfrm>
+                    <a:prstGeom prst="rect"/>
+                  </pic:spPr>
+                </pic:pic>
+              </a:graphicData>
+            </a:graphic>
+          </wp:inline>
+        </w:drawing>
+      </w:r>
+    </w:p>
+    <w:p>
+      <w:pPr>
+        <w:spacing w:line="336" w:lineRule="auto" w:after="180"/>
+      </w:pPr>
+      <w:r>
+        <w:rPr>
+          <w:b w:val="0"/>
+        </w:rPr>
+        <w:t xml:space="preserve">A fictional quiet-activity chooser has a boundary bug and a proposed </w:t>
+      </w:r>
+      <w:r>
+        <w:rPr>
+          <w:b/>
+        </w:rPr>
+        <w:t>repair</w:t>
+      </w:r>
+      <w:r>
+        <w:rPr>
+          <w:b w:val="0"/>
+        </w:rPr>
+        <w:t>. Supplied facts: A: quiet Yes, 8 minutes; B: quiet No, 5 minutes. Request quiet required Yes. U0 accepts only duration&lt;available time.</w:t>
+      </w:r>
+    </w:p>
+    <w:p>
+      <w:pPr>
+        <w:spacing w:line="336" w:lineRule="auto" w:after="180"/>
+      </w:pPr>
+      <w:r>
+        <w:rPr>
+          <w:b w:val="0"/>
+        </w:rPr>
+        <w:t>U1 fixes ≤ but accidentally removes the quiet requirement.</w:t>
+      </w:r>
+    </w:p>
+    <w:p>
+      <w:pPr>
+        <w:spacing w:line="336" w:lineRule="auto" w:after="180"/>
+        <w:shd w:fill="F5F1FB"/>
+      </w:pPr>
+      <w:r>
+        <w:rPr>
+          <w:b w:val="0"/>
+        </w:rPr>
+        <w:t>Point to the given fact that matters most. Explain why it matters.</w:t>
+      </w:r>
+    </w:p>
+    <w:p>
+      <w:pPr>
+        <w:pStyle w:val="Heading3"/>
+      </w:pPr>
+      <w:r>
+        <w:t>My picture explanation, deciding evidence and one limit</w:t>
+      </w:r>
+    </w:p>
+    <w:p>
+      <w:r>
+        <w:t>________________________________________________________________</w:t>
+      </w:r>
+    </w:p>
+    <w:p>
+      <w:r>
+        <w:t>________________________________________________________________</w:t>
+      </w:r>
+    </w:p>
+    <w:p>
+      <w:r>
+        <w:t>________________________________________________________________</w:t>
+      </w:r>
+    </w:p>
+    <w:p>
+      <w:r>
+        <w:t>________________________________________________________________</w:t>
+      </w:r>
+    </w:p>
+    <w:p>
+      <w:pPr>
+        <w:pStyle w:val="Heading3"/>
+      </w:pPr>
+      <w:r>
+        <w:t>02. Follow the deciding steps</w:t>
+      </w:r>
+    </w:p>
+    <w:p>
+      <w:r>
+        <w:drawing>
+          <wp:inline xmlns:a="http://schemas.openxmlformats.org/drawingml/2006/main" xmlns:pic="http://schemas.openxmlformats.org/drawingml/2006/picture">
+            <wp:extent cx="5486400" cy="4005072"/>
+            <wp:docPr id="3" name="Picture 3" descr="Boundary failure: At 8 minutes, U0 rejects A and rejects noisy B: none. → Expected repair: Correct logic must allow A when time equals 8. → Regression case: At 6 quiet-required minutes, correct output is none. → Bad revision: U1 selects noisy B at 6; fixing equality introduced a new failure."/>
+            <wp:cNvGraphicFramePr>
+              <a:graphicFrameLocks noChangeAspect="1"/>
+            </wp:cNvGraphicFramePr>
+            <a:graphic>
+              <a:graphicData uri="http://schemas.openxmlformats.org/drawingml/2006/picture">
+                <pic:pic>
+                  <pic:nvPicPr>
+                    <pic:cNvPr id="0" name="academy-story-ai-1-35-02.png"/>
+                    <pic:cNvPicPr/>
+                  </pic:nvPicPr>
+                  <pic:blipFill>
+                    <a:blip r:embed="rId11"/>
+                    <a:stretch>
+                      <a:fillRect/>
+                    </a:stretch>
+                  </pic:blipFill>
+                  <pic:spPr>
+                    <a:xfrm>
+                      <a:off x="0" y="0"/>
+                      <a:ext cx="5486400" cy="4005072"/>
+                    </a:xfrm>
+                    <a:prstGeom prst="rect"/>
+                  </pic:spPr>
+                </pic:pic>
+              </a:graphicData>
+            </a:graphic>
+          </wp:inline>
+        </w:drawing>
+      </w:r>
+    </w:p>
+    <w:p>
+      <w:pPr>
+        <w:spacing w:line="336" w:lineRule="auto" w:after="180"/>
+      </w:pPr>
+      <w:r>
+        <w:rPr>
+          <w:b w:val="0"/>
+        </w:rPr>
+        <w:t xml:space="preserve">Boundary failure: At 8 minutes, U0 rejects A and rejects noisy B: none. → Expected </w:t>
+      </w:r>
+      <w:r>
+        <w:rPr>
+          <w:b/>
+        </w:rPr>
+        <w:t>repair</w:t>
+      </w:r>
+      <w:r>
+        <w:rPr>
+          <w:b w:val="0"/>
+        </w:rPr>
+        <w:t xml:space="preserve">: Correct logic must allow A when time equals 8. → </w:t>
+      </w:r>
+      <w:r>
+        <w:rPr>
+          <w:b/>
+        </w:rPr>
+        <w:t>Regression</w:t>
+      </w:r>
+      <w:r>
+        <w:rPr>
+          <w:b w:val="0"/>
+        </w:rPr>
+        <w:t xml:space="preserve"> case: At 6 quiet-required minutes, correct </w:t>
+      </w:r>
+      <w:r>
+        <w:rPr>
+          <w:b/>
+        </w:rPr>
+        <w:t>output</w:t>
+      </w:r>
+      <w:r>
+        <w:rPr>
+          <w:b w:val="0"/>
+        </w:rPr>
+        <w:t xml:space="preserve"> is none. → Bad revision: U1 selects noisy B at 6; fixing equality introduced a new failure.</w:t>
+      </w:r>
+    </w:p>
+    <w:p>
+      <w:pPr>
+        <w:spacing w:line="336" w:lineRule="auto" w:after="180"/>
+        <w:shd w:fill="F5F1FB"/>
+      </w:pPr>
+      <w:r>
+        <w:rPr>
+          <w:b w:val="0"/>
+        </w:rPr>
+        <w:t xml:space="preserve">Point to each numbered stage and explain which recorded </w:t>
+      </w:r>
+      <w:r>
+        <w:rPr>
+          <w:b/>
+        </w:rPr>
+        <w:t>input</w:t>
+      </w:r>
+      <w:r>
+        <w:rPr>
+          <w:b w:val="0"/>
+        </w:rPr>
+        <w:t xml:space="preserve"> it uses.</w:t>
+      </w:r>
+    </w:p>
+    <w:p>
+      <w:pPr>
+        <w:pStyle w:val="Heading3"/>
+      </w:pPr>
+      <w:r>
+        <w:t>My picture explanation, deciding evidence and one limit</w:t>
+      </w:r>
+    </w:p>
+    <w:p>
+      <w:r>
+        <w:t>________________________________________________________________</w:t>
+      </w:r>
+    </w:p>
+    <w:p>
+      <w:r>
+        <w:t>________________________________________________________________</w:t>
+      </w:r>
+    </w:p>
+    <w:p>
+      <w:r>
+        <w:t>________________________________________________________________</w:t>
+      </w:r>
+    </w:p>
+    <w:p>
+      <w:r>
+        <w:t>________________________________________________________________</w:t>
+      </w:r>
+    </w:p>
+    <w:p>
+      <w:pPr>
+        <w:pStyle w:val="Heading3"/>
+      </w:pPr>
+      <w:r>
+        <w:t>03. A repair with evidence</w:t>
+      </w:r>
+    </w:p>
+    <w:p>
+      <w:r>
+        <w:drawing>
+          <wp:inline xmlns:a="http://schemas.openxmlformats.org/drawingml/2006/main" xmlns:pic="http://schemas.openxmlformats.org/drawingml/2006/picture">
+            <wp:extent cx="5486400" cy="2834640"/>
+            <wp:docPr id="4" name="Picture 4" descr="A repair with evidence. Keep the failing trace | Save a new version | Rerun the revealing case. Name the broken requirement | Correct the faulty step | Rerun earlier passing cases. Keep input and catalogue labels | Record what changed | Keep every result and limit"/>
+            <wp:cNvGraphicFramePr>
+              <a:graphicFrameLocks noChangeAspect="1"/>
+            </wp:cNvGraphicFramePr>
+            <a:graphic>
+              <a:graphicData uri="http://schemas.openxmlformats.org/drawingml/2006/picture">
+                <pic:pic>
+                  <pic:nvPicPr>
+                    <pic:cNvPr id="0" name="academy-story-ai-1-35-03.png"/>
+                    <pic:cNvPicPr/>
+                  </pic:nvPicPr>
+                  <pic:blipFill>
+                    <a:blip r:embed="rId12"/>
+                    <a:stretch>
+                      <a:fillRect/>
+                    </a:stretch>
+                  </pic:blipFill>
+                  <pic:spPr>
+                    <a:xfrm>
+                      <a:off x="0" y="0"/>
+                      <a:ext cx="5486400" cy="2834640"/>
+                    </a:xfrm>
+                    <a:prstGeom prst="rect"/>
+                  </pic:spPr>
+                </pic:pic>
+              </a:graphicData>
+            </a:graphic>
+          </wp:inline>
+        </w:drawing>
+      </w:r>
+    </w:p>
+    <w:p>
+      <w:pPr>
+        <w:spacing w:line="336" w:lineRule="auto" w:after="180"/>
+      </w:pPr>
+      <w:r>
+        <w:rPr>
+          <w:b w:val="0"/>
+        </w:rPr>
+        <w:t xml:space="preserve">A </w:t>
+      </w:r>
+      <w:r>
+        <w:rPr>
+          <w:b/>
+        </w:rPr>
+        <w:t>repair</w:t>
+      </w:r>
+      <w:r>
+        <w:rPr>
+          <w:b w:val="0"/>
+        </w:rPr>
+        <w:t xml:space="preserve"> with </w:t>
+      </w:r>
+      <w:r>
+        <w:rPr>
+          <w:b/>
+        </w:rPr>
+        <w:t>evidence</w:t>
+      </w:r>
+      <w:r>
+        <w:rPr>
+          <w:b w:val="0"/>
+        </w:rPr>
+        <w:t>. Keep the failing trace | Save a new version | Rerun the revealing case. Name the broken requirement | Correct the faulty step | Rerun earlier passing cases.</w:t>
+      </w:r>
+    </w:p>
+    <w:p>
+      <w:pPr>
+        <w:spacing w:line="336" w:lineRule="auto" w:after="180"/>
+      </w:pPr>
+      <w:r>
+        <w:rPr>
+          <w:b w:val="0"/>
+        </w:rPr>
+        <w:t xml:space="preserve">Keep </w:t>
+      </w:r>
+      <w:r>
+        <w:rPr>
+          <w:b/>
+        </w:rPr>
+        <w:t>input</w:t>
+      </w:r>
+      <w:r>
+        <w:rPr>
+          <w:b w:val="0"/>
+        </w:rPr>
+        <w:t xml:space="preserve"> and catalogue labels | Record what changed | Keep every result and limit</w:t>
+      </w:r>
+    </w:p>
+    <w:p>
+      <w:pPr>
+        <w:spacing w:line="336" w:lineRule="auto" w:after="180"/>
+        <w:shd w:fill="F5F1FB"/>
+      </w:pPr>
+      <w:r>
+        <w:rPr>
+          <w:b w:val="0"/>
+        </w:rPr>
+        <w:t>Read the labels and values. Explain the relationship the model shows.</w:t>
+      </w:r>
+    </w:p>
+    <w:p>
+      <w:pPr>
+        <w:pStyle w:val="Heading3"/>
+      </w:pPr>
+      <w:r>
+        <w:t>My picture explanation, deciding evidence and one limit</w:t>
+      </w:r>
+    </w:p>
+    <w:p>
+      <w:r>
+        <w:t>________________________________________________________________</w:t>
+      </w:r>
+    </w:p>
+    <w:p>
+      <w:r>
+        <w:t>________________________________________________________________</w:t>
+      </w:r>
+    </w:p>
+    <w:p>
+      <w:r>
+        <w:t>________________________________________________________________</w:t>
+      </w:r>
+    </w:p>
+    <w:p>
+      <w:r>
+        <w:t>________________________________________________________________</w:t>
+      </w:r>
+    </w:p>
+    <w:p>
+      <w:pPr>
+        <w:pStyle w:val="Heading3"/>
+      </w:pPr>
+      <w:r>
+        <w:t>04. Change one thing. Trace what follows.</w:t>
+      </w:r>
+    </w:p>
+    <w:p>
+      <w:r>
+        <w:drawing>
+          <wp:inline xmlns:a="http://schemas.openxmlformats.org/drawingml/2006/main" xmlns:pic="http://schemas.openxmlformats.org/drawingml/2006/picture">
+            <wp:extent cx="5486400" cy="3026664"/>
+            <wp:docPr id="5" name="Picture 5" descr="Original case: U1 selects noisy B at 6; fixing equality introduced a new failure. Changed condition: Use U2, which changes &lt; to ≤ and keeps the quiet check. Expected result: At 8 return A; at 6 return none. Reason: Equality is repaired while B remains ineligible because it is noisy."/>
+            <wp:cNvGraphicFramePr>
+              <a:graphicFrameLocks noChangeAspect="1"/>
+            </wp:cNvGraphicFramePr>
+            <a:graphic>
+              <a:graphicData uri="http://schemas.openxmlformats.org/drawingml/2006/picture">
+                <pic:pic>
+                  <pic:nvPicPr>
+                    <pic:cNvPr id="0" name="academy-story-ai-1-35-04.png"/>
+                    <pic:cNvPicPr/>
+                  </pic:nvPicPr>
+                  <pic:blipFill>
+                    <a:blip r:embed="rId13"/>
+                    <a:stretch>
+                      <a:fillRect/>
+                    </a:stretch>
+                  </pic:blipFill>
+                  <pic:spPr>
+                    <a:xfrm>
+                      <a:off x="0" y="0"/>
+                      <a:ext cx="5486400" cy="3026664"/>
+                    </a:xfrm>
+                    <a:prstGeom prst="rect"/>
+                  </pic:spPr>
+                </pic:pic>
+              </a:graphicData>
+            </a:graphic>
+          </wp:inline>
+        </w:drawing>
+      </w:r>
+    </w:p>
+    <w:p>
+      <w:pPr>
+        <w:spacing w:line="336" w:lineRule="auto" w:after="180"/>
+      </w:pPr>
+      <w:r>
+        <w:rPr>
+          <w:b w:val="0"/>
+        </w:rPr>
+        <w:t>Original case: U1 selects noisy B at 6; fixing equality introduced a new failure. Changed condition: Use U2, which changes &lt; to ≤ and keeps the quiet check. Expected result: At 8 return A; at 6 return none.</w:t>
+      </w:r>
+    </w:p>
+    <w:p>
+      <w:pPr>
+        <w:spacing w:line="336" w:lineRule="auto" w:after="180"/>
+      </w:pPr>
+      <w:r>
+        <w:rPr>
+          <w:b w:val="0"/>
+        </w:rPr>
+        <w:t xml:space="preserve">Reason: Equality is </w:t>
+      </w:r>
+      <w:r>
+        <w:rPr>
+          <w:b/>
+        </w:rPr>
+        <w:t>repair</w:t>
+      </w:r>
+      <w:r>
+        <w:rPr>
+          <w:b w:val="0"/>
+        </w:rPr>
+        <w:t>ed while B remains ineligible because it is noisy.</w:t>
+      </w:r>
+    </w:p>
+    <w:p>
+      <w:pPr>
+        <w:spacing w:line="336" w:lineRule="auto" w:after="180"/>
+        <w:shd w:fill="F5F1FB"/>
+      </w:pPr>
+      <w:r>
+        <w:rPr>
+          <w:b w:val="0"/>
+        </w:rPr>
+        <w:t>Predict before checking the worked changed-case result. Name what changed and what the supplied facts allow you to conclude.</w:t>
+      </w:r>
+    </w:p>
+    <w:p>
+      <w:pPr>
+        <w:pStyle w:val="Heading3"/>
+      </w:pPr>
+      <w:r>
+        <w:t>My picture explanation, deciding evidence and one limit</w:t>
+      </w:r>
+    </w:p>
+    <w:p>
+      <w:r>
+        <w:t>________________________________________________________________</w:t>
+      </w:r>
+    </w:p>
+    <w:p>
+      <w:r>
+        <w:t>________________________________________________________________</w:t>
+      </w:r>
+    </w:p>
+    <w:p>
+      <w:r>
+        <w:t>________________________________________________________________</w:t>
+      </w:r>
+    </w:p>
+    <w:p>
+      <w:r>
+        <w:t>________________________________________________________________</w:t>
+      </w:r>
+    </w:p>
+    <w:p>
+      <w:pPr>
+        <w:pStyle w:val="Heading3"/>
+      </w:pPr>
+      <w:r>
+        <w:t>05. Connect the explanation to its limit</w:t>
+      </w:r>
+    </w:p>
+    <w:p>
+      <w:r>
+        <w:drawing>
+          <wp:inline xmlns:a="http://schemas.openxmlformats.org/drawingml/2006/main" xmlns:pic="http://schemas.openxmlformats.org/drawingml/2006/picture">
+            <wp:extent cx="5486400" cy="2834640"/>
+            <wp:docPr id="6" name="Picture 6" descr="A repair must preserve the full contract, not just make one failing example pass. The quiet condition and duration comparison are separate requirements. Changing only the inequality targets the recorded cause; removing the quiet check changes another behavior. Save previously passing cases to reveal such regressions. Limit: Two examples establish only these outcomes; further cases are needed before generalising the repair."/>
+            <wp:cNvGraphicFramePr>
+              <a:graphicFrameLocks noChangeAspect="1"/>
+            </wp:cNvGraphicFramePr>
+            <a:graphic>
+              <a:graphicData uri="http://schemas.openxmlformats.org/drawingml/2006/picture">
+                <pic:pic>
+                  <pic:nvPicPr>
+                    <pic:cNvPr id="0" name="academy-story-ai-1-35-05.png"/>
+                    <pic:cNvPicPr/>
+                  </pic:nvPicPr>
+                  <pic:blipFill>
+                    <a:blip r:embed="rId14"/>
+                    <a:stretch>
+                      <a:fillRect/>
+                    </a:stretch>
+                  </pic:blipFill>
+                  <pic:spPr>
+                    <a:xfrm>
+                      <a:off x="0" y="0"/>
+                      <a:ext cx="5486400" cy="2834640"/>
+                    </a:xfrm>
+                    <a:prstGeom prst="rect"/>
+                  </pic:spPr>
+                </pic:pic>
+              </a:graphicData>
+            </a:graphic>
+          </wp:inline>
+        </w:drawing>
+      </w:r>
+    </w:p>
+    <w:p>
+      <w:pPr>
+        <w:spacing w:line="336" w:lineRule="auto" w:after="180"/>
+      </w:pPr>
+      <w:r>
+        <w:rPr>
+          <w:b w:val="0"/>
+        </w:rPr>
+        <w:t xml:space="preserve">A </w:t>
+      </w:r>
+      <w:r>
+        <w:rPr>
+          <w:b/>
+        </w:rPr>
+        <w:t>repair</w:t>
+      </w:r>
+      <w:r>
+        <w:rPr>
+          <w:b w:val="0"/>
+        </w:rPr>
+        <w:t xml:space="preserve"> must preserve the full contract, not just make one failing example pass. The quiet condition and duration comparison are separate requirements.</w:t>
+      </w:r>
+    </w:p>
+    <w:p>
+      <w:pPr>
+        <w:spacing w:line="336" w:lineRule="auto" w:after="180"/>
+      </w:pPr>
+      <w:r>
+        <w:rPr>
+          <w:b w:val="0"/>
+        </w:rPr>
+        <w:t xml:space="preserve">Changing only the inequality targets the recorded cause; removing the quiet check changes another behavior. Save previously passing cases to reveal such </w:t>
+      </w:r>
+      <w:r>
+        <w:rPr>
+          <w:b/>
+        </w:rPr>
+        <w:t>regression</w:t>
+      </w:r>
+      <w:r>
+        <w:rPr>
+          <w:b w:val="0"/>
+        </w:rPr>
+        <w:t>s.</w:t>
+      </w:r>
+    </w:p>
+    <w:p>
+      <w:pPr>
+        <w:spacing w:line="336" w:lineRule="auto" w:after="180"/>
+      </w:pPr>
+      <w:r>
+        <w:rPr>
+          <w:b w:val="0"/>
+        </w:rPr>
+        <w:t xml:space="preserve">Limit: Two examples establish only these outcomes; further cases are needed before generalising the </w:t>
+      </w:r>
+      <w:r>
+        <w:rPr>
+          <w:b/>
+        </w:rPr>
+        <w:t>repair</w:t>
+      </w:r>
+      <w:r>
+        <w:rPr>
+          <w:b w:val="0"/>
+        </w:rPr>
+        <w:t>.</w:t>
+      </w:r>
+    </w:p>
+    <w:p>
+      <w:pPr>
+        <w:spacing w:line="336" w:lineRule="auto" w:after="180"/>
+        <w:shd w:fill="F5F1FB"/>
+      </w:pPr>
+      <w:r>
+        <w:rPr>
+          <w:b w:val="0"/>
+        </w:rPr>
+        <w:t>Explain the case, then point to a limit on the claim.</w:t>
+      </w:r>
+    </w:p>
+    <w:p>
+      <w:pPr>
+        <w:pStyle w:val="Heading3"/>
+      </w:pPr>
+      <w:r>
+        <w:t>My picture explanation, deciding evidence and one limit</w:t>
+      </w:r>
+    </w:p>
+    <w:p>
+      <w:r>
+        <w:t>________________________________________________________________</w:t>
+      </w:r>
+    </w:p>
+    <w:p>
+      <w:r>
+        <w:t>________________________________________________________________</w:t>
+      </w:r>
+    </w:p>
+    <w:p>
+      <w:r>
+        <w:t>________________________________________________________________</w:t>
+      </w:r>
+    </w:p>
+    <w:p>
+      <w:r>
+        <w:t>________________________________________________________________</w:t>
+      </w:r>
+    </w:p>
+    <w:p>
+      <w:pPr>
+        <w:pStyle w:val="Heading3"/>
+      </w:pPr>
+      <w:r>
+        <w:t>06. Make the idea visible in your project</w:t>
+      </w:r>
+    </w:p>
+    <w:p>
+      <w:r>
+        <w:drawing>
+          <wp:inline xmlns:a="http://schemas.openxmlformats.org/drawingml/2006/main" xmlns:pic="http://schemas.openxmlformats.org/drawingml/2006/picture">
+            <wp:extent cx="5486400" cy="3380232"/>
+            <wp:docPr id="7" name="Picture 7" descr="Maintain sorter regression tests and compare complete version traces, retaining new failures rather than hiding them. Draw your input, deciding step, result and limit. Supported question: Explain why “our repaired version now picks something” is not enough to show success at 6."/>
+            <wp:cNvGraphicFramePr>
+              <a:graphicFrameLocks noChangeAspect="1"/>
+            </wp:cNvGraphicFramePr>
+            <a:graphic>
+              <a:graphicData uri="http://schemas.openxmlformats.org/drawingml/2006/picture">
+                <pic:pic>
+                  <pic:nvPicPr>
+                    <pic:cNvPr id="0" name="academy-story-ai-1-35-06.png"/>
+                    <pic:cNvPicPr/>
+                  </pic:nvPicPr>
+                  <pic:blipFill>
+                    <a:blip r:embed="rId15"/>
+                    <a:stretch>
+                      <a:fillRect/>
+                    </a:stretch>
+                  </pic:blipFill>
+                  <pic:spPr>
+                    <a:xfrm>
+                      <a:off x="0" y="0"/>
+                      <a:ext cx="5486400" cy="3380232"/>
+                    </a:xfrm>
+                    <a:prstGeom prst="rect"/>
+                  </pic:spPr>
+                </pic:pic>
+              </a:graphicData>
+            </a:graphic>
+          </wp:inline>
+        </w:drawing>
+      </w:r>
+    </w:p>
+    <w:p>
+      <w:pPr>
+        <w:spacing w:line="336" w:lineRule="auto" w:after="180"/>
+      </w:pPr>
+      <w:r>
+        <w:rPr>
+          <w:b w:val="0"/>
+        </w:rPr>
+        <w:t xml:space="preserve">Maintain sorter </w:t>
+      </w:r>
+      <w:r>
+        <w:rPr>
+          <w:b/>
+        </w:rPr>
+        <w:t>regression</w:t>
+      </w:r>
+      <w:r>
+        <w:rPr>
+          <w:b w:val="0"/>
+        </w:rPr>
+        <w:t xml:space="preserve"> tests and compare complete version traces, retaining new failures rather than hiding them. Draw your </w:t>
+      </w:r>
+      <w:r>
+        <w:rPr>
+          <w:b/>
+        </w:rPr>
+        <w:t>input</w:t>
+      </w:r>
+      <w:r>
+        <w:rPr>
+          <w:b w:val="0"/>
+        </w:rPr>
+        <w:t>, deciding step, result and limit.</w:t>
+      </w:r>
+    </w:p>
+    <w:p>
+      <w:pPr>
+        <w:spacing w:line="336" w:lineRule="auto" w:after="180"/>
+      </w:pPr>
+      <w:r>
+        <w:rPr>
+          <w:b w:val="0"/>
+        </w:rPr>
+        <w:t xml:space="preserve">Supported question: Explain why “our </w:t>
+      </w:r>
+      <w:r>
+        <w:rPr>
+          <w:b/>
+        </w:rPr>
+        <w:t>repair</w:t>
+      </w:r>
+      <w:r>
+        <w:rPr>
+          <w:b w:val="0"/>
+        </w:rPr>
+        <w:t>ed version now picks something” is not enough to show success at 6.</w:t>
+      </w:r>
+    </w:p>
+    <w:p>
+      <w:pPr>
+        <w:spacing w:line="336" w:lineRule="auto" w:after="180"/>
+        <w:shd w:fill="F5F1FB"/>
+      </w:pPr>
+      <w:r>
+        <w:rPr>
+          <w:b w:val="0"/>
+        </w:rPr>
+        <w:t xml:space="preserve">Draw your project trace and justify the deciding step using </w:t>
+      </w:r>
+      <w:r>
+        <w:rPr>
+          <w:b/>
+        </w:rPr>
+        <w:t>evidence</w:t>
+      </w:r>
+      <w:r>
+        <w:rPr>
+          <w:b w:val="0"/>
+        </w:rPr>
+        <w:t>.</w:t>
+      </w:r>
+    </w:p>
+    <w:p>
+      <w:pPr>
+        <w:pStyle w:val="Heading3"/>
+      </w:pPr>
+      <w:r>
+        <w:t>My picture explanation, deciding evidence and one limit</w:t>
       </w:r>
     </w:p>
     <w:p>

--- a/downloads/workbook/ai-1-week-35.docx
+++ b/downloads/workbook/ai-1-week-35.docx
@@ -25,12 +25,476 @@
         <w:pStyle w:val="Heading1"/>
       </w:pPr>
       <w:r>
-        <w:t>01. Recall and choose your starting point</w:t>
-      </w:r>
-    </w:p>
-    <w:p>
-      <w:r>
-        <w:t>Record your starting explanation for Improve One Cause before opening notes. Show any later correction separately.</w:t>
+        <w:t>One connected repair, regression and candidate record.</w:t>
+      </w:r>
+    </w:p>
+    <w:p>
+      <w:r>
+        <w:t>Document the equality edit, operate the full set, diagnose a regression and audit the independent equipment revision.</w:t>
+      </w:r>
+    </w:p>
+    <w:p>
+      <w:r>
+        <w:t>Keep defects, expected results, actual runs, version history and final-evaluation boundaries together.</w:t>
+      </w:r>
+    </w:p>
+    <w:p>
+      <w:pPr>
+        <w:pStyle w:val="Heading1"/>
+      </w:pPr>
+      <w:r>
+        <w:t>01. Recall: reconnect earlier ideas</w:t>
+      </w:r>
+    </w:p>
+    <w:p>
+      <w:r>
+        <w:t>Retrieve before opening notes.</w:t>
+      </w:r>
+    </w:p>
+    <w:p>
+      <w:pPr>
+        <w:pStyle w:val="Heading2"/>
+      </w:pPr>
+      <w:r>
+        <w:t>Retrieve and explain</w:t>
+      </w:r>
+    </w:p>
+    <w:p>
+      <w:pPr>
+        <w:pStyle w:val="ListBullet"/>
+      </w:pPr>
+      <w:r>
+        <w:t>Try the recall before opening notes. Then use a different colour or a labelled second line to correct your explanation.</w:t>
+      </w:r>
+    </w:p>
+    <w:p>
+      <w:pPr>
+        <w:pStyle w:val="ListBullet"/>
+      </w:pPr>
+      <w:r>
+        <w:t>Without opening the old lesson, explain one key idea from Test Edge Cases and Fairness. Give an example and a mistake that the idea helps you avoid.</w:t>
+      </w:r>
+    </w:p>
+    <w:p>
+      <w:pPr>
+        <w:pStyle w:val="Heading3"/>
+      </w:pPr>
+      <w:r>
+        <w:t>My remembered idea, example and correction</w:t>
+      </w:r>
+    </w:p>
+    <w:p>
+      <w:r>
+        <w:t>________________________________________________________________</w:t>
+      </w:r>
+    </w:p>
+    <w:p>
+      <w:r>
+        <w:t>________________________________________________________________</w:t>
+      </w:r>
+    </w:p>
+    <w:p>
+      <w:r>
+        <w:t>________________________________________________________________</w:t>
+      </w:r>
+    </w:p>
+    <w:p>
+      <w:pPr>
+        <w:pStyle w:val="ListBullet"/>
+      </w:pPr>
+      <w:r>
+        <w:t>Without opening the old lesson, explain one key idea from Build a Paper Prototype. Give an example and a mistake that the idea helps you avoid.</w:t>
+      </w:r>
+    </w:p>
+    <w:p>
+      <w:pPr>
+        <w:pStyle w:val="Heading3"/>
+      </w:pPr>
+      <w:r>
+        <w:t>My remembered idea, example and correction</w:t>
+      </w:r>
+    </w:p>
+    <w:p>
+      <w:r>
+        <w:t>________________________________________________________________</w:t>
+      </w:r>
+    </w:p>
+    <w:p>
+      <w:r>
+        <w:t>________________________________________________________________</w:t>
+      </w:r>
+    </w:p>
+    <w:p>
+      <w:r>
+        <w:t>________________________________________________________________</w:t>
+      </w:r>
+    </w:p>
+    <w:p>
+      <w:pPr>
+        <w:pStyle w:val="ListBullet"/>
+      </w:pPr>
+      <w:r>
+        <w:t>Without opening the old lesson, explain one key idea from Find a Real Problem. Give an example and a mistake that the idea helps you avoid.</w:t>
+      </w:r>
+    </w:p>
+    <w:p>
+      <w:pPr>
+        <w:pStyle w:val="Heading3"/>
+      </w:pPr>
+      <w:r>
+        <w:t>My remembered idea, example and correction</w:t>
+      </w:r>
+    </w:p>
+    <w:p>
+      <w:r>
+        <w:t>________________________________________________________________</w:t>
+      </w:r>
+    </w:p>
+    <w:p>
+      <w:r>
+        <w:t>________________________________________________________________</w:t>
+      </w:r>
+    </w:p>
+    <w:p>
+      <w:r>
+        <w:t>________________________________________________________________</w:t>
+      </w:r>
+    </w:p>
+    <w:p>
+      <w:pPr>
+        <w:pStyle w:val="Heading2"/>
+      </w:pPr>
+      <w:r>
+        <w:t>Earlier wording, alternatives and picture transcripts · reference / check after trying</w:t>
+      </w:r>
+    </w:p>
+    <w:p>
+      <w:pPr>
+        <w:pStyle w:val="Heading3"/>
+      </w:pPr>
+      <w:r>
+        <w:t>Test Edge Cases and Fairness</w:t>
+      </w:r>
+    </w:p>
+    <w:p>
+      <w:pPr>
+        <w:pStyle w:val="Heading3"/>
+      </w:pPr>
+      <w:r>
+        <w:t>Build a Paper Prototype</w:t>
+      </w:r>
+    </w:p>
+    <w:p>
+      <w:pPr>
+        <w:pStyle w:val="Heading3"/>
+      </w:pPr>
+      <w:r>
+        <w:t>Find a Real Problem</w:t>
+      </w:r>
+    </w:p>
+    <w:p>
+      <w:pPr>
+        <w:pStyle w:val="Heading1"/>
+      </w:pPr>
+      <w:r>
+        <w:t>12. W1 · Record the exact equality repair</w:t>
+      </w:r>
+    </w:p>
+    <w:p>
+      <w:r>
+        <w:t>Preserve the old failed trace and name every unchanged condition.</w:t>
+      </w:r>
+    </w:p>
+    <w:p>
+      <w:pPr>
+        <w:pStyle w:val="Heading2"/>
+      </w:pPr>
+      <w:r>
+        <w:t>Your evidence record</w:t>
+      </w:r>
+    </w:p>
+    <w:p>
+      <w:pPr>
+        <w:pStyle w:val="ListBullet"/>
+      </w:pPr>
+      <w:r>
+        <w:t>Standalone repair reference: catalogue B1=10 min quiet Yes, B2=8 No, B3=12 Yes, B4=15 No, in that order. Valid whole minutes 0–30, Quiet required Yes/No. Require duration≤minutes AND (quiet not required OR activity quiet), choose first fit, no match after all fail, clarify invalid input before search and reset each run. S0 uses &lt; for time; S1 changes only that to ≤; T1 uses ≤ but omits quiet. R cases are (11,Yes),(9,No),(6,No),(9,Yes). Add equality (10,Yes),(8,No) and validation/endpoints (0,Yes),(30,Yes),(31,Yes),(blank,Yes),(10.5,Yes),(10,Maybe). B version 2 changes only B1 duration to 20; test (12,Yes). B version 3 uses durations 20,18,17,15 with original quiet labels/order; test (15,No) and (15,Yes). Label actual catalogue and prototype versions on every trace.</w:t>
+      </w:r>
+    </w:p>
+    <w:p>
+      <w:pPr>
+        <w:pStyle w:val="ListBullet"/>
+      </w:pPr>
+      <w:r>
+        <w:t>Use S0’s failure on 10 Yes with catalogue B version 1. Record the expected and incorrect outputs, the faulty time comparison, the exact S1 correction and the other conditions that must remain. Explain what old evidence to preserve.</w:t>
+      </w:r>
+    </w:p>
+    <w:p>
+      <w:pPr>
+        <w:pStyle w:val="Heading3"/>
+      </w:pPr>
+      <w:r>
+        <w:t>My reasoning and evidence</w:t>
+      </w:r>
+    </w:p>
+    <w:p>
+      <w:r>
+        <w:t>________________________________________________________________</w:t>
+      </w:r>
+    </w:p>
+    <w:p>
+      <w:r>
+        <w:t>________________________________________________________________</w:t>
+      </w:r>
+    </w:p>
+    <w:p>
+      <w:r>
+        <w:t>________________________________________________________________</w:t>
+      </w:r>
+    </w:p>
+    <w:p>
+      <w:r>
+        <w:t>________________________________________________________________</w:t>
+      </w:r>
+    </w:p>
+    <w:p>
+      <w:r>
+        <w:t>________________________________________________________________</w:t>
+      </w:r>
+    </w:p>
+    <w:p>
+      <w:r>
+        <w:t>________________________________________________________________</w:t>
+      </w:r>
+    </w:p>
+    <w:p>
+      <w:pPr>
+        <w:pStyle w:val="Heading1"/>
+      </w:pPr>
+      <w:r>
+        <w:t>13. W2 · Operate repair and regression cases</w:t>
+      </w:r>
+    </w:p>
+    <w:p>
+      <w:r>
+        <w:t>Use the supplied complete test reference and record actual runs separately from predictions.</w:t>
+      </w:r>
+    </w:p>
+    <w:p>
+      <w:pPr>
+        <w:pStyle w:val="Heading2"/>
+      </w:pPr>
+      <w:r>
+        <w:t>Your evidence record</w:t>
+      </w:r>
+    </w:p>
+    <w:p>
+      <w:pPr>
+        <w:pStyle w:val="ListBullet"/>
+      </w:pPr>
+      <w:r>
+        <w:t>Use the complete activity repair/test reference in W1 for every required request and catalogue variation. Keep the old S0 record, new S1 instructions, actual baseline/prototype runs and unrun cases separately labelled.</w:t>
+      </w:r>
+    </w:p>
+    <w:p>
+      <w:pPr>
+        <w:pStyle w:val="ListBullet"/>
+      </w:pPr>
+      <w:r>
+        <w:t>Plan and operate the S1 repair and regression set described in the lesson, using the appropriate catalogue version for each case. Record expected and observed results separately with reasons and traces. Summarise full passes over all attempted cases, list unrun cases separately and identify any remaining failures. Do not replace observed mistakes with worked answers.</w:t>
+      </w:r>
+    </w:p>
+    <w:p>
+      <w:pPr>
+        <w:pStyle w:val="Heading3"/>
+      </w:pPr>
+      <w:r>
+        <w:t>My reasoning and evidence</w:t>
+      </w:r>
+    </w:p>
+    <w:p>
+      <w:r>
+        <w:t>________________________________________________________________</w:t>
+      </w:r>
+    </w:p>
+    <w:p>
+      <w:r>
+        <w:t>________________________________________________________________</w:t>
+      </w:r>
+    </w:p>
+    <w:p>
+      <w:r>
+        <w:t>________________________________________________________________</w:t>
+      </w:r>
+    </w:p>
+    <w:p>
+      <w:r>
+        <w:t>________________________________________________________________</w:t>
+      </w:r>
+    </w:p>
+    <w:p>
+      <w:r>
+        <w:t>________________________________________________________________</w:t>
+      </w:r>
+    </w:p>
+    <w:p>
+      <w:r>
+        <w:t>________________________________________________________________</w:t>
+      </w:r>
+    </w:p>
+    <w:p>
+      <w:pPr>
+        <w:pStyle w:val="Heading1"/>
+      </w:pPr>
+      <w:r>
+        <w:t>14. W3 · Diagnose the introduced quiet failure</w:t>
+      </w:r>
+    </w:p>
+    <w:p>
+      <w:r>
+        <w:t>Use the earlier passing case to establish regression.</w:t>
+      </w:r>
+    </w:p>
+    <w:p>
+      <w:pPr>
+        <w:pStyle w:val="Heading2"/>
+      </w:pPr>
+      <w:r>
+        <w:t>Your evidence record</w:t>
+      </w:r>
+    </w:p>
+    <w:p>
+      <w:pPr>
+        <w:pStyle w:val="ListBullet"/>
+      </w:pPr>
+      <w:r>
+        <w:t>T1 accepts equal times but omits the quiet check. Explain why it passes 10 Yes yet fails 9 Yes. Use S0’s earlier correct result for 9 Yes to justify the word regression. What should change in T1, and which two cases should be rerun first?</w:t>
+      </w:r>
+    </w:p>
+    <w:p>
+      <w:pPr>
+        <w:pStyle w:val="Heading3"/>
+      </w:pPr>
+      <w:r>
+        <w:t>My reasoning and evidence</w:t>
+      </w:r>
+    </w:p>
+    <w:p>
+      <w:r>
+        <w:t>________________________________________________________________</w:t>
+      </w:r>
+    </w:p>
+    <w:p>
+      <w:r>
+        <w:t>________________________________________________________________</w:t>
+      </w:r>
+    </w:p>
+    <w:p>
+      <w:r>
+        <w:t>________________________________________________________________</w:t>
+      </w:r>
+    </w:p>
+    <w:p>
+      <w:r>
+        <w:t>________________________________________________________________</w:t>
+      </w:r>
+    </w:p>
+    <w:p>
+      <w:r>
+        <w:t>________________________________________________________________</w:t>
+      </w:r>
+    </w:p>
+    <w:p>
+      <w:r>
+        <w:t>________________________________________________________________</w:t>
+      </w:r>
+    </w:p>
+    <w:p>
+      <w:pPr>
+        <w:pStyle w:val="Heading1"/>
+      </w:pPr>
+      <w:r>
+        <w:t>16. W5 · Protect the meaning of unseen evaluation</w:t>
+      </w:r>
+    </w:p>
+    <w:p>
+      <w:r>
+        <w:t>Retain old evaluation results and distinguish development after a revision.</w:t>
+      </w:r>
+    </w:p>
+    <w:p>
+      <w:pPr>
+        <w:pStyle w:val="Heading2"/>
+      </w:pPr>
+      <w:r>
+        <w:t>Your evidence record</w:t>
+      </w:r>
+    </w:p>
+    <w:p>
+      <w:pPr>
+        <w:pStyle w:val="ListBullet"/>
+      </w:pPr>
+      <w:r>
+        <w:t>After seeing a reserved final case fail, a team edits its candidate, reruns that same case and calls the result “a successful unseen test of the new version”. Explain what is wrong and what should be recorded instead. State what must be saved before an evaluation begins.</w:t>
+      </w:r>
+    </w:p>
+    <w:p>
+      <w:pPr>
+        <w:pStyle w:val="Heading3"/>
+      </w:pPr>
+      <w:r>
+        <w:t>My reasoning and evidence</w:t>
+      </w:r>
+    </w:p>
+    <w:p>
+      <w:r>
+        <w:t>________________________________________________________________</w:t>
+      </w:r>
+    </w:p>
+    <w:p>
+      <w:r>
+        <w:t>________________________________________________________________</w:t>
+      </w:r>
+    </w:p>
+    <w:p>
+      <w:r>
+        <w:t>________________________________________________________________</w:t>
+      </w:r>
+    </w:p>
+    <w:p>
+      <w:r>
+        <w:t>________________________________________________________________</w:t>
+      </w:r>
+    </w:p>
+    <w:p>
+      <w:r>
+        <w:t>________________________________________________________________</w:t>
+      </w:r>
+    </w:p>
+    <w:p>
+      <w:r>
+        <w:t>________________________________________________________________</w:t>
+      </w:r>
+    </w:p>
+    <w:p>
+      <w:pPr>
+        <w:pStyle w:val="Heading1"/>
+      </w:pPr>
+      <w:r>
+        <w:t>04. W4 · Audit a different proposed repair</w:t>
+      </w:r>
+    </w:p>
+    <w:p>
+      <w:r>
+        <w:t>Keep one first attempt before hints or feedback.</w:t>
+      </w:r>
+    </w:p>
+    <w:p>
+      <w:pPr>
+        <w:pStyle w:val="Heading2"/>
+      </w:pPr>
+      <w:r>
+        <w:t>Read and explain independently</w:t>
       </w:r>
     </w:p>
     <w:p>
@@ -41,57 +505,19 @@
         <w:rPr>
           <w:b w:val="0"/>
         </w:rPr>
-        <w:t>Try the recall before opening notes. Then use a different colour or a labelled second line to correct your explanation.</w:t>
-      </w:r>
-    </w:p>
-    <w:p>
-      <w:pPr>
-        <w:pStyle w:val="Heading3"/>
-      </w:pPr>
-      <w:r>
-        <w:t>Test Edge Cases and Fairness</w:t>
-      </w:r>
-    </w:p>
-    <w:p>
-      <w:pPr>
-        <w:spacing w:line="336" w:lineRule="auto" w:after="180"/>
-      </w:pPr>
+        <w:t xml:space="preserve">Equipment catalogue E lists E1 first with capacity 4 and E2 second with capacity 8. Valid whole group sizes are 1 to 10. Choose the first capacity at least the group size, or no match; invalid </w:t>
+      </w:r>
+      <w:r>
+        <w:rPr>
+          <w:b/>
+        </w:rPr>
+        <w:t>input</w:t>
+      </w:r>
       <w:r>
         <w:rPr>
           <w:b w:val="0"/>
         </w:rPr>
-        <w:t>Without opening the old lesson, explain one key idea from Test Edge Cases and Fairness. Give an example and a mistake that the idea helps you avoid.</w:t>
-      </w:r>
-    </w:p>
-    <w:p>
-      <w:pPr>
-        <w:pStyle w:val="Heading3"/>
-      </w:pPr>
-      <w:r>
-        <w:t>My remembered idea, example and correction</w:t>
-      </w:r>
-    </w:p>
-    <w:p>
-      <w:r>
-        <w:t>________________________________________________________________</w:t>
-      </w:r>
-    </w:p>
-    <w:p>
-      <w:r>
-        <w:t>________________________________________________________________</w:t>
-      </w:r>
-    </w:p>
-    <w:p>
-      <w:r>
-        <w:t>________________________________________________________________</w:t>
-      </w:r>
-    </w:p>
-    <w:p>
-      <w:pPr>
-        <w:pStyle w:val="Heading3"/>
-      </w:pPr>
-      <w:r>
-        <w:t>Build a Paper Prototype</w:t>
+        <w:t xml:space="preserve"> needs clarification.</w:t>
       </w:r>
     </w:p>
     <w:p>
@@ -102,38 +528,7 @@
         <w:rPr>
           <w:b w:val="0"/>
         </w:rPr>
-        <w:t>Without opening the old lesson, explain one key idea from Build a Paper Prototype. Give an example and a mistake that the idea helps you avoid.</w:t>
-      </w:r>
-    </w:p>
-    <w:p>
-      <w:pPr>
-        <w:pStyle w:val="Heading3"/>
-      </w:pPr>
-      <w:r>
-        <w:t>My remembered idea, example and correction</w:t>
-      </w:r>
-    </w:p>
-    <w:p>
-      <w:r>
-        <w:t>________________________________________________________________</w:t>
-      </w:r>
-    </w:p>
-    <w:p>
-      <w:r>
-        <w:t>________________________________________________________________</w:t>
-      </w:r>
-    </w:p>
-    <w:p>
-      <w:r>
-        <w:t>________________________________________________________________</w:t>
-      </w:r>
-    </w:p>
-    <w:p>
-      <w:pPr>
-        <w:pStyle w:val="Heading3"/>
-      </w:pPr>
-      <w:r>
-        <w:t>Find a Real Problem</w:t>
+        <w:t>Old U0 uses strictly greater capacity and stops at the first fit. Proposed U1 includes equality but keeps searching and returns the last fit. Independently compare U0, U1 and the requirement for groups 8 and 3.</w:t>
       </w:r>
     </w:p>
     <w:p>
@@ -144,54 +539,7 @@
         <w:rPr>
           <w:b w:val="0"/>
         </w:rPr>
-        <w:t>Without opening the old lesson, explain one key idea from Find a Real Problem. Give an example and a mistake that the idea helps you avoid.</w:t>
-      </w:r>
-    </w:p>
-    <w:p>
-      <w:pPr>
-        <w:pStyle w:val="Heading3"/>
-      </w:pPr>
-      <w:r>
-        <w:t>My remembered idea, example and correction</w:t>
-      </w:r>
-    </w:p>
-    <w:p>
-      <w:r>
-        <w:t>________________________________________________________________</w:t>
-      </w:r>
-    </w:p>
-    <w:p>
-      <w:r>
-        <w:t>________________________________________________________________</w:t>
-      </w:r>
-    </w:p>
-    <w:p>
-      <w:r>
-        <w:t>________________________________________________________________</w:t>
-      </w:r>
-    </w:p>
-    <w:p>
-      <w:pPr>
-        <w:pStyle w:val="Heading1"/>
-      </w:pPr>
-      <w:r>
-        <w:t>02. Practise with fading help</w:t>
-      </w:r>
-    </w:p>
-    <w:p>
-      <w:r>
-        <w:t>Complete the supported Improve One Cause trace and record the first step you can explain without help.</w:t>
-      </w:r>
-    </w:p>
-    <w:p>
-      <w:pPr>
-        <w:spacing w:line="336" w:lineRule="auto" w:after="180"/>
-      </w:pPr>
-      <w:r>
-        <w:rPr>
-          <w:b w:val="0"/>
-        </w:rPr>
-        <w:t xml:space="preserve">Use W2: Check the </w:t>
+        <w:t xml:space="preserve">Identify the </w:t>
       </w:r>
       <w:r>
         <w:rPr>
@@ -203,7 +551,7 @@
         <w:rPr>
           <w:b w:val="0"/>
         </w:rPr>
-        <w:t xml:space="preserve"> and earlier behaviour for Improving and checking </w:t>
+        <w:t xml:space="preserve"> and </w:t>
       </w:r>
       <w:r>
         <w:rPr>
@@ -215,107 +563,15 @@
         <w:rPr>
           <w:b w:val="0"/>
         </w:rPr>
-        <w:t>s. Record the answer once; the lesson and workbook refer to the same attempt.</w:t>
-      </w:r>
-    </w:p>
-    <w:tbl>
-      <w:tblPr>
-        <w:tblStyle w:val="LightShading-Accent1"/>
-        <w:tblW w:type="auto" w:w="0"/>
-        <w:tblLook w:firstColumn="1" w:firstRow="1" w:lastColumn="0" w:lastRow="0" w:noHBand="0" w:noVBand="1" w:val="04A0"/>
-      </w:tblPr>
-      <w:tblGrid>
-        <w:gridCol w:w="2556"/>
-        <w:gridCol w:w="2556"/>
-        <w:gridCol w:w="2556"/>
-        <w:gridCol w:w="2556"/>
-      </w:tblGrid>
-      <w:tr>
-        <w:trPr>
-          <w:tblHeader/>
-        </w:trPr>
-        <w:tc>
-          <w:tcPr>
-            <w:tcW w:type="dxa" w:w="2556"/>
-          </w:tcPr>
-          <w:p>
-            <w:r>
-              <w:t>Given inputs</w:t>
-            </w:r>
-          </w:p>
-        </w:tc>
-        <w:tc>
-          <w:tcPr>
-            <w:tcW w:type="dxa" w:w="2556"/>
-          </w:tcPr>
-          <w:p>
-            <w:r>
-              <w:t>Procedure I chose</w:t>
-            </w:r>
-          </w:p>
-        </w:tc>
-        <w:tc>
-          <w:tcPr>
-            <w:tcW w:type="dxa" w:w="2556"/>
-          </w:tcPr>
-          <w:p>
-            <w:r>
-              <w:t>Middle steps</w:t>
-            </w:r>
-          </w:p>
-        </w:tc>
-        <w:tc>
-          <w:tcPr>
-            <w:tcW w:type="dxa" w:w="2556"/>
-          </w:tcPr>
-          <w:p>
-            <w:r>
-              <w:t>Result and check</w:t>
-            </w:r>
-          </w:p>
-        </w:tc>
-      </w:tr>
-      <w:tr>
-        <w:tc>
-          <w:tcPr>
-            <w:tcW w:type="dxa" w:w="2556"/>
-          </w:tcPr>
-          <w:p>
-            <w:r/>
-          </w:p>
-        </w:tc>
-        <w:tc>
-          <w:tcPr>
-            <w:tcW w:type="dxa" w:w="2556"/>
-          </w:tcPr>
-          <w:p>
-            <w:r/>
-          </w:p>
-        </w:tc>
-        <w:tc>
-          <w:tcPr>
-            <w:tcW w:type="dxa" w:w="2556"/>
-          </w:tcPr>
-          <w:p>
-            <w:r/>
-          </w:p>
-        </w:tc>
-        <w:tc>
-          <w:tcPr>
-            <w:tcW w:type="dxa" w:w="2556"/>
-          </w:tcPr>
-          <w:p>
-            <w:r/>
-          </w:p>
-        </w:tc>
-      </w:tr>
-    </w:tbl>
+        <w:t>, propose U2 and give one validation check. No booking occurs.</w:t>
+      </w:r>
+    </w:p>
     <w:p>
       <w:pPr>
         <w:pStyle w:val="Heading3"/>
       </w:pPr>
       <w:r>
-        <w:t>The step I completed without help, and the hint I needed</w:t>
+        <w:t>My independent explanation, trace and limits</w:t>
       </w:r>
     </w:p>
     <w:p>
@@ -334,85 +590,6 @@
       </w:r>
     </w:p>
     <w:p>
-      <w:pPr>
-        <w:pStyle w:val="Heading1"/>
-      </w:pPr>
-      <w:r>
-        <w:t>03. Individual reasoning check</w:t>
-      </w:r>
-    </w:p>
-    <w:p>
-      <w:r>
-        <w:t>Check the proposed Improve One Cause explanation against the supplied facts before discussing it.</w:t>
-      </w:r>
-    </w:p>
-    <w:p>
-      <w:pPr>
-        <w:spacing w:line="336" w:lineRule="auto" w:after="180"/>
-      </w:pPr>
-      <w:r>
-        <w:rPr>
-          <w:b w:val="0"/>
-        </w:rPr>
-        <w:t xml:space="preserve">Use the worked case for Improving and checking </w:t>
-      </w:r>
-      <w:r>
-        <w:rPr>
-          <w:b/>
-        </w:rPr>
-        <w:t>regression</w:t>
-      </w:r>
-      <w:r>
-        <w:rPr>
-          <w:b w:val="0"/>
-        </w:rPr>
-        <w:t xml:space="preserve">s. Proposed explanation: “One </w:t>
-      </w:r>
-      <w:r>
-        <w:rPr>
-          <w:b/>
-        </w:rPr>
-        <w:t>repair</w:t>
-      </w:r>
-      <w:r>
-        <w:rPr>
-          <w:b w:val="0"/>
-        </w:rPr>
-        <w:t>ed example proves improvement everywhere”. Decide whether this explanation is supported.</w:t>
-      </w:r>
-    </w:p>
-    <w:p>
-      <w:pPr>
-        <w:spacing w:line="336" w:lineRule="auto" w:after="180"/>
-      </w:pPr>
-      <w:r>
-        <w:rPr>
-          <w:b w:val="0"/>
-        </w:rPr>
-        <w:t xml:space="preserve">Point to the step or supplied fact that decides; explain your </w:t>
-      </w:r>
-      <w:r>
-        <w:rPr>
-          <w:b/>
-        </w:rPr>
-        <w:t>repair</w:t>
-      </w:r>
-      <w:r>
-        <w:rPr>
-          <w:b w:val="0"/>
-        </w:rPr>
-        <w:t xml:space="preserve"> if needed.</w:t>
-      </w:r>
-    </w:p>
-    <w:p>
-      <w:pPr>
-        <w:pStyle w:val="Heading3"/>
-      </w:pPr>
-      <w:r>
-        <w:t>My explanation before partner discussion</w:t>
-      </w:r>
-    </w:p>
-    <w:p>
       <w:r>
         <w:t>________________________________________________________________</w:t>
       </w:r>
@@ -434,135 +611,10 @@
     </w:p>
     <w:p>
       <w:pPr>
-        <w:pStyle w:val="Heading1"/>
-      </w:pPr>
-      <w:r>
-        <w:t>04. Independent transfer case</w:t>
-      </w:r>
-    </w:p>
-    <w:p>
-      <w:r>
-        <w:t>Write one first attempt at the reserved independent case before feedback. Repeated copies of that case refer to the same recorded attempt.</w:t>
-      </w:r>
-    </w:p>
-    <w:p>
-      <w:pPr>
-        <w:pStyle w:val="Heading3"/>
-      </w:pPr>
-      <w:r>
-        <w:t>Independent case: Audit a different proposed repair</w:t>
-      </w:r>
-    </w:p>
-    <w:p>
-      <w:pPr>
-        <w:spacing w:line="336" w:lineRule="auto" w:after="180"/>
-      </w:pPr>
-      <w:r>
-        <w:rPr>
-          <w:b w:val="0"/>
-        </w:rPr>
-        <w:t xml:space="preserve">Equipment catalogue E lists E1 first with capacity 4 and E2 second with capacity 8. Valid whole group sizes are 1 to 10. Choose the first capacity at least the group size, or no match; invalid </w:t>
-      </w:r>
-      <w:r>
-        <w:rPr>
-          <w:b/>
-        </w:rPr>
-        <w:t>input</w:t>
-      </w:r>
-      <w:r>
-        <w:rPr>
-          <w:b w:val="0"/>
-        </w:rPr>
-        <w:t xml:space="preserve"> needs clarification.</w:t>
-      </w:r>
-    </w:p>
-    <w:p>
-      <w:pPr>
-        <w:spacing w:line="336" w:lineRule="auto" w:after="180"/>
-      </w:pPr>
-      <w:r>
-        <w:rPr>
-          <w:b w:val="0"/>
-        </w:rPr>
-        <w:t>Old U0 uses strictly greater capacity and stops at the first fit. Proposed U1 includes equality but keeps searching and returns the last fit. Independently compare U0, U1 and the requirement for groups 8 and 3.</w:t>
-      </w:r>
-    </w:p>
-    <w:p>
-      <w:pPr>
-        <w:spacing w:line="336" w:lineRule="auto" w:after="180"/>
-      </w:pPr>
-      <w:r>
-        <w:rPr>
-          <w:b w:val="0"/>
-        </w:rPr>
-        <w:t xml:space="preserve">Identify the </w:t>
-      </w:r>
-      <w:r>
-        <w:rPr>
-          <w:b/>
-        </w:rPr>
-        <w:t>repair</w:t>
-      </w:r>
-      <w:r>
-        <w:rPr>
-          <w:b w:val="0"/>
-        </w:rPr>
-        <w:t xml:space="preserve"> and </w:t>
-      </w:r>
-      <w:r>
-        <w:rPr>
-          <w:b/>
-        </w:rPr>
-        <w:t>regression</w:t>
-      </w:r>
-      <w:r>
-        <w:rPr>
-          <w:b w:val="0"/>
-        </w:rPr>
-        <w:t>, propose U2 and give one validation check. No booking occurs.</w:t>
-      </w:r>
-    </w:p>
-    <w:p>
-      <w:pPr>
-        <w:pStyle w:val="Heading3"/>
-      </w:pPr>
-      <w:r>
-        <w:t>My independent explanation, trace and limits</w:t>
-      </w:r>
-    </w:p>
-    <w:p>
-      <w:r>
-        <w:t>________________________________________________________________</w:t>
-      </w:r>
-    </w:p>
-    <w:p>
-      <w:r>
-        <w:t>________________________________________________________________</w:t>
-      </w:r>
-    </w:p>
-    <w:p>
-      <w:r>
-        <w:t>________________________________________________________________</w:t>
-      </w:r>
-    </w:p>
-    <w:p>
-      <w:r>
-        <w:t>________________________________________________________________</w:t>
-      </w:r>
-    </w:p>
-    <w:p>
-      <w:r>
-        <w:t>________________________________________________________________</w:t>
-      </w:r>
-    </w:p>
-    <w:p>
-      <w:r>
-        <w:t>________________________________________________________________</w:t>
-      </w:r>
-    </w:p>
-    <w:p>
-      <w:r>
-        <w:t>________________________________________________________________</w:t>
+        <w:pStyle w:val="Heading2"/>
+      </w:pPr>
+      <w:r>
+        <w:t>Keep a fair record</w:t>
       </w:r>
     </w:p>
     <w:p>
@@ -578,74 +630,50 @@
     </w:p>
     <w:p>
       <w:pPr>
+        <w:pStyle w:val="Heading2"/>
+      </w:pPr>
+      <w:r>
+        <w:t>Earlier wording, alternatives and picture transcripts · reference / check after trying</w:t>
+      </w:r>
+    </w:p>
+    <w:p>
+      <w:pPr>
+        <w:pStyle w:val="Heading3"/>
+      </w:pPr>
+      <w:r>
+        <w:t>Independent case: Audit a different proposed repair</w:t>
+      </w:r>
+    </w:p>
+    <w:p>
+      <w:pPr>
         <w:pStyle w:val="Heading1"/>
       </w:pPr>
       <w:r>
-        <w:t>05. Your learning target</w:t>
-      </w:r>
-    </w:p>
-    <w:p>
-      <w:r>
-        <w:t>Connect the Improve One Cause target to a trace and a justified conclusion.</w:t>
+        <w:t>09. Project · Keep the decision and its evidence</w:t>
+      </w:r>
+    </w:p>
+    <w:p>
+      <w:r>
+        <w:t>Add this week’s change to your existing project record.</w:t>
+      </w:r>
+    </w:p>
+    <w:p>
+      <w:pPr>
+        <w:pStyle w:val="Heading2"/>
+      </w:pPr>
+      <w:r>
+        <w:t>Your evidence record</w:t>
       </w:r>
     </w:p>
     <w:p>
       <w:pPr>
         <w:spacing w:line="336" w:lineRule="auto" w:after="180"/>
-        <w:shd w:fill="F5F1FB"/>
       </w:pPr>
       <w:r>
         <w:rPr>
           <w:b w:val="0"/>
         </w:rPr>
-        <w:t>Version A makes four errors. Version B makes one after lighting, labels and rules all change. What can you conclude, and how would you isolate the effect of lighting?</w:t>
-      </w:r>
-    </w:p>
-    <w:p>
-      <w:pPr>
-        <w:pStyle w:val="Heading1"/>
-      </w:pPr>
-      <w:r>
-        <w:t>06. Solve the given case</w:t>
-      </w:r>
-    </w:p>
-    <w:p>
-      <w:r>
-        <w:t>Solve the supplied Improve One Cause case and show the deciding evidence.</w:t>
-      </w:r>
-    </w:p>
-    <w:p>
-      <w:pPr>
-        <w:spacing w:line="336" w:lineRule="auto" w:after="180"/>
-      </w:pPr>
-      <w:r>
-        <w:rPr>
-          <w:b w:val="0"/>
-        </w:rPr>
-        <w:t>The team changes lighting, labels and rules together; errors fall from four to one.</w:t>
-      </w:r>
-    </w:p>
-    <w:p>
-      <w:pPr>
-        <w:spacing w:line="336" w:lineRule="auto" w:after="180"/>
-        <w:shd w:fill="F5F1FB"/>
-      </w:pPr>
-      <w:r>
-        <w:rPr>
-          <w:b w:val="0"/>
-        </w:rPr>
-        <w:t>Can it identify the cause of improvement?</w:t>
-      </w:r>
-    </w:p>
-    <w:p>
-      <w:pPr>
-        <w:spacing w:line="336" w:lineRule="auto" w:after="180"/>
-      </w:pPr>
-      <w:r>
-        <w:rPr>
-          <w:b w:val="0"/>
-        </w:rPr>
-        <w:t xml:space="preserve">Show your trace, calculation or </w:t>
+        <w:t xml:space="preserve">If the sorter has an </w:t>
       </w:r>
       <w:r>
         <w:rPr>
@@ -653,290 +681,11 @@
         </w:rPr>
         <w:t>evidence</w:t>
       </w:r>
-    </w:p>
-    <w:p>
-      <w:pPr>
-        <w:pStyle w:val="Heading3"/>
-      </w:pPr>
-      <w:r>
-        <w:t>Write or draw your reasoning and evidence.</w:t>
-      </w:r>
-    </w:p>
-    <w:p>
-      <w:r>
-        <w:t>________________________________________________________________</w:t>
-      </w:r>
-    </w:p>
-    <w:p>
-      <w:r>
-        <w:t>________________________________________________________________</w:t>
-      </w:r>
-    </w:p>
-    <w:p>
-      <w:r>
-        <w:t>________________________________________________________________</w:t>
-      </w:r>
-    </w:p>
-    <w:p>
-      <w:r>
-        <w:t>________________________________________________________________</w:t>
-      </w:r>
-    </w:p>
-    <w:p>
-      <w:r>
-        <w:t>________________________________________________________________</w:t>
-      </w:r>
-    </w:p>
-    <w:p>
-      <w:pPr>
-        <w:pStyle w:val="Heading1"/>
-      </w:pPr>
-      <w:r>
-        <w:t>07. Check a changed case</w:t>
-      </w:r>
-    </w:p>
-    <w:p>
-      <w:r>
-        <w:t>Apply the procedure to the changed case and record why the conclusion follows.</w:t>
-      </w:r>
-    </w:p>
-    <w:p>
-      <w:pPr>
-        <w:spacing w:line="336" w:lineRule="auto" w:after="180"/>
-      </w:pPr>
       <w:r>
         <w:rPr>
           <w:b w:val="0"/>
         </w:rPr>
-        <w:t>Dim photos fail. You change the lighting and all decision rules together; performance improves. Can you tell which change helped? Design a clearer comparison.</w:t>
-      </w:r>
-    </w:p>
-    <w:p>
-      <w:pPr>
-        <w:spacing w:line="336" w:lineRule="auto" w:after="180"/>
-      </w:pPr>
-      <w:r>
-        <w:rPr>
-          <w:b w:val="0"/>
-        </w:rPr>
-        <w:t>My independent answer and reason</w:t>
-      </w:r>
-    </w:p>
-    <w:p>
-      <w:pPr>
-        <w:pStyle w:val="Heading3"/>
-      </w:pPr>
-      <w:r>
-        <w:t>Write or draw your reasoning and evidence.</w:t>
-      </w:r>
-    </w:p>
-    <w:p>
-      <w:r>
-        <w:t>________________________________________________________________</w:t>
-      </w:r>
-    </w:p>
-    <w:p>
-      <w:r>
-        <w:t>________________________________________________________________</w:t>
-      </w:r>
-    </w:p>
-    <w:p>
-      <w:r>
-        <w:t>________________________________________________________________</w:t>
-      </w:r>
-    </w:p>
-    <w:p>
-      <w:r>
-        <w:t>________________________________________________________________</w:t>
-      </w:r>
-    </w:p>
-    <w:p>
-      <w:r>
-        <w:t>________________________________________________________________</w:t>
-      </w:r>
-    </w:p>
-    <w:p>
-      <w:pPr>
-        <w:pStyle w:val="Heading3"/>
-      </w:pPr>
-      <w:r>
-        <w:t>Week 35 Test and reflect</w:t>
-      </w:r>
-    </w:p>
-    <w:p>
-      <w:pPr>
-        <w:pStyle w:val="Heading1"/>
-      </w:pPr>
-      <w:r>
-        <w:t>08. Design a revealing test</w:t>
-      </w:r>
-    </w:p>
-    <w:p>
-      <w:r>
-        <w:t>Specify a changed input, expected result and observation separately.</w:t>
-      </w:r>
-    </w:p>
-    <w:p>
-      <w:pPr>
-        <w:spacing w:line="336" w:lineRule="auto" w:after="180"/>
-      </w:pPr>
-      <w:r>
-        <w:rPr>
-          <w:b w:val="0"/>
-        </w:rPr>
-        <w:t xml:space="preserve">Create a changed </w:t>
-      </w:r>
-      <w:r>
-        <w:rPr>
-          <w:b/>
-        </w:rPr>
-        <w:t>input</w:t>
-      </w:r>
-      <w:r>
-        <w:rPr>
-          <w:b w:val="0"/>
-        </w:rPr>
-        <w:t>, boundary case or missing-information case. Write the expected answer or safe response before testing.</w:t>
-      </w:r>
-    </w:p>
-    <w:tbl>
-      <w:tblPr>
-        <w:tblStyle w:val="LightShading-Accent1"/>
-        <w:tblW w:type="auto" w:w="0"/>
-        <w:tblLook w:firstColumn="1" w:firstRow="1" w:lastColumn="0" w:lastRow="0" w:noHBand="0" w:noVBand="1" w:val="04A0"/>
-      </w:tblPr>
-      <w:tblGrid>
-        <w:gridCol w:w="5112"/>
-        <w:gridCol w:w="5112"/>
-      </w:tblGrid>
-      <w:tr>
-        <w:trPr>
-          <w:tblHeader/>
-        </w:trPr>
-        <w:tc>
-          <w:tcPr>
-            <w:tcW w:type="dxa" w:w="5112"/>
-          </w:tcPr>
-          <w:p>
-            <w:r>
-              <w:t>Test record</w:t>
-            </w:r>
-          </w:p>
-        </w:tc>
-        <w:tc>
-          <w:tcPr>
-            <w:tcW w:type="dxa" w:w="5112"/>
-          </w:tcPr>
-          <w:p>
-            <w:r>
-              <w:t>My evidence</w:t>
-            </w:r>
-          </w:p>
-        </w:tc>
-      </w:tr>
-      <w:tr>
-        <w:tc>
-          <w:tcPr>
-            <w:tcW w:type="dxa" w:w="5112"/>
-          </w:tcPr>
-          <w:p>
-            <w:r>
-              <w:t>Changed input or condition</w:t>
-            </w:r>
-          </w:p>
-        </w:tc>
-        <w:tc>
-          <w:tcPr>
-            <w:tcW w:type="dxa" w:w="5112"/>
-          </w:tcPr>
-          <w:p>
-            <w:r/>
-          </w:p>
-        </w:tc>
-      </w:tr>
-      <w:tr>
-        <w:tc>
-          <w:tcPr>
-            <w:tcW w:type="dxa" w:w="5112"/>
-          </w:tcPr>
-          <w:p>
-            <w:r>
-              <w:t>Expected answer or fallback</w:t>
-            </w:r>
-          </w:p>
-        </w:tc>
-        <w:tc>
-          <w:tcPr>
-            <w:tcW w:type="dxa" w:w="5112"/>
-          </w:tcPr>
-          <w:p>
-            <w:r/>
-          </w:p>
-        </w:tc>
-      </w:tr>
-      <w:tr>
-        <w:tc>
-          <w:tcPr>
-            <w:tcW w:type="dxa" w:w="5112"/>
-          </w:tcPr>
-          <w:p>
-            <w:r>
-              <w:t>Observed result</w:t>
-            </w:r>
-          </w:p>
-        </w:tc>
-        <w:tc>
-          <w:tcPr>
-            <w:tcW w:type="dxa" w:w="5112"/>
-          </w:tcPr>
-          <w:p>
-            <w:r/>
-          </w:p>
-        </w:tc>
-      </w:tr>
-      <w:tr>
-        <w:tc>
-          <w:tcPr>
-            <w:tcW w:type="dxa" w:w="5112"/>
-          </w:tcPr>
-          <w:p>
-            <w:r>
-              <w:t>Why the result occurred</w:t>
-            </w:r>
-          </w:p>
-        </w:tc>
-        <w:tc>
-          <w:tcPr>
-            <w:tcW w:type="dxa" w:w="5112"/>
-          </w:tcPr>
-          <w:p>
-            <w:r/>
-          </w:p>
-        </w:tc>
-      </w:tr>
-    </w:tbl>
-    <w:p>
-      <w:pPr>
-        <w:pStyle w:val="Heading1"/>
-      </w:pPr>
-      <w:r>
-        <w:t>09. Project checkpoint</w:t>
-      </w:r>
-    </w:p>
-    <w:p>
-      <w:r>
-        <w:t>Justify what Improve One Cause adds to Helpful Classroom Sorter and keep the evidence.</w:t>
-      </w:r>
-    </w:p>
-    <w:p>
-      <w:pPr>
-        <w:spacing w:line="336" w:lineRule="auto" w:after="180"/>
-      </w:pPr>
-      <w:r>
-        <w:rPr>
-          <w:b w:val="0"/>
-        </w:rPr>
-        <w:t xml:space="preserve">Create sorter version 2 with one </w:t>
+        <w:t xml:space="preserve">d defect, save a new version with one </w:t>
       </w:r>
       <w:r>
         <w:rPr>
@@ -948,7 +697,7 @@
         <w:rPr>
           <w:b w:val="0"/>
         </w:rPr>
-        <w:t>-linked change and a before/after test table.</w:t>
+        <w:t>-linked change and a before/after test table; otherwise retain the current tested version and state that no repair was needed.</w:t>
       </w:r>
     </w:p>
     <w:p>
@@ -1012,636 +761,20 @@
         <w:pStyle w:val="Heading1"/>
       </w:pPr>
       <w:r>
-        <w:t>10. Self check</w:t>
-      </w:r>
-    </w:p>
-    <w:p>
-      <w:r>
-        <w:t>Judge explanation, evidence, transfer and limits separately; attach the work behind your judgement.</w:t>
-      </w:r>
-    </w:p>
-    <w:p>
-      <w:pPr>
-        <w:pStyle w:val="ListBullet"/>
-      </w:pPr>
-      <w:r>
-        <w:t>I can explain the mechanism.</w:t>
-      </w:r>
-    </w:p>
-    <w:p>
-      <w:pPr>
-        <w:pStyle w:val="ListBullet"/>
-      </w:pPr>
-      <w:r>
-        <w:t>I can show evidence.</w:t>
-      </w:r>
-    </w:p>
-    <w:p>
-      <w:pPr>
-        <w:pStyle w:val="ListBullet"/>
-      </w:pPr>
-      <w:r>
-        <w:t>I can handle a changed case.</w:t>
-      </w:r>
-    </w:p>
-    <w:p>
-      <w:pPr>
-        <w:pStyle w:val="ListBullet"/>
-      </w:pPr>
-      <w:r>
-        <w:t>I can name a limit.</w:t>
-      </w:r>
-    </w:p>
-    <w:p>
-      <w:r>
-        <w:t>Mark each as not yet, with help or independently, and attach supporting work.</w:t>
-      </w:r>
-    </w:p>
-    <w:p>
-      <w:pPr>
-        <w:spacing w:line="336" w:lineRule="auto" w:after="180"/>
-      </w:pPr>
-      <w:r>
-        <w:rPr>
-          <w:b w:val="0"/>
-        </w:rPr>
-        <w:t>Teacher review ____________________  Next step ____________________</w:t>
-      </w:r>
-    </w:p>
-    <w:p>
-      <w:pPr>
-        <w:pStyle w:val="Heading1"/>
-      </w:pPr>
-      <w:r>
-        <w:t>11. Transfer practice from the original programme</w:t>
-      </w:r>
-    </w:p>
-    <w:p>
-      <w:r>
-        <w:t>Use this earlier case as transfer practice. A case already discussed with feedback is not fresh assessment evidence.</w:t>
-      </w:r>
-    </w:p>
-    <w:p>
-      <w:pPr>
-        <w:spacing w:line="336" w:lineRule="auto" w:after="180"/>
-        <w:shd w:fill="F5F1FB"/>
-      </w:pPr>
-      <w:r>
-        <w:rPr>
-          <w:b w:val="0"/>
-        </w:rPr>
-        <w:t>Version A makes four errors. Version B makes one after lighting, labels and rules all change. What can you conclude, and how would you isolate the effect of lighting?</w:t>
-      </w:r>
-    </w:p>
-    <w:p>
-      <w:pPr>
-        <w:pStyle w:val="Heading3"/>
-      </w:pPr>
-      <w:r>
-        <w:t>My independently reasoned answer</w:t>
-      </w:r>
-    </w:p>
-    <w:p>
-      <w:r>
-        <w:t>________________________________________________________________</w:t>
-      </w:r>
-    </w:p>
-    <w:p>
-      <w:r>
-        <w:t>________________________________________________________________</w:t>
-      </w:r>
-    </w:p>
-    <w:p>
-      <w:r>
-        <w:t>________________________________________________________________</w:t>
-      </w:r>
-    </w:p>
-    <w:p>
-      <w:r>
-        <w:t>________________________________________________________________</w:t>
-      </w:r>
-    </w:p>
-    <w:p>
-      <w:r>
-        <w:t>________________________________________________________________</w:t>
-      </w:r>
-    </w:p>
-    <w:p>
-      <w:r>
-        <w:t>________________________________________________________________</w:t>
-      </w:r>
-    </w:p>
-    <w:p>
-      <w:r>
-        <w:t>________________________________________________________________</w:t>
-      </w:r>
-    </w:p>
-    <w:p>
-      <w:pPr>
-        <w:spacing w:line="336" w:lineRule="auto" w:after="180"/>
-      </w:pPr>
-      <w:r>
-        <w:rPr>
-          <w:b w:val="0"/>
-        </w:rPr>
-        <w:t>Record support used: none, hint or teacher explanation.</w:t>
-      </w:r>
-    </w:p>
-    <w:p>
-      <w:pPr>
-        <w:pStyle w:val="Heading1"/>
-      </w:pPr>
-      <w:r>
-        <w:t>12. W1 Write the change record</w:t>
-      </w:r>
-    </w:p>
-    <w:p>
-      <w:r>
-        <w:t>Write the change record. Apply the supplied Improve One Cause facts and keep your reasoning.</w:t>
-      </w:r>
-    </w:p>
-    <w:p>
-      <w:pPr>
-        <w:spacing w:line="336" w:lineRule="auto" w:after="180"/>
-      </w:pPr>
-      <w:r>
-        <w:rPr>
-          <w:b w:val="0"/>
-        </w:rPr>
-        <w:t xml:space="preserve">Use S0’s failure on 10 Yes with catalogue B version 1. Record the expected and incorrect </w:t>
-      </w:r>
-      <w:r>
-        <w:rPr>
-          <w:b/>
-        </w:rPr>
-        <w:t>output</w:t>
-      </w:r>
-      <w:r>
-        <w:rPr>
-          <w:b w:val="0"/>
-        </w:rPr>
-        <w:t>s, the faulty time comparison, the exact S1 correction and the other conditions that must remain.</w:t>
-      </w:r>
-    </w:p>
-    <w:p>
-      <w:pPr>
-        <w:spacing w:line="336" w:lineRule="auto" w:after="180"/>
-      </w:pPr>
-      <w:r>
-        <w:rPr>
-          <w:b w:val="0"/>
-        </w:rPr>
-        <w:t xml:space="preserve">Explain what old </w:t>
-      </w:r>
-      <w:r>
-        <w:rPr>
-          <w:b/>
-        </w:rPr>
-        <w:t>evidence</w:t>
-      </w:r>
-      <w:r>
-        <w:rPr>
-          <w:b w:val="0"/>
-        </w:rPr>
-        <w:t xml:space="preserve"> to preserve.</w:t>
-      </w:r>
-    </w:p>
-    <w:p>
-      <w:pPr>
-        <w:pStyle w:val="Heading3"/>
-      </w:pPr>
-      <w:r>
-        <w:t>My reasoning and evidence</w:t>
-      </w:r>
-    </w:p>
-    <w:p>
-      <w:r>
-        <w:t>________________________________________________________________</w:t>
-      </w:r>
-    </w:p>
-    <w:p>
-      <w:r>
-        <w:t>________________________________________________________________</w:t>
-      </w:r>
-    </w:p>
-    <w:p>
-      <w:r>
-        <w:t>________________________________________________________________</w:t>
-      </w:r>
-    </w:p>
-    <w:p>
-      <w:r>
-        <w:t>________________________________________________________________</w:t>
-      </w:r>
-    </w:p>
-    <w:p>
-      <w:r>
-        <w:t>________________________________________________________________</w:t>
-      </w:r>
-    </w:p>
-    <w:p>
-      <w:r>
-        <w:t>________________________________________________________________</w:t>
-      </w:r>
-    </w:p>
-    <w:p>
-      <w:pPr>
-        <w:pStyle w:val="Heading1"/>
-      </w:pPr>
-      <w:r>
-        <w:t>13. W2 Check the repair and earlier behaviour</w:t>
-      </w:r>
-    </w:p>
-    <w:p>
-      <w:r>
-        <w:t>Check the repair and earlier behaviour. Apply the supplied Improve One Cause facts and keep your reasoning.</w:t>
-      </w:r>
-    </w:p>
-    <w:p>
-      <w:pPr>
-        <w:spacing w:line="336" w:lineRule="auto" w:after="180"/>
-      </w:pPr>
-      <w:r>
-        <w:rPr>
-          <w:b w:val="0"/>
-        </w:rPr>
-        <w:t xml:space="preserve">Plan and operate the S1 </w:t>
-      </w:r>
-      <w:r>
-        <w:rPr>
-          <w:b/>
-        </w:rPr>
-        <w:t>repair</w:t>
-      </w:r>
-      <w:r>
-        <w:rPr>
-          <w:b w:val="0"/>
-        </w:rPr>
-        <w:t xml:space="preserve"> and </w:t>
-      </w:r>
-      <w:r>
-        <w:rPr>
-          <w:b/>
-        </w:rPr>
-        <w:t>regression</w:t>
-      </w:r>
-      <w:r>
-        <w:rPr>
-          <w:b w:val="0"/>
-        </w:rPr>
-        <w:t xml:space="preserve"> set described in the lesson, using the appropriate catalogue version for each case. Record expected and observed results separately with reasons and traces.</w:t>
-      </w:r>
-    </w:p>
-    <w:p>
-      <w:pPr>
-        <w:spacing w:line="336" w:lineRule="auto" w:after="180"/>
-      </w:pPr>
-      <w:r>
-        <w:rPr>
-          <w:b w:val="0"/>
-        </w:rPr>
-        <w:t>Summarise full passes over all attempted cases, list unrun cases separately and identify any remaining failures. Do not replace observed mistakes with worked answers.</w:t>
-      </w:r>
-    </w:p>
-    <w:p>
-      <w:pPr>
-        <w:pStyle w:val="Heading3"/>
-      </w:pPr>
-      <w:r>
-        <w:t>My reasoning and evidence</w:t>
-      </w:r>
-    </w:p>
-    <w:p>
-      <w:r>
-        <w:t>________________________________________________________________</w:t>
-      </w:r>
-    </w:p>
-    <w:p>
-      <w:r>
-        <w:t>________________________________________________________________</w:t>
-      </w:r>
-    </w:p>
-    <w:p>
-      <w:r>
-        <w:t>________________________________________________________________</w:t>
-      </w:r>
-    </w:p>
-    <w:p>
-      <w:r>
-        <w:t>________________________________________________________________</w:t>
-      </w:r>
-    </w:p>
-    <w:p>
-      <w:r>
-        <w:t>________________________________________________________________</w:t>
-      </w:r>
-    </w:p>
-    <w:p>
-      <w:r>
-        <w:t>________________________________________________________________</w:t>
-      </w:r>
-    </w:p>
-    <w:p>
-      <w:pPr>
-        <w:pStyle w:val="Heading1"/>
-      </w:pPr>
-      <w:r>
-        <w:t>14. W3 Reject a repair that breaks quiet requests</w:t>
-      </w:r>
-    </w:p>
-    <w:p>
-      <w:r>
-        <w:t>Reject a repair that breaks quiet requests. Apply the supplied Improve One Cause facts and keep your reasoning.</w:t>
-      </w:r>
-    </w:p>
-    <w:p>
-      <w:pPr>
-        <w:spacing w:line="336" w:lineRule="auto" w:after="180"/>
-        <w:shd w:fill="F5F1FB"/>
-      </w:pPr>
-      <w:r>
-        <w:rPr>
-          <w:b w:val="0"/>
-        </w:rPr>
-        <w:t xml:space="preserve">T1 accepts equal times but omits the quiet check. Explain why it passes 10 Yes yet fails 9 Yes. Use S0’s earlier correct result for 9 Yes to justify the word </w:t>
-      </w:r>
-      <w:r>
-        <w:rPr>
-          <w:b/>
-        </w:rPr>
-        <w:t>regression</w:t>
-      </w:r>
-      <w:r>
-        <w:rPr>
-          <w:b w:val="0"/>
-        </w:rPr>
-        <w:t>.</w:t>
-      </w:r>
-    </w:p>
-    <w:p>
-      <w:pPr>
-        <w:spacing w:line="336" w:lineRule="auto" w:after="180"/>
-        <w:shd w:fill="F5F1FB"/>
-      </w:pPr>
-      <w:r>
-        <w:rPr>
-          <w:b w:val="0"/>
-        </w:rPr>
-        <w:t>What should change in T1, and which two cases should be rerun first?</w:t>
-      </w:r>
-    </w:p>
-    <w:p>
-      <w:pPr>
-        <w:pStyle w:val="Heading3"/>
-      </w:pPr>
-      <w:r>
-        <w:t>My reasoning and evidence</w:t>
-      </w:r>
-    </w:p>
-    <w:p>
-      <w:r>
-        <w:t>________________________________________________________________</w:t>
-      </w:r>
-    </w:p>
-    <w:p>
-      <w:r>
-        <w:t>________________________________________________________________</w:t>
-      </w:r>
-    </w:p>
-    <w:p>
-      <w:r>
-        <w:t>________________________________________________________________</w:t>
-      </w:r>
-    </w:p>
-    <w:p>
-      <w:r>
-        <w:t>________________________________________________________________</w:t>
-      </w:r>
-    </w:p>
-    <w:p>
-      <w:r>
-        <w:t>________________________________________________________________</w:t>
-      </w:r>
-    </w:p>
-    <w:p>
-      <w:r>
-        <w:t>________________________________________________________________</w:t>
-      </w:r>
-    </w:p>
-    <w:p>
-      <w:pPr>
-        <w:pStyle w:val="Heading1"/>
-      </w:pPr>
-      <w:r>
-        <w:t>15. W4 Audit a different proposed repair</w:t>
-      </w:r>
-    </w:p>
-    <w:p>
-      <w:r>
-        <w:t>Attempt before feedback. If this repeats the selected independent case, reuse that first attempt; otherwise keep a separate record. Audit a different proposed repair. Apply the supplied Improve One Cause facts and keep your reasoning.</w:t>
-      </w:r>
-    </w:p>
-    <w:p>
-      <w:pPr>
-        <w:spacing w:line="336" w:lineRule="auto" w:after="180"/>
-      </w:pPr>
-      <w:r>
-        <w:rPr>
-          <w:b w:val="0"/>
-        </w:rPr>
-        <w:t xml:space="preserve">Equipment catalogue E lists E1 first with capacity 4 and E2 second with capacity 8. Valid whole group sizes are 1 to 10. Choose the first capacity at least the group size, or no match; invalid </w:t>
-      </w:r>
-      <w:r>
-        <w:rPr>
-          <w:b/>
-        </w:rPr>
-        <w:t>input</w:t>
-      </w:r>
-      <w:r>
-        <w:rPr>
-          <w:b w:val="0"/>
-        </w:rPr>
-        <w:t xml:space="preserve"> needs clarification.</w:t>
-      </w:r>
-    </w:p>
-    <w:p>
-      <w:pPr>
-        <w:spacing w:line="336" w:lineRule="auto" w:after="180"/>
-      </w:pPr>
-      <w:r>
-        <w:rPr>
-          <w:b w:val="0"/>
-        </w:rPr>
-        <w:t>Old U0 uses strictly greater capacity and stops at the first fit. Proposed U1 includes equality but keeps searching and returns the last fit. Independently compare U0, U1 and the requirement for groups 8 and 3.</w:t>
-      </w:r>
-    </w:p>
-    <w:p>
-      <w:pPr>
-        <w:spacing w:line="336" w:lineRule="auto" w:after="180"/>
-      </w:pPr>
-      <w:r>
-        <w:rPr>
-          <w:b w:val="0"/>
-        </w:rPr>
-        <w:t xml:space="preserve">Identify the </w:t>
-      </w:r>
-      <w:r>
-        <w:rPr>
-          <w:b/>
-        </w:rPr>
-        <w:t>repair</w:t>
-      </w:r>
-      <w:r>
-        <w:rPr>
-          <w:b w:val="0"/>
-        </w:rPr>
-        <w:t xml:space="preserve"> and </w:t>
-      </w:r>
-      <w:r>
-        <w:rPr>
-          <w:b/>
-        </w:rPr>
-        <w:t>regression</w:t>
-      </w:r>
-      <w:r>
-        <w:rPr>
-          <w:b w:val="0"/>
-        </w:rPr>
-        <w:t>, propose U2 and give one validation check. No booking occurs.</w:t>
-      </w:r>
-    </w:p>
-    <w:p>
-      <w:pPr>
-        <w:pStyle w:val="Heading3"/>
-      </w:pPr>
-      <w:r>
-        <w:t>My reasoning and evidence</w:t>
-      </w:r>
-    </w:p>
-    <w:p>
-      <w:r>
-        <w:t>________________________________________________________________</w:t>
-      </w:r>
-    </w:p>
-    <w:p>
-      <w:r>
-        <w:t>________________________________________________________________</w:t>
-      </w:r>
-    </w:p>
-    <w:p>
-      <w:r>
-        <w:t>________________________________________________________________</w:t>
-      </w:r>
-    </w:p>
-    <w:p>
-      <w:r>
-        <w:t>________________________________________________________________</w:t>
-      </w:r>
-    </w:p>
-    <w:p>
-      <w:r>
-        <w:t>________________________________________________________________</w:t>
-      </w:r>
-    </w:p>
-    <w:p>
-      <w:r>
-        <w:t>________________________________________________________________</w:t>
-      </w:r>
-    </w:p>
-    <w:p>
-      <w:r>
-        <w:t>________________________________________________________________</w:t>
-      </w:r>
-    </w:p>
-    <w:p>
-      <w:r>
-        <w:t>________________________________________________________________</w:t>
-      </w:r>
-    </w:p>
-    <w:p>
-      <w:pPr>
-        <w:pStyle w:val="Heading1"/>
-      </w:pPr>
-      <w:r>
-        <w:t>16. W5 Protect the meaning of final evaluation</w:t>
-      </w:r>
-    </w:p>
-    <w:p>
-      <w:r>
-        <w:t>Protect the meaning of final evaluation. Apply the supplied Improve One Cause facts and keep your reasoning.</w:t>
-      </w:r>
-    </w:p>
-    <w:p>
-      <w:pPr>
-        <w:spacing w:line="336" w:lineRule="auto" w:after="180"/>
-      </w:pPr>
-      <w:r>
-        <w:rPr>
-          <w:b w:val="0"/>
-        </w:rPr>
-        <w:t>After seeing a reserved final case fail, a team edits its candidate, reruns that same case and calls the result “a successful unseen test of the new version”. Explain what is wrong and what should be recorded instead.</w:t>
-      </w:r>
-    </w:p>
-    <w:p>
-      <w:pPr>
-        <w:spacing w:line="336" w:lineRule="auto" w:after="180"/>
-      </w:pPr>
-      <w:r>
-        <w:rPr>
-          <w:b w:val="0"/>
-        </w:rPr>
-        <w:t>State what must be saved before an evaluation begins.</w:t>
-      </w:r>
-    </w:p>
-    <w:p>
-      <w:pPr>
-        <w:pStyle w:val="Heading3"/>
-      </w:pPr>
-      <w:r>
-        <w:t>My reasoning and evidence</w:t>
-      </w:r>
-    </w:p>
-    <w:p>
-      <w:r>
-        <w:t>________________________________________________________________</w:t>
-      </w:r>
-    </w:p>
-    <w:p>
-      <w:r>
-        <w:t>________________________________________________________________</w:t>
-      </w:r>
-    </w:p>
-    <w:p>
-      <w:r>
-        <w:t>________________________________________________________________</w:t>
-      </w:r>
-    </w:p>
-    <w:p>
-      <w:r>
-        <w:t>________________________________________________________________</w:t>
-      </w:r>
-    </w:p>
-    <w:p>
-      <w:r>
-        <w:t>________________________________________________________________</w:t>
-      </w:r>
-    </w:p>
-    <w:p>
-      <w:r>
-        <w:t>________________________________________________________________</w:t>
-      </w:r>
-    </w:p>
-    <w:p>
-      <w:pPr>
-        <w:pStyle w:val="Heading1"/>
-      </w:pPr>
-      <w:r>
-        <w:t>17. Feedback, return check and learning record</w:t>
-      </w:r>
-    </w:p>
-    <w:p>
-      <w:r>
-        <w:t>Record the first repaired step and a different case to revisit after a delay.</w:t>
+        <w:t>17. Feedback · Repair and return</w:t>
+      </w:r>
+    </w:p>
+    <w:p>
+      <w:r>
+        <w:t>Keep the first attempt, the repair and a changed-case return.</w:t>
+      </w:r>
+    </w:p>
+    <w:p>
+      <w:pPr>
+        <w:pStyle w:val="Heading2"/>
+      </w:pPr>
+      <w:r>
+        <w:t>Your evidence record</w:t>
       </w:r>
     </w:p>
     <w:tbl>
@@ -1796,12 +929,968 @@
         <w:pStyle w:val="Heading1"/>
       </w:pPr>
       <w:r>
-        <w:t>18. Pictorial case practice: Improve One Cause</w:t>
-      </w:r>
-    </w:p>
-    <w:p>
-      <w:r>
-        <w:t>A fictional quiet-activity chooser has a boundary bug and a proposed repair. Explain the labelled step before checking the changed condition.</w:t>
+        <w:t>10. Finish · Judge the evidence in your work</w:t>
+      </w:r>
+    </w:p>
+    <w:p>
+      <w:r>
+        <w:t>Point to work that supports your confidence level.</w:t>
+      </w:r>
+    </w:p>
+    <w:p>
+      <w:pPr>
+        <w:pStyle w:val="Heading2"/>
+      </w:pPr>
+      <w:r>
+        <w:t>Your evidence record</w:t>
+      </w:r>
+    </w:p>
+    <w:p>
+      <w:pPr>
+        <w:pStyle w:val="ListBullet"/>
+      </w:pPr>
+      <w:r>
+        <w:t>I can explain the mechanism.</w:t>
+      </w:r>
+    </w:p>
+    <w:p>
+      <w:pPr>
+        <w:pStyle w:val="ListBullet"/>
+      </w:pPr>
+      <w:r>
+        <w:t>I can show evidence.</w:t>
+      </w:r>
+    </w:p>
+    <w:p>
+      <w:pPr>
+        <w:pStyle w:val="ListBullet"/>
+      </w:pPr>
+      <w:r>
+        <w:t>I can handle a changed case.</w:t>
+      </w:r>
+    </w:p>
+    <w:p>
+      <w:pPr>
+        <w:pStyle w:val="ListBullet"/>
+      </w:pPr>
+      <w:r>
+        <w:t>I can name a limit.</w:t>
+      </w:r>
+    </w:p>
+    <w:p>
+      <w:r>
+        <w:t>Mark each as not yet, with help or independently, and attach supporting work.</w:t>
+      </w:r>
+    </w:p>
+    <w:p>
+      <w:pPr>
+        <w:spacing w:line="336" w:lineRule="auto" w:after="180"/>
+      </w:pPr>
+      <w:r>
+        <w:rPr>
+          <w:b w:val="0"/>
+        </w:rPr>
+        <w:t>Teacher review ____________________  Next step ____________________</w:t>
+      </w:r>
+    </w:p>
+    <w:p>
+      <w:pPr>
+        <w:pStyle w:val="Heading1"/>
+      </w:pPr>
+      <w:r>
+        <w:t>Reference bank and extra practice</w:t>
+      </w:r>
+    </w:p>
+    <w:p>
+      <w:pPr>
+        <w:pStyle w:val="Heading1"/>
+      </w:pPr>
+      <w:r>
+        <w:t>02. Reference · Supported W2 record</w:t>
+      </w:r>
+    </w:p>
+    <w:p>
+      <w:r>
+        <w:t>This is the same W2 attempt. Keep one response record.</w:t>
+      </w:r>
+    </w:p>
+    <w:p>
+      <w:pPr>
+        <w:pStyle w:val="Heading2"/>
+      </w:pPr>
+      <w:r>
+        <w:t>Use this when helpful</w:t>
+      </w:r>
+    </w:p>
+    <w:p>
+      <w:pPr>
+        <w:spacing w:line="336" w:lineRule="auto" w:after="180"/>
+      </w:pPr>
+      <w:r>
+        <w:rPr>
+          <w:b w:val="0"/>
+        </w:rPr>
+        <w:t xml:space="preserve">Use W2: Check the </w:t>
+      </w:r>
+      <w:r>
+        <w:rPr>
+          <w:b/>
+        </w:rPr>
+        <w:t>repair</w:t>
+      </w:r>
+      <w:r>
+        <w:rPr>
+          <w:b w:val="0"/>
+        </w:rPr>
+        <w:t xml:space="preserve"> and earlier behaviour for Improving and checking </w:t>
+      </w:r>
+      <w:r>
+        <w:rPr>
+          <w:b/>
+        </w:rPr>
+        <w:t>regression</w:t>
+      </w:r>
+      <w:r>
+        <w:rPr>
+          <w:b w:val="0"/>
+        </w:rPr>
+        <w:t>s. Record the answer once; the lesson and workbook refer to the same attempt.</w:t>
+      </w:r>
+    </w:p>
+    <w:tbl>
+      <w:tblPr>
+        <w:tblStyle w:val="LightShading-Accent1"/>
+        <w:tblW w:type="auto" w:w="0"/>
+        <w:tblLook w:firstColumn="1" w:firstRow="1" w:lastColumn="0" w:lastRow="0" w:noHBand="0" w:noVBand="1" w:val="04A0"/>
+      </w:tblPr>
+      <w:tblGrid>
+        <w:gridCol w:w="2556"/>
+        <w:gridCol w:w="2556"/>
+        <w:gridCol w:w="2556"/>
+        <w:gridCol w:w="2556"/>
+      </w:tblGrid>
+      <w:tr>
+        <w:trPr>
+          <w:tblHeader/>
+        </w:trPr>
+        <w:tc>
+          <w:tcPr>
+            <w:tcW w:type="dxa" w:w="2556"/>
+          </w:tcPr>
+          <w:p>
+            <w:r>
+              <w:t>Given inputs</w:t>
+            </w:r>
+          </w:p>
+        </w:tc>
+        <w:tc>
+          <w:tcPr>
+            <w:tcW w:type="dxa" w:w="2556"/>
+          </w:tcPr>
+          <w:p>
+            <w:r>
+              <w:t>Procedure I chose</w:t>
+            </w:r>
+          </w:p>
+        </w:tc>
+        <w:tc>
+          <w:tcPr>
+            <w:tcW w:type="dxa" w:w="2556"/>
+          </w:tcPr>
+          <w:p>
+            <w:r>
+              <w:t>Middle steps</w:t>
+            </w:r>
+          </w:p>
+        </w:tc>
+        <w:tc>
+          <w:tcPr>
+            <w:tcW w:type="dxa" w:w="2556"/>
+          </w:tcPr>
+          <w:p>
+            <w:r>
+              <w:t>Result and check</w:t>
+            </w:r>
+          </w:p>
+        </w:tc>
+      </w:tr>
+      <w:tr>
+        <w:tc>
+          <w:tcPr>
+            <w:tcW w:type="dxa" w:w="2556"/>
+          </w:tcPr>
+          <w:p>
+            <w:r/>
+          </w:p>
+        </w:tc>
+        <w:tc>
+          <w:tcPr>
+            <w:tcW w:type="dxa" w:w="2556"/>
+          </w:tcPr>
+          <w:p>
+            <w:r/>
+          </w:p>
+        </w:tc>
+        <w:tc>
+          <w:tcPr>
+            <w:tcW w:type="dxa" w:w="2556"/>
+          </w:tcPr>
+          <w:p>
+            <w:r/>
+          </w:p>
+        </w:tc>
+        <w:tc>
+          <w:tcPr>
+            <w:tcW w:type="dxa" w:w="2556"/>
+          </w:tcPr>
+          <w:p>
+            <w:r/>
+          </w:p>
+        </w:tc>
+      </w:tr>
+    </w:tbl>
+    <w:p>
+      <w:pPr>
+        <w:pStyle w:val="Heading3"/>
+      </w:pPr>
+      <w:r>
+        <w:t>The step I completed without help, and the hint I needed</w:t>
+      </w:r>
+    </w:p>
+    <w:p>
+      <w:r>
+        <w:t>________________________________________________________________</w:t>
+      </w:r>
+    </w:p>
+    <w:p>
+      <w:r>
+        <w:t>________________________________________________________________</w:t>
+      </w:r>
+    </w:p>
+    <w:p>
+      <w:r>
+        <w:t>________________________________________________________________</w:t>
+      </w:r>
+    </w:p>
+    <w:p>
+      <w:pPr>
+        <w:pStyle w:val="Heading1"/>
+      </w:pPr>
+      <w:r>
+        <w:t>03. Extra practice · Repair the explanation</w:t>
+      </w:r>
+    </w:p>
+    <w:p>
+      <w:r>
+        <w:t>Explain the deciding fact before discussing the answer.</w:t>
+      </w:r>
+    </w:p>
+    <w:p>
+      <w:pPr>
+        <w:pStyle w:val="Heading2"/>
+      </w:pPr>
+      <w:r>
+        <w:t>Use this when helpful</w:t>
+      </w:r>
+    </w:p>
+    <w:p>
+      <w:pPr>
+        <w:spacing w:line="336" w:lineRule="auto" w:after="180"/>
+      </w:pPr>
+      <w:r>
+        <w:rPr>
+          <w:b w:val="0"/>
+        </w:rPr>
+        <w:t xml:space="preserve">Use the worked case for Improving and checking </w:t>
+      </w:r>
+      <w:r>
+        <w:rPr>
+          <w:b/>
+        </w:rPr>
+        <w:t>regression</w:t>
+      </w:r>
+      <w:r>
+        <w:rPr>
+          <w:b w:val="0"/>
+        </w:rPr>
+        <w:t xml:space="preserve">s. Proposed explanation: “One </w:t>
+      </w:r>
+      <w:r>
+        <w:rPr>
+          <w:b/>
+        </w:rPr>
+        <w:t>repair</w:t>
+      </w:r>
+      <w:r>
+        <w:rPr>
+          <w:b w:val="0"/>
+        </w:rPr>
+        <w:t>ed example proves improvement everywhere”. Decide whether this explanation is supported.</w:t>
+      </w:r>
+    </w:p>
+    <w:p>
+      <w:pPr>
+        <w:spacing w:line="336" w:lineRule="auto" w:after="180"/>
+      </w:pPr>
+      <w:r>
+        <w:rPr>
+          <w:b w:val="0"/>
+        </w:rPr>
+        <w:t xml:space="preserve">Point to the step or supplied fact that decides; explain your </w:t>
+      </w:r>
+      <w:r>
+        <w:rPr>
+          <w:b/>
+        </w:rPr>
+        <w:t>repair</w:t>
+      </w:r>
+      <w:r>
+        <w:rPr>
+          <w:b w:val="0"/>
+        </w:rPr>
+        <w:t xml:space="preserve"> if needed.</w:t>
+      </w:r>
+    </w:p>
+    <w:p>
+      <w:pPr>
+        <w:pStyle w:val="Heading3"/>
+      </w:pPr>
+      <w:r>
+        <w:t>My explanation before partner discussion</w:t>
+      </w:r>
+    </w:p>
+    <w:p>
+      <w:r>
+        <w:t>________________________________________________________________</w:t>
+      </w:r>
+    </w:p>
+    <w:p>
+      <w:r>
+        <w:t>________________________________________________________________</w:t>
+      </w:r>
+    </w:p>
+    <w:p>
+      <w:r>
+        <w:t>________________________________________________________________</w:t>
+      </w:r>
+    </w:p>
+    <w:p>
+      <w:r>
+        <w:t>________________________________________________________________</w:t>
+      </w:r>
+    </w:p>
+    <w:p>
+      <w:pPr>
+        <w:pStyle w:val="Heading1"/>
+      </w:pPr>
+      <w:r>
+        <w:t>05. Reference · Original learning target</w:t>
+      </w:r>
+    </w:p>
+    <w:p>
+      <w:r>
+        <w:t>Use this target to inspect an explanation.</w:t>
+      </w:r>
+    </w:p>
+    <w:p>
+      <w:pPr>
+        <w:pStyle w:val="Heading2"/>
+      </w:pPr>
+      <w:r>
+        <w:t>Use this when helpful</w:t>
+      </w:r>
+    </w:p>
+    <w:p>
+      <w:pPr>
+        <w:spacing w:line="336" w:lineRule="auto" w:after="180"/>
+      </w:pPr>
+      <w:r>
+        <w:rPr>
+          <w:b w:val="0"/>
+        </w:rPr>
+        <w:t>Version A makes four errors. Version B makes one after lighting, labels and rules all change. What can you conclude, and how would you isolate the effect of lighting?</w:t>
+      </w:r>
+    </w:p>
+    <w:p>
+      <w:pPr>
+        <w:pStyle w:val="Heading1"/>
+      </w:pPr>
+      <w:r>
+        <w:t>06. Extra practice · A complete case</w:t>
+      </w:r>
+    </w:p>
+    <w:p>
+      <w:r>
+        <w:t>Try the question before checking the worked explanation.</w:t>
+      </w:r>
+    </w:p>
+    <w:p>
+      <w:pPr>
+        <w:pStyle w:val="Heading2"/>
+      </w:pPr>
+      <w:r>
+        <w:t>Use this when helpful</w:t>
+      </w:r>
+    </w:p>
+    <w:p>
+      <w:pPr>
+        <w:spacing w:line="336" w:lineRule="auto" w:after="180"/>
+      </w:pPr>
+      <w:r>
+        <w:rPr>
+          <w:b w:val="0"/>
+        </w:rPr>
+        <w:t>The team changes lighting, labels and rules together; errors fall from four to one.</w:t>
+      </w:r>
+    </w:p>
+    <w:p>
+      <w:pPr>
+        <w:spacing w:line="336" w:lineRule="auto" w:after="180"/>
+      </w:pPr>
+      <w:r>
+        <w:rPr>
+          <w:b w:val="0"/>
+        </w:rPr>
+        <w:t>Can it identify the cause of improvement?</w:t>
+      </w:r>
+    </w:p>
+    <w:p>
+      <w:pPr>
+        <w:spacing w:line="336" w:lineRule="auto" w:after="180"/>
+      </w:pPr>
+      <w:r>
+        <w:rPr>
+          <w:b w:val="0"/>
+        </w:rPr>
+        <w:t xml:space="preserve">Show your trace, calculation or </w:t>
+      </w:r>
+      <w:r>
+        <w:rPr>
+          <w:b/>
+        </w:rPr>
+        <w:t>evidence</w:t>
+      </w:r>
+    </w:p>
+    <w:p>
+      <w:pPr>
+        <w:pStyle w:val="Heading3"/>
+      </w:pPr>
+      <w:r>
+        <w:t>Write or draw your reasoning and evidence.</w:t>
+      </w:r>
+    </w:p>
+    <w:p>
+      <w:r>
+        <w:t>________________________________________________________________</w:t>
+      </w:r>
+    </w:p>
+    <w:p>
+      <w:r>
+        <w:t>________________________________________________________________</w:t>
+      </w:r>
+    </w:p>
+    <w:p>
+      <w:r>
+        <w:t>________________________________________________________________</w:t>
+      </w:r>
+    </w:p>
+    <w:p>
+      <w:r>
+        <w:t>________________________________________________________________</w:t>
+      </w:r>
+    </w:p>
+    <w:p>
+      <w:r>
+        <w:t>________________________________________________________________</w:t>
+      </w:r>
+    </w:p>
+    <w:p>
+      <w:pPr>
+        <w:pStyle w:val="Heading1"/>
+      </w:pPr>
+      <w:r>
+        <w:t>07. Extra practice · A changed case</w:t>
+      </w:r>
+    </w:p>
+    <w:p>
+      <w:r>
+        <w:t>Keep this practice separate from the reserved independent attempt.</w:t>
+      </w:r>
+    </w:p>
+    <w:p>
+      <w:pPr>
+        <w:pStyle w:val="Heading2"/>
+      </w:pPr>
+      <w:r>
+        <w:t>Use this when helpful</w:t>
+      </w:r>
+    </w:p>
+    <w:p>
+      <w:pPr>
+        <w:spacing w:line="336" w:lineRule="auto" w:after="180"/>
+      </w:pPr>
+      <w:r>
+        <w:rPr>
+          <w:b w:val="0"/>
+        </w:rPr>
+        <w:t>Dim photos fail. You change the lighting and all decision rules together; performance improves. Can you tell which change helped? Design a clearer comparison.</w:t>
+      </w:r>
+    </w:p>
+    <w:p>
+      <w:pPr>
+        <w:spacing w:line="336" w:lineRule="auto" w:after="180"/>
+      </w:pPr>
+      <w:r>
+        <w:rPr>
+          <w:b w:val="0"/>
+        </w:rPr>
+        <w:t>My practice answer and reason</w:t>
+      </w:r>
+    </w:p>
+    <w:p>
+      <w:pPr>
+        <w:pStyle w:val="Heading3"/>
+      </w:pPr>
+      <w:r>
+        <w:t>Write or draw your reasoning and evidence.</w:t>
+      </w:r>
+    </w:p>
+    <w:p>
+      <w:r>
+        <w:t>________________________________________________________________</w:t>
+      </w:r>
+    </w:p>
+    <w:p>
+      <w:r>
+        <w:t>________________________________________________________________</w:t>
+      </w:r>
+    </w:p>
+    <w:p>
+      <w:r>
+        <w:t>________________________________________________________________</w:t>
+      </w:r>
+    </w:p>
+    <w:p>
+      <w:r>
+        <w:t>________________________________________________________________</w:t>
+      </w:r>
+    </w:p>
+    <w:p>
+      <w:r>
+        <w:t>________________________________________________________________</w:t>
+      </w:r>
+    </w:p>
+    <w:p>
+      <w:pPr>
+        <w:pStyle w:val="Heading3"/>
+      </w:pPr>
+      <w:r>
+        <w:t>Week 35 Test and reflect</w:t>
+      </w:r>
+    </w:p>
+    <w:p>
+      <w:pPr>
+        <w:pStyle w:val="Heading1"/>
+      </w:pPr>
+      <w:r>
+        <w:t>08. Extra practice · Design a revealing test</w:t>
+      </w:r>
+    </w:p>
+    <w:p>
+      <w:r>
+        <w:t>Predict before tracing or testing.</w:t>
+      </w:r>
+    </w:p>
+    <w:p>
+      <w:pPr>
+        <w:pStyle w:val="Heading2"/>
+      </w:pPr>
+      <w:r>
+        <w:t>Use this when helpful</w:t>
+      </w:r>
+    </w:p>
+    <w:p>
+      <w:pPr>
+        <w:spacing w:line="336" w:lineRule="auto" w:after="180"/>
+      </w:pPr>
+      <w:r>
+        <w:rPr>
+          <w:b w:val="0"/>
+        </w:rPr>
+        <w:t xml:space="preserve">Create a changed </w:t>
+      </w:r>
+      <w:r>
+        <w:rPr>
+          <w:b/>
+        </w:rPr>
+        <w:t>input</w:t>
+      </w:r>
+      <w:r>
+        <w:rPr>
+          <w:b w:val="0"/>
+        </w:rPr>
+        <w:t>, boundary case or missing-information case. Write the expected answer or safe response before testing.</w:t>
+      </w:r>
+    </w:p>
+    <w:tbl>
+      <w:tblPr>
+        <w:tblStyle w:val="LightShading-Accent1"/>
+        <w:tblW w:type="auto" w:w="0"/>
+        <w:tblLook w:firstColumn="1" w:firstRow="1" w:lastColumn="0" w:lastRow="0" w:noHBand="0" w:noVBand="1" w:val="04A0"/>
+      </w:tblPr>
+      <w:tblGrid>
+        <w:gridCol w:w="5112"/>
+        <w:gridCol w:w="5112"/>
+      </w:tblGrid>
+      <w:tr>
+        <w:trPr>
+          <w:tblHeader/>
+        </w:trPr>
+        <w:tc>
+          <w:tcPr>
+            <w:tcW w:type="dxa" w:w="5112"/>
+          </w:tcPr>
+          <w:p>
+            <w:r>
+              <w:t>Test record</w:t>
+            </w:r>
+          </w:p>
+        </w:tc>
+        <w:tc>
+          <w:tcPr>
+            <w:tcW w:type="dxa" w:w="5112"/>
+          </w:tcPr>
+          <w:p>
+            <w:r>
+              <w:t>My evidence</w:t>
+            </w:r>
+          </w:p>
+        </w:tc>
+      </w:tr>
+      <w:tr>
+        <w:tc>
+          <w:tcPr>
+            <w:tcW w:type="dxa" w:w="5112"/>
+          </w:tcPr>
+          <w:p>
+            <w:r>
+              <w:t>Changed input or condition</w:t>
+            </w:r>
+          </w:p>
+        </w:tc>
+        <w:tc>
+          <w:tcPr>
+            <w:tcW w:type="dxa" w:w="5112"/>
+          </w:tcPr>
+          <w:p>
+            <w:r/>
+          </w:p>
+        </w:tc>
+      </w:tr>
+      <w:tr>
+        <w:tc>
+          <w:tcPr>
+            <w:tcW w:type="dxa" w:w="5112"/>
+          </w:tcPr>
+          <w:p>
+            <w:r>
+              <w:t>Expected answer or fallback</w:t>
+            </w:r>
+          </w:p>
+        </w:tc>
+        <w:tc>
+          <w:tcPr>
+            <w:tcW w:type="dxa" w:w="5112"/>
+          </w:tcPr>
+          <w:p>
+            <w:r/>
+          </w:p>
+        </w:tc>
+      </w:tr>
+      <w:tr>
+        <w:tc>
+          <w:tcPr>
+            <w:tcW w:type="dxa" w:w="5112"/>
+          </w:tcPr>
+          <w:p>
+            <w:r>
+              <w:t>Observed result</w:t>
+            </w:r>
+          </w:p>
+        </w:tc>
+        <w:tc>
+          <w:tcPr>
+            <w:tcW w:type="dxa" w:w="5112"/>
+          </w:tcPr>
+          <w:p>
+            <w:r/>
+          </w:p>
+        </w:tc>
+      </w:tr>
+      <w:tr>
+        <w:tc>
+          <w:tcPr>
+            <w:tcW w:type="dxa" w:w="5112"/>
+          </w:tcPr>
+          <w:p>
+            <w:r>
+              <w:t>Why the result occurred</w:t>
+            </w:r>
+          </w:p>
+        </w:tc>
+        <w:tc>
+          <w:tcPr>
+            <w:tcW w:type="dxa" w:w="5112"/>
+          </w:tcPr>
+          <w:p>
+            <w:r/>
+          </w:p>
+        </w:tc>
+      </w:tr>
+    </w:tbl>
+    <w:p>
+      <w:pPr>
+        <w:pStyle w:val="Heading1"/>
+      </w:pPr>
+      <w:r>
+        <w:t>11. Reference · Original target response space</w:t>
+      </w:r>
+    </w:p>
+    <w:p>
+      <w:r>
+        <w:t>This teaching case is practice rather than a fresh assessment.</w:t>
+      </w:r>
+    </w:p>
+    <w:p>
+      <w:pPr>
+        <w:pStyle w:val="Heading2"/>
+      </w:pPr>
+      <w:r>
+        <w:t>Use this when helpful</w:t>
+      </w:r>
+    </w:p>
+    <w:p>
+      <w:pPr>
+        <w:spacing w:line="336" w:lineRule="auto" w:after="180"/>
+      </w:pPr>
+      <w:r>
+        <w:rPr>
+          <w:b w:val="0"/>
+        </w:rPr>
+        <w:t>Version A makes four errors. Version B makes one after lighting, labels and rules all change. What can you conclude, and how would you isolate the effect of lighting?</w:t>
+      </w:r>
+    </w:p>
+    <w:p>
+      <w:pPr>
+        <w:pStyle w:val="Heading3"/>
+      </w:pPr>
+      <w:r>
+        <w:t>My explanation after practice</w:t>
+      </w:r>
+    </w:p>
+    <w:p>
+      <w:r>
+        <w:t>________________________________________________________________</w:t>
+      </w:r>
+    </w:p>
+    <w:p>
+      <w:r>
+        <w:t>________________________________________________________________</w:t>
+      </w:r>
+    </w:p>
+    <w:p>
+      <w:r>
+        <w:t>________________________________________________________________</w:t>
+      </w:r>
+    </w:p>
+    <w:p>
+      <w:r>
+        <w:t>________________________________________________________________</w:t>
+      </w:r>
+    </w:p>
+    <w:p>
+      <w:r>
+        <w:t>________________________________________________________________</w:t>
+      </w:r>
+    </w:p>
+    <w:p>
+      <w:r>
+        <w:t>________________________________________________________________</w:t>
+      </w:r>
+    </w:p>
+    <w:p>
+      <w:r>
+        <w:t>________________________________________________________________</w:t>
+      </w:r>
+    </w:p>
+    <w:p>
+      <w:pPr>
+        <w:spacing w:line="336" w:lineRule="auto" w:after="180"/>
+      </w:pPr>
+      <w:r>
+        <w:rPr>
+          <w:b w:val="0"/>
+        </w:rPr>
+        <w:t>Record support used: none, hint or teacher explanation.</w:t>
+      </w:r>
+    </w:p>
+    <w:p>
+      <w:pPr>
+        <w:pStyle w:val="Heading1"/>
+      </w:pPr>
+      <w:r>
+        <w:t>15. Reference · Independent-case response copy</w:t>
+      </w:r>
+    </w:p>
+    <w:p>
+      <w:r>
+        <w:t>This duplicates W4. Reuse the same first-attempt record.</w:t>
+      </w:r>
+    </w:p>
+    <w:p>
+      <w:pPr>
+        <w:pStyle w:val="Heading2"/>
+      </w:pPr>
+      <w:r>
+        <w:t>Use this when helpful</w:t>
+      </w:r>
+    </w:p>
+    <w:p>
+      <w:pPr>
+        <w:spacing w:line="336" w:lineRule="auto" w:after="180"/>
+      </w:pPr>
+      <w:r>
+        <w:rPr>
+          <w:b w:val="0"/>
+        </w:rPr>
+        <w:t xml:space="preserve">Equipment catalogue E lists E1 first with capacity 4 and E2 second with capacity 8. Valid whole group sizes are 1 to 10. Choose the first capacity at least the group size, or no match; invalid </w:t>
+      </w:r>
+      <w:r>
+        <w:rPr>
+          <w:b/>
+        </w:rPr>
+        <w:t>input</w:t>
+      </w:r>
+      <w:r>
+        <w:rPr>
+          <w:b w:val="0"/>
+        </w:rPr>
+        <w:t xml:space="preserve"> needs clarification.</w:t>
+      </w:r>
+    </w:p>
+    <w:p>
+      <w:pPr>
+        <w:spacing w:line="336" w:lineRule="auto" w:after="180"/>
+      </w:pPr>
+      <w:r>
+        <w:rPr>
+          <w:b w:val="0"/>
+        </w:rPr>
+        <w:t>Old U0 uses strictly greater capacity and stops at the first fit. Proposed U1 includes equality but keeps searching and returns the last fit. Independently compare U0, U1 and the requirement for groups 8 and 3.</w:t>
+      </w:r>
+    </w:p>
+    <w:p>
+      <w:pPr>
+        <w:spacing w:line="336" w:lineRule="auto" w:after="180"/>
+      </w:pPr>
+      <w:r>
+        <w:rPr>
+          <w:b w:val="0"/>
+        </w:rPr>
+        <w:t xml:space="preserve">Identify the </w:t>
+      </w:r>
+      <w:r>
+        <w:rPr>
+          <w:b/>
+        </w:rPr>
+        <w:t>repair</w:t>
+      </w:r>
+      <w:r>
+        <w:rPr>
+          <w:b w:val="0"/>
+        </w:rPr>
+        <w:t xml:space="preserve"> and </w:t>
+      </w:r>
+      <w:r>
+        <w:rPr>
+          <w:b/>
+        </w:rPr>
+        <w:t>regression</w:t>
+      </w:r>
+      <w:r>
+        <w:rPr>
+          <w:b w:val="0"/>
+        </w:rPr>
+        <w:t>, propose U2 and give one validation check. No booking occurs.</w:t>
+      </w:r>
+    </w:p>
+    <w:p>
+      <w:pPr>
+        <w:pStyle w:val="Heading3"/>
+      </w:pPr>
+      <w:r>
+        <w:t>My reasoning and evidence</w:t>
+      </w:r>
+    </w:p>
+    <w:p>
+      <w:r>
+        <w:t>________________________________________________________________</w:t>
+      </w:r>
+    </w:p>
+    <w:p>
+      <w:r>
+        <w:t>________________________________________________________________</w:t>
+      </w:r>
+    </w:p>
+    <w:p>
+      <w:r>
+        <w:t>________________________________________________________________</w:t>
+      </w:r>
+    </w:p>
+    <w:p>
+      <w:r>
+        <w:t>________________________________________________________________</w:t>
+      </w:r>
+    </w:p>
+    <w:p>
+      <w:r>
+        <w:t>________________________________________________________________</w:t>
+      </w:r>
+    </w:p>
+    <w:p>
+      <w:r>
+        <w:t>________________________________________________________________</w:t>
+      </w:r>
+    </w:p>
+    <w:p>
+      <w:r>
+        <w:t>________________________________________________________________</w:t>
+      </w:r>
+    </w:p>
+    <w:p>
+      <w:r>
+        <w:t>________________________________________________________________</w:t>
+      </w:r>
+    </w:p>
+    <w:p>
+      <w:pPr>
+        <w:pStyle w:val="Heading1"/>
+      </w:pPr>
+      <w:r>
+        <w:t>18. Extra practice · Use the worked picture</w:t>
+      </w:r>
+    </w:p>
+    <w:p>
+      <w:r>
+        <w:t>Keep the explanation and the support you used.</w:t>
+      </w:r>
+    </w:p>
+    <w:p>
+      <w:pPr>
+        <w:pStyle w:val="Heading2"/>
+      </w:pPr>
+      <w:r>
+        <w:t>Use this when helpful</w:t>
       </w:r>
     </w:p>
     <w:p>
@@ -1948,16 +2037,7 @@
     </w:p>
     <w:p>
       <w:pPr>
-        <w:pStyle w:val="Heading3"/>
-      </w:pPr>
-      <w:r>
-        <w:t>Record the help used</w:t>
-      </w:r>
-    </w:p>
-    <w:p>
-      <w:pPr>
         <w:spacing w:line="336" w:lineRule="auto" w:after="180"/>
-        <w:shd w:fill="F1F6F8"/>
       </w:pPr>
       <w:r>
         <w:rPr>
@@ -2006,12 +2086,20 @@
         <w:pStyle w:val="Heading1"/>
       </w:pPr>
       <w:r>
-        <w:t>19. Project portfolio milestone</w:t>
-      </w:r>
-    </w:p>
-    <w:p>
-      <w:r>
-        <w:t>Keep this week’s input, deciding step, result and limit together in the Helpful Classroom Sorter record.</w:t>
+        <w:t>19. Reference · Project portfolio record</w:t>
+      </w:r>
+    </w:p>
+    <w:p>
+      <w:r>
+        <w:t>Extend your main project response when helpful.</w:t>
+      </w:r>
+    </w:p>
+    <w:p>
+      <w:pPr>
+        <w:pStyle w:val="Heading2"/>
+      </w:pPr>
+      <w:r>
+        <w:t>Use this when helpful</w:t>
       </w:r>
     </w:p>
     <w:p>
@@ -2225,12 +2313,487 @@
         <w:pStyle w:val="Heading1"/>
       </w:pPr>
       <w:r>
-        <w:t>20. Supported practice and learning evidence</w:t>
-      </w:r>
-    </w:p>
-    <w:p>
-      <w:r>
-        <w:t>Try the supported questions before comparing with hints and feedback. Record what you repaired and the evidence you retained.</w:t>
+        <w:t>20. Extra practice: pictures, repair and feedback</w:t>
+      </w:r>
+    </w:p>
+    <w:p>
+      <w:r>
+        <w:t>Attempt each question before opening its explanation. Use one browser or paper copy.</w:t>
+      </w:r>
+    </w:p>
+    <w:p>
+      <w:pPr>
+        <w:pStyle w:val="Heading2"/>
+      </w:pPr>
+      <w:r>
+        <w:t>First supported question</w:t>
+      </w:r>
+    </w:p>
+    <w:p>
+      <w:pPr>
+        <w:pStyle w:val="ListBullet"/>
+      </w:pPr>
+      <w:r>
+        <w:t>A fictional quiet-activity chooser has a boundary bug and a proposed repair.</w:t>
+      </w:r>
+    </w:p>
+    <w:p>
+      <w:pPr>
+        <w:pStyle w:val="Heading3"/>
+      </w:pPr>
+      <w:r>
+        <w:t>Practice 1: explain the deciding evidence</w:t>
+      </w:r>
+    </w:p>
+    <w:p>
+      <w:pPr>
+        <w:pStyle w:val="ListBullet"/>
+      </w:pPr>
+      <w:r>
+        <w:t>Which labelled step matches this detail? U1 selects noisy B at 6; fixing equality introduced a new failure.</w:t>
+      </w:r>
+    </w:p>
+    <w:p>
+      <w:pPr>
+        <w:pStyle w:val="ListBullet"/>
+      </w:pPr>
+      <w:r>
+        <w:t>1. Bad revision</w:t>
+      </w:r>
+    </w:p>
+    <w:p>
+      <w:pPr>
+        <w:pStyle w:val="ListBullet"/>
+      </w:pPr>
+      <w:r>
+        <w:t>2. Regression case</w:t>
+      </w:r>
+    </w:p>
+    <w:p>
+      <w:pPr>
+        <w:pStyle w:val="ListBullet"/>
+      </w:pPr>
+      <w:r>
+        <w:t>3. Expected repair</w:t>
+      </w:r>
+    </w:p>
+    <w:p>
+      <w:pPr>
+        <w:pStyle w:val="ListBullet"/>
+      </w:pPr>
+      <w:r>
+        <w:t>4. Boundary failure</w:t>
+      </w:r>
+    </w:p>
+    <w:p>
+      <w:pPr>
+        <w:pStyle w:val="Heading3"/>
+      </w:pPr>
+      <w:r>
+        <w:t>My selected conclusion, deciding fact and explanation</w:t>
+      </w:r>
+    </w:p>
+    <w:p>
+      <w:r>
+        <w:t>________________________________________________________________</w:t>
+      </w:r>
+    </w:p>
+    <w:p>
+      <w:r>
+        <w:t>________________________________________________________________</w:t>
+      </w:r>
+    </w:p>
+    <w:p>
+      <w:r>
+        <w:t>________________________________________________________________</w:t>
+      </w:r>
+    </w:p>
+    <w:p>
+      <w:r>
+        <w:t>________________________________________________________________</w:t>
+      </w:r>
+    </w:p>
+    <w:p>
+      <w:r>
+        <w:t>________________________________________________________________</w:t>
+      </w:r>
+    </w:p>
+    <w:p>
+      <w:pPr>
+        <w:pStyle w:val="ListBullet"/>
+      </w:pPr>
+      <w:r>
+        <w:t>Hint if needed: Read the steps in the pictorial case. Match the supplied detail to the stage that performs or records it.</w:t>
+      </w:r>
+    </w:p>
+    <w:p>
+      <w:pPr>
+        <w:pStyle w:val="Heading2"/>
+      </w:pPr>
+      <w:r>
+        <w:t>Check the first explanation · reference / check after trying</w:t>
+      </w:r>
+    </w:p>
+    <w:p>
+      <w:pPr>
+        <w:spacing w:line="336" w:lineRule="auto" w:after="180"/>
+      </w:pPr>
+      <w:r>
+        <w:rPr>
+          <w:b w:val="0"/>
+        </w:rPr>
+        <w:t xml:space="preserve">After your attempt, compare with the supported explanation: Bad revision U1 selects noisy B at 6; fixing equality introduced a new failure. A </w:t>
+      </w:r>
+      <w:r>
+        <w:rPr>
+          <w:b/>
+        </w:rPr>
+        <w:t>repair</w:t>
+      </w:r>
+      <w:r>
+        <w:rPr>
+          <w:b w:val="0"/>
+        </w:rPr>
+        <w:t xml:space="preserve"> must preserve the full contract, not just make one failing example pass.</w:t>
+      </w:r>
+    </w:p>
+    <w:p>
+      <w:pPr>
+        <w:spacing w:line="336" w:lineRule="auto" w:after="180"/>
+      </w:pPr>
+      <w:r>
+        <w:rPr>
+          <w:b w:val="0"/>
+        </w:rPr>
+        <w:t>The quiet condition and duration comparison are separate requirements. Changing only the inequality targets the recorded cause; removing the quiet check changes another behavior.</w:t>
+      </w:r>
+    </w:p>
+    <w:p>
+      <w:pPr>
+        <w:spacing w:line="336" w:lineRule="auto" w:after="180"/>
+      </w:pPr>
+      <w:r>
+        <w:rPr>
+          <w:b w:val="0"/>
+        </w:rPr>
+        <w:t xml:space="preserve">Save previously passing cases to reveal such </w:t>
+      </w:r>
+      <w:r>
+        <w:rPr>
+          <w:b/>
+        </w:rPr>
+        <w:t>regression</w:t>
+      </w:r>
+      <w:r>
+        <w:rPr>
+          <w:b w:val="0"/>
+        </w:rPr>
+        <w:t>s.</w:t>
+      </w:r>
+    </w:p>
+    <w:p>
+      <w:pPr>
+        <w:pStyle w:val="Heading2"/>
+      </w:pPr>
+      <w:r>
+        <w:t>Changed-case question</w:t>
+      </w:r>
+    </w:p>
+    <w:p>
+      <w:pPr>
+        <w:pStyle w:val="Heading3"/>
+      </w:pPr>
+      <w:r>
+        <w:t>Practice 2: explain the deciding evidence</w:t>
+      </w:r>
+    </w:p>
+    <w:p>
+      <w:pPr>
+        <w:pStyle w:val="ListBullet"/>
+      </w:pPr>
+      <w:r>
+        <w:t>Changed-case practice: Use U2, which changes &lt; to ≤ and keeps the quiet check. Which conclusion is supported by the supplied facts?</w:t>
+      </w:r>
+    </w:p>
+    <w:p>
+      <w:pPr>
+        <w:pStyle w:val="ListBullet"/>
+      </w:pPr>
+      <w:r>
+        <w:t>1. At 8 return A; at 6 return none.</w:t>
+      </w:r>
+    </w:p>
+    <w:p>
+      <w:pPr>
+        <w:pStyle w:val="ListBullet"/>
+      </w:pPr>
+      <w:r>
+        <w:t>2. This one example guarantees correct results for every future input.</w:t>
+      </w:r>
+    </w:p>
+    <w:p>
+      <w:pPr>
+        <w:pStyle w:val="ListBullet"/>
+      </w:pPr>
+      <w:r>
+        <w:t>3. We can decide the result without examining the changed input or the procedure.</w:t>
+      </w:r>
+    </w:p>
+    <w:p>
+      <w:pPr>
+        <w:pStyle w:val="Heading3"/>
+      </w:pPr>
+      <w:r>
+        <w:t>My selected conclusion, deciding fact and explanation</w:t>
+      </w:r>
+    </w:p>
+    <w:p>
+      <w:r>
+        <w:t>________________________________________________________________</w:t>
+      </w:r>
+    </w:p>
+    <w:p>
+      <w:r>
+        <w:t>________________________________________________________________</w:t>
+      </w:r>
+    </w:p>
+    <w:p>
+      <w:r>
+        <w:t>________________________________________________________________</w:t>
+      </w:r>
+    </w:p>
+    <w:p>
+      <w:r>
+        <w:t>________________________________________________________________</w:t>
+      </w:r>
+    </w:p>
+    <w:p>
+      <w:r>
+        <w:t>________________________________________________________________</w:t>
+      </w:r>
+    </w:p>
+    <w:p>
+      <w:pPr>
+        <w:pStyle w:val="ListBullet"/>
+      </w:pPr>
+      <w:r>
+        <w:t>Hint if needed: Use the changed condition and the deciding step in the pictorial trace. The answer must say what follows from those facts.</w:t>
+      </w:r>
+    </w:p>
+    <w:p>
+      <w:pPr>
+        <w:pStyle w:val="Heading2"/>
+      </w:pPr>
+      <w:r>
+        <w:t>Check the changed case · reference / check after trying</w:t>
+      </w:r>
+    </w:p>
+    <w:p>
+      <w:pPr>
+        <w:spacing w:line="336" w:lineRule="auto" w:after="180"/>
+      </w:pPr>
+      <w:r>
+        <w:rPr>
+          <w:b w:val="0"/>
+        </w:rPr>
+        <w:t xml:space="preserve">After your attempt, compare with the supported explanation: At 8 return A; at 6 return none. Equality is </w:t>
+      </w:r>
+      <w:r>
+        <w:rPr>
+          <w:b/>
+        </w:rPr>
+        <w:t>repair</w:t>
+      </w:r>
+      <w:r>
+        <w:rPr>
+          <w:b w:val="0"/>
+        </w:rPr>
+        <w:t>ed while B remains ineligible because it is noisy.</w:t>
+      </w:r>
+    </w:p>
+    <w:p>
+      <w:pPr>
+        <w:pStyle w:val="Heading2"/>
+      </w:pPr>
+      <w:r>
+        <w:t>Repair and save your work</w:t>
+      </w:r>
+    </w:p>
+    <w:p>
+      <w:pPr>
+        <w:spacing w:line="336" w:lineRule="auto" w:after="180"/>
+      </w:pPr>
+      <w:r>
+        <w:rPr>
+          <w:b w:val="0"/>
+        </w:rPr>
+        <w:t>Review Test Edge Cases and Fairness (ai-1/34). Goal: Choose tests just below, at and above a decision boundary. Short practice: Which single boundary run most directly detects the strict-comparison bug, and why?.</w:t>
+      </w:r>
+    </w:p>
+    <w:p>
+      <w:pPr>
+        <w:spacing w:line="336" w:lineRule="auto" w:after="180"/>
+      </w:pPr>
+      <w:r>
+        <w:rPr>
+          <w:b w:val="0"/>
+        </w:rPr>
+        <w:t>Return to this week and explain what you changed.</w:t>
+      </w:r>
+    </w:p>
+    <w:p>
+      <w:pPr>
+        <w:spacing w:line="336" w:lineRule="auto" w:after="180"/>
+      </w:pPr>
+      <w:r>
+        <w:rPr>
+          <w:b w:val="0"/>
+        </w:rPr>
+        <w:t xml:space="preserve">Review Build a Paper Prototype (ai-1/32). Goal: Build a runnable paper prototype with explicit instructions and visible state. Short practice: What should appear in the test log before and after the </w:t>
+      </w:r>
+      <w:r>
+        <w:rPr>
+          <w:b/>
+        </w:rPr>
+        <w:t>repair</w:t>
+      </w:r>
+      <w:r>
+        <w:rPr>
+          <w:b w:val="0"/>
+        </w:rPr>
+        <w:t>?.</w:t>
+      </w:r>
+    </w:p>
+    <w:p>
+      <w:pPr>
+        <w:spacing w:line="336" w:lineRule="auto" w:after="180"/>
+      </w:pPr>
+      <w:r>
+        <w:rPr>
+          <w:b w:val="0"/>
+        </w:rPr>
+        <w:t>Return to this week and explain what you changed.</w:t>
+      </w:r>
+    </w:p>
+    <w:p>
+      <w:pPr>
+        <w:spacing w:line="336" w:lineRule="auto" w:after="180"/>
+      </w:pPr>
+      <w:r>
+        <w:rPr>
+          <w:b w:val="0"/>
+        </w:rPr>
+        <w:t xml:space="preserve">Review Find a Real Problem (ai-1/29). Goal: Describe a specific user difficulty using supplied </w:t>
+      </w:r>
+      <w:r>
+        <w:rPr>
+          <w:b/>
+        </w:rPr>
+        <w:t>evidence</w:t>
+      </w:r>
+      <w:r>
+        <w:rPr>
+          <w:b w:val="0"/>
+        </w:rPr>
+        <w:t xml:space="preserve"> without inventing its cause.</w:t>
+      </w:r>
+    </w:p>
+    <w:p>
+      <w:pPr>
+        <w:spacing w:line="336" w:lineRule="auto" w:after="180"/>
+      </w:pPr>
+      <w:r>
+        <w:rPr>
+          <w:b w:val="0"/>
+        </w:rPr>
+        <w:t xml:space="preserve">Short practice: Write a one-sentence project goal and say what </w:t>
+      </w:r>
+      <w:r>
+        <w:rPr>
+          <w:b/>
+        </w:rPr>
+        <w:t>evidence</w:t>
+      </w:r>
+      <w:r>
+        <w:rPr>
+          <w:b w:val="0"/>
+        </w:rPr>
+        <w:t xml:space="preserve"> would count as a failure.. Return to this week and explain what you changed.</w:t>
+      </w:r>
+    </w:p>
+    <w:p>
+      <w:pPr>
+        <w:spacing w:line="336" w:lineRule="auto" w:after="180"/>
+      </w:pPr>
+      <w:r>
+        <w:rPr>
+          <w:b w:val="0"/>
+        </w:rPr>
+        <w:t xml:space="preserve">Use Download completed work in the hosted lesson to export your answers, reflections, practice feedback and code-run </w:t>
+      </w:r>
+      <w:r>
+        <w:rPr>
+          <w:b/>
+        </w:rPr>
+        <w:t>evidence</w:t>
+      </w:r>
+      <w:r>
+        <w:rPr>
+          <w:b w:val="0"/>
+        </w:rPr>
+        <w:t>. Open the HTML copy to read or print it.</w:t>
+      </w:r>
+    </w:p>
+    <w:p>
+      <w:pPr>
+        <w:spacing w:line="336" w:lineRule="auto" w:after="180"/>
+      </w:pPr>
+      <w:r>
+        <w:rPr>
+          <w:b w:val="0"/>
+        </w:rPr>
+        <w:t>Drafts stay in this browser when storage is available; clear drafts on a shared device.</w:t>
+      </w:r>
+    </w:p>
+    <w:p>
+      <w:pPr>
+        <w:pStyle w:val="Heading3"/>
+      </w:pPr>
+      <w:r>
+        <w:t>What I repaired, the evidence I kept and the next test</w:t>
+      </w:r>
+    </w:p>
+    <w:p>
+      <w:r>
+        <w:t>________________________________________________________________</w:t>
+      </w:r>
+    </w:p>
+    <w:p>
+      <w:r>
+        <w:t>________________________________________________________________</w:t>
+      </w:r>
+    </w:p>
+    <w:p>
+      <w:r>
+        <w:t>________________________________________________________________</w:t>
+      </w:r>
+    </w:p>
+    <w:p>
+      <w:r>
+        <w:t>________________________________________________________________</w:t>
+      </w:r>
+    </w:p>
+    <w:p>
+      <w:r>
+        <w:t>________________________________________________________________</w:t>
+      </w:r>
+    </w:p>
+    <w:p>
+      <w:pPr>
+        <w:pStyle w:val="Heading2"/>
+      </w:pPr>
+      <w:r>
+        <w:t>Earlier wording, alternatives and picture transcripts · reference / check after trying</w:t>
       </w:r>
     </w:p>
     <w:p>
@@ -2246,110 +2809,10 @@
     </w:p>
     <w:p>
       <w:pPr>
-        <w:spacing w:line="336" w:lineRule="auto" w:after="180"/>
-      </w:pPr>
-      <w:r>
-        <w:rPr>
-          <w:b w:val="0"/>
-        </w:rPr>
-        <w:t xml:space="preserve">A fictional quiet-activity chooser has a boundary bug and a proposed </w:t>
-      </w:r>
-      <w:r>
-        <w:rPr>
-          <w:b/>
-        </w:rPr>
-        <w:t>repair</w:t>
-      </w:r>
-      <w:r>
-        <w:rPr>
-          <w:b w:val="0"/>
-        </w:rPr>
-        <w:t>.</w:t>
-      </w:r>
-    </w:p>
-    <w:p>
-      <w:pPr>
         <w:pStyle w:val="Heading3"/>
       </w:pPr>
       <w:r>
-        <w:t>Practice 1: explain the deciding evidence</w:t>
-      </w:r>
-    </w:p>
-    <w:p>
-      <w:pPr>
-        <w:spacing w:line="336" w:lineRule="auto" w:after="180"/>
-      </w:pPr>
-      <w:r>
-        <w:rPr>
-          <w:b w:val="0"/>
-        </w:rPr>
-        <w:t>Which labelled step matches this detail? U1 selects noisy B at 6; fixing equality introduced a new failure.</w:t>
-      </w:r>
-    </w:p>
-    <w:p>
-      <w:pPr>
-        <w:spacing w:line="336" w:lineRule="auto" w:after="180"/>
-        <w:shd w:fill="F4F9FC"/>
-      </w:pPr>
-      <w:r>
-        <w:rPr>
-          <w:b w:val="0"/>
-        </w:rPr>
-        <w:t>1. Bad revision</w:t>
-      </w:r>
-    </w:p>
-    <w:p>
-      <w:pPr>
-        <w:spacing w:line="336" w:lineRule="auto" w:after="180"/>
-        <w:shd w:fill="F4F9FC"/>
-      </w:pPr>
-      <w:r>
-        <w:rPr>
-          <w:b w:val="0"/>
-        </w:rPr>
-        <w:t xml:space="preserve">2. </w:t>
-      </w:r>
-      <w:r>
-        <w:rPr>
-          <w:b/>
-        </w:rPr>
-        <w:t>Regression</w:t>
-      </w:r>
-      <w:r>
-        <w:rPr>
-          <w:b w:val="0"/>
-        </w:rPr>
-        <w:t xml:space="preserve"> case</w:t>
-      </w:r>
-    </w:p>
-    <w:p>
-      <w:pPr>
-        <w:spacing w:line="336" w:lineRule="auto" w:after="180"/>
-        <w:shd w:fill="F4F9FC"/>
-      </w:pPr>
-      <w:r>
-        <w:rPr>
-          <w:b w:val="0"/>
-        </w:rPr>
-        <w:t xml:space="preserve">3. Expected </w:t>
-      </w:r>
-      <w:r>
-        <w:rPr>
-          <w:b/>
-        </w:rPr>
-        <w:t>repair</w:t>
-      </w:r>
-    </w:p>
-    <w:p>
-      <w:pPr>
-        <w:spacing w:line="336" w:lineRule="auto" w:after="180"/>
-        <w:shd w:fill="F4F9FC"/>
-      </w:pPr>
-      <w:r>
-        <w:rPr>
-          <w:b w:val="0"/>
-        </w:rPr>
-        <w:t>4. Boundary failure</w:t>
+        <w:t>Repair a missing building block</w:t>
       </w:r>
     </w:p>
     <w:p>
@@ -2357,496 +2820,25 @@
         <w:pStyle w:val="Heading3"/>
       </w:pPr>
       <w:r>
-        <w:t>My selected conclusion, deciding fact and explanation</w:t>
-      </w:r>
-    </w:p>
-    <w:p>
-      <w:r>
-        <w:t>________________________________________________________________</w:t>
-      </w:r>
-    </w:p>
-    <w:p>
-      <w:r>
-        <w:t>________________________________________________________________</w:t>
-      </w:r>
-    </w:p>
-    <w:p>
-      <w:r>
-        <w:t>________________________________________________________________</w:t>
-      </w:r>
-    </w:p>
-    <w:p>
-      <w:r>
-        <w:t>________________________________________________________________</w:t>
-      </w:r>
-    </w:p>
-    <w:p>
-      <w:r>
-        <w:t>________________________________________________________________</w:t>
-      </w:r>
-    </w:p>
-    <w:p>
-      <w:pPr>
-        <w:pStyle w:val="Heading3"/>
-      </w:pPr>
-      <w:r>
-        <w:t>Hint · try first</w:t>
-      </w:r>
-    </w:p>
-    <w:p>
-      <w:pPr>
-        <w:spacing w:line="336" w:lineRule="auto" w:after="180"/>
-        <w:shd w:fill="F1F6F8"/>
-      </w:pPr>
-      <w:r>
-        <w:rPr>
-          <w:b w:val="0"/>
-        </w:rPr>
-        <w:t>Hint if needed: Read the steps in the pictorial case. Match the supplied detail to the stage that performs or records it.</w:t>
-      </w:r>
-    </w:p>
-    <w:p>
-      <w:pPr>
-        <w:pStyle w:val="Heading3"/>
-      </w:pPr>
-      <w:r>
-        <w:t>Feedback · compare after trying</w:t>
-      </w:r>
-    </w:p>
-    <w:p>
-      <w:pPr>
-        <w:spacing w:line="336" w:lineRule="auto" w:after="180"/>
-        <w:shd w:fill="F1F6FC"/>
-      </w:pPr>
-      <w:r>
-        <w:rPr>
-          <w:b w:val="0"/>
-        </w:rPr>
-        <w:t xml:space="preserve">After your attempt, compare with the supported explanation: Bad revision U1 selects noisy B at 6; fixing equality introduced a new failure. A </w:t>
-      </w:r>
-      <w:r>
-        <w:rPr>
-          <w:b/>
-        </w:rPr>
-        <w:t>repair</w:t>
-      </w:r>
-      <w:r>
-        <w:rPr>
-          <w:b w:val="0"/>
-        </w:rPr>
-        <w:t xml:space="preserve"> must preserve the full contract, not just make one failing example pass.</w:t>
-      </w:r>
-    </w:p>
-    <w:p>
-      <w:pPr>
-        <w:spacing w:line="336" w:lineRule="auto" w:after="180"/>
-        <w:shd w:fill="F1F6FC"/>
-      </w:pPr>
-      <w:r>
-        <w:rPr>
-          <w:b w:val="0"/>
-        </w:rPr>
-        <w:t>The quiet condition and duration comparison are separate requirements. Changing only the inequality targets the recorded cause; removing the quiet check changes another behavior.</w:t>
-      </w:r>
-    </w:p>
-    <w:p>
-      <w:pPr>
-        <w:spacing w:line="336" w:lineRule="auto" w:after="180"/>
-        <w:shd w:fill="F1F6FC"/>
-      </w:pPr>
-      <w:r>
-        <w:rPr>
-          <w:b w:val="0"/>
-        </w:rPr>
-        <w:t xml:space="preserve">Save previously passing cases to reveal such </w:t>
-      </w:r>
-      <w:r>
-        <w:rPr>
-          <w:b/>
-        </w:rPr>
-        <w:t>regression</w:t>
-      </w:r>
-      <w:r>
-        <w:rPr>
-          <w:b w:val="0"/>
-        </w:rPr>
-        <w:t>s.</w:t>
-      </w:r>
-    </w:p>
-    <w:p>
-      <w:pPr>
-        <w:pStyle w:val="Heading3"/>
-      </w:pPr>
-      <w:r>
-        <w:t>Practice 2: explain the deciding evidence</w:t>
-      </w:r>
-    </w:p>
-    <w:p>
-      <w:pPr>
-        <w:pStyle w:val="Heading3"/>
-      </w:pPr>
-      <w:r>
-        <w:t>Changed case · predict first</w:t>
-      </w:r>
-    </w:p>
-    <w:p>
-      <w:pPr>
-        <w:spacing w:line="336" w:lineRule="auto" w:after="180"/>
-        <w:shd w:fill="F5F1FB"/>
-      </w:pPr>
-      <w:r>
-        <w:rPr>
-          <w:b w:val="0"/>
-        </w:rPr>
-        <w:t>Changed-case practice: Use U2, which changes &lt; to ≤ and keeps the quiet check. Which conclusion is supported by the supplied facts?</w:t>
-      </w:r>
-    </w:p>
-    <w:p>
-      <w:pPr>
-        <w:spacing w:line="336" w:lineRule="auto" w:after="180"/>
-        <w:shd w:fill="F4F9FC"/>
-      </w:pPr>
-      <w:r>
-        <w:rPr>
-          <w:b w:val="0"/>
-        </w:rPr>
-        <w:t>1. At 8 return A; at 6 return none.</w:t>
-      </w:r>
-    </w:p>
-    <w:p>
-      <w:pPr>
-        <w:spacing w:line="336" w:lineRule="auto" w:after="180"/>
-        <w:shd w:fill="F4F9FC"/>
-      </w:pPr>
-      <w:r>
-        <w:rPr>
-          <w:b w:val="0"/>
-        </w:rPr>
-        <w:t xml:space="preserve">2. This one example guarantees correct results for every future </w:t>
-      </w:r>
-      <w:r>
-        <w:rPr>
-          <w:b/>
-        </w:rPr>
-        <w:t>input</w:t>
-      </w:r>
-      <w:r>
-        <w:rPr>
-          <w:b w:val="0"/>
-        </w:rPr>
-        <w:t>.</w:t>
-      </w:r>
-    </w:p>
-    <w:p>
-      <w:pPr>
-        <w:spacing w:line="336" w:lineRule="auto" w:after="180"/>
-        <w:shd w:fill="F4F9FC"/>
-      </w:pPr>
-      <w:r>
-        <w:rPr>
-          <w:b w:val="0"/>
-        </w:rPr>
-        <w:t xml:space="preserve">3. We can decide the result without examining the changed </w:t>
-      </w:r>
-      <w:r>
-        <w:rPr>
-          <w:b/>
-        </w:rPr>
-        <w:t>input</w:t>
-      </w:r>
-      <w:r>
-        <w:rPr>
-          <w:b w:val="0"/>
-        </w:rPr>
-        <w:t xml:space="preserve"> or the procedure.</w:t>
-      </w:r>
-    </w:p>
-    <w:p>
-      <w:pPr>
-        <w:pStyle w:val="Heading3"/>
-      </w:pPr>
-      <w:r>
-        <w:t>My selected conclusion, deciding fact and explanation</w:t>
-      </w:r>
-    </w:p>
-    <w:p>
-      <w:r>
-        <w:t>________________________________________________________________</w:t>
-      </w:r>
-    </w:p>
-    <w:p>
-      <w:r>
-        <w:t>________________________________________________________________</w:t>
-      </w:r>
-    </w:p>
-    <w:p>
-      <w:r>
-        <w:t>________________________________________________________________</w:t>
-      </w:r>
-    </w:p>
-    <w:p>
-      <w:r>
-        <w:t>________________________________________________________________</w:t>
-      </w:r>
-    </w:p>
-    <w:p>
-      <w:r>
-        <w:t>________________________________________________________________</w:t>
-      </w:r>
-    </w:p>
-    <w:p>
-      <w:pPr>
-        <w:pStyle w:val="Heading3"/>
-      </w:pPr>
-      <w:r>
-        <w:t>Hint · try first</w:t>
-      </w:r>
-    </w:p>
-    <w:p>
-      <w:pPr>
-        <w:spacing w:line="336" w:lineRule="auto" w:after="180"/>
-        <w:shd w:fill="F1F6F8"/>
-      </w:pPr>
-      <w:r>
-        <w:rPr>
-          <w:b w:val="0"/>
-        </w:rPr>
-        <w:t>Hint if needed: Use the changed condition and the deciding step in the pictorial trace. The answer must say what follows from those facts.</w:t>
-      </w:r>
-    </w:p>
-    <w:p>
-      <w:pPr>
-        <w:pStyle w:val="Heading3"/>
-      </w:pPr>
-      <w:r>
-        <w:t>Feedback · compare after trying</w:t>
-      </w:r>
-    </w:p>
-    <w:p>
-      <w:pPr>
-        <w:spacing w:line="336" w:lineRule="auto" w:after="180"/>
-        <w:shd w:fill="F1F6FC"/>
-      </w:pPr>
-      <w:r>
-        <w:rPr>
-          <w:b w:val="0"/>
-        </w:rPr>
-        <w:t xml:space="preserve">After your attempt, compare with the supported explanation: At 8 return A; at 6 return none. Equality is </w:t>
-      </w:r>
-      <w:r>
-        <w:rPr>
-          <w:b/>
-        </w:rPr>
-        <w:t>repair</w:t>
-      </w:r>
-      <w:r>
-        <w:rPr>
-          <w:b w:val="0"/>
-        </w:rPr>
-        <w:t>ed while B remains ineligible because it is noisy.</w:t>
-      </w:r>
-    </w:p>
-    <w:p>
-      <w:pPr>
-        <w:pStyle w:val="Heading3"/>
-      </w:pPr>
-      <w:r>
-        <w:t>Repair a missing building block</w:t>
-      </w:r>
-    </w:p>
-    <w:p>
-      <w:pPr>
-        <w:spacing w:line="336" w:lineRule="auto" w:after="180"/>
-      </w:pPr>
-      <w:r>
-        <w:rPr>
-          <w:b w:val="0"/>
-        </w:rPr>
-        <w:t>Review Test Edge Cases and Fairness (ai-1/34). Goal: Choose tests just below, at and above a decision boundary. Short practice: Which single boundary run most directly detects the strict-comparison bug, and why?.</w:t>
-      </w:r>
-    </w:p>
-    <w:p>
-      <w:pPr>
-        <w:spacing w:line="336" w:lineRule="auto" w:after="180"/>
-      </w:pPr>
-      <w:r>
-        <w:rPr>
-          <w:b w:val="0"/>
-        </w:rPr>
-        <w:t>Return to this week and explain what you changed.</w:t>
-      </w:r>
-    </w:p>
-    <w:p>
-      <w:pPr>
-        <w:spacing w:line="336" w:lineRule="auto" w:after="180"/>
-      </w:pPr>
-      <w:r>
-        <w:rPr>
-          <w:b w:val="0"/>
-        </w:rPr>
-        <w:t xml:space="preserve">Review Build a Paper Prototype (ai-1/32). Goal: Build a runnable paper prototype with explicit instructions and visible state. Short practice: What should appear in the test log before and after the </w:t>
-      </w:r>
-      <w:r>
-        <w:rPr>
-          <w:b/>
-        </w:rPr>
-        <w:t>repair</w:t>
-      </w:r>
-      <w:r>
-        <w:rPr>
-          <w:b w:val="0"/>
-        </w:rPr>
-        <w:t>?.</w:t>
-      </w:r>
-    </w:p>
-    <w:p>
-      <w:pPr>
-        <w:spacing w:line="336" w:lineRule="auto" w:after="180"/>
-      </w:pPr>
-      <w:r>
-        <w:rPr>
-          <w:b w:val="0"/>
-        </w:rPr>
-        <w:t>Return to this week and explain what you changed.</w:t>
-      </w:r>
-    </w:p>
-    <w:p>
-      <w:pPr>
-        <w:spacing w:line="336" w:lineRule="auto" w:after="180"/>
-      </w:pPr>
-      <w:r>
-        <w:rPr>
-          <w:b w:val="0"/>
-        </w:rPr>
-        <w:t xml:space="preserve">Review Find a Real Problem (ai-1/29). Goal: Describe a specific user difficulty using supplied </w:t>
-      </w:r>
-      <w:r>
-        <w:rPr>
-          <w:b/>
-        </w:rPr>
-        <w:t>evidence</w:t>
-      </w:r>
-      <w:r>
-        <w:rPr>
-          <w:b w:val="0"/>
-        </w:rPr>
-        <w:t xml:space="preserve"> without inventing its cause.</w:t>
-      </w:r>
-    </w:p>
-    <w:p>
-      <w:pPr>
-        <w:spacing w:line="336" w:lineRule="auto" w:after="180"/>
-      </w:pPr>
-      <w:r>
-        <w:rPr>
-          <w:b w:val="0"/>
-        </w:rPr>
-        <w:t xml:space="preserve">Short practice: Write a one-sentence project goal and say what </w:t>
-      </w:r>
-      <w:r>
-        <w:rPr>
-          <w:b/>
-        </w:rPr>
-        <w:t>evidence</w:t>
-      </w:r>
-      <w:r>
-        <w:rPr>
-          <w:b w:val="0"/>
-        </w:rPr>
-        <w:t xml:space="preserve"> would count as a failure.. Return to this week and explain what you changed.</w:t>
-      </w:r>
-    </w:p>
-    <w:p>
-      <w:pPr>
-        <w:pStyle w:val="Heading3"/>
-      </w:pPr>
-      <w:r>
         <w:t>Keep your completed work</w:t>
       </w:r>
     </w:p>
     <w:p>
       <w:pPr>
-        <w:spacing w:line="336" w:lineRule="auto" w:after="180"/>
-      </w:pPr>
-      <w:r>
-        <w:rPr>
-          <w:b w:val="0"/>
-        </w:rPr>
-        <w:t xml:space="preserve">Use Download completed work in the hosted lesson to export your answers, reflections, practice feedback and code-run </w:t>
-      </w:r>
-      <w:r>
-        <w:rPr>
-          <w:b/>
-        </w:rPr>
-        <w:t>evidence</w:t>
-      </w:r>
-      <w:r>
-        <w:rPr>
-          <w:b w:val="0"/>
-        </w:rPr>
-        <w:t>. Open the HTML copy to read or print it.</w:t>
-      </w:r>
-    </w:p>
-    <w:p>
-      <w:pPr>
-        <w:spacing w:line="336" w:lineRule="auto" w:after="180"/>
-      </w:pPr>
-      <w:r>
-        <w:rPr>
-          <w:b w:val="0"/>
-        </w:rPr>
-        <w:t>Drafts stay in this browser when storage is available; clear drafts on a shared device.</w:t>
-      </w:r>
-    </w:p>
-    <w:p>
-      <w:pPr>
-        <w:pStyle w:val="Heading3"/>
-      </w:pPr>
-      <w:r>
-        <w:t>What I repaired, the evidence I kept and the next test</w:t>
-      </w:r>
-    </w:p>
-    <w:p>
-      <w:r>
-        <w:t>________________________________________________________________</w:t>
-      </w:r>
-    </w:p>
-    <w:p>
-      <w:r>
-        <w:t>________________________________________________________________</w:t>
-      </w:r>
-    </w:p>
-    <w:p>
-      <w:r>
-        <w:t>________________________________________________________________</w:t>
-      </w:r>
-    </w:p>
-    <w:p>
-      <w:r>
-        <w:t>________________________________________________________________</w:t>
-      </w:r>
-    </w:p>
-    <w:p>
-      <w:r>
-        <w:t>________________________________________________________________</w:t>
-      </w:r>
-    </w:p>
-    <w:p>
-      <w:pPr>
         <w:pStyle w:val="Heading1"/>
       </w:pPr>
       <w:r>
-        <w:t>21. Visual concept journey</w:t>
-      </w:r>
-    </w:p>
-    <w:p>
-      <w:r>
-        <w:t>Explain each Improve One Cause picture from its labels, then record a relevant limit.</w:t>
-      </w:r>
-    </w:p>
-    <w:p>
-      <w:pPr>
-        <w:pStyle w:val="Heading3"/>
+        <w:t>21. Reference · Six-picture response sheets</w:t>
+      </w:r>
+    </w:p>
+    <w:p>
+      <w:r>
+        <w:t>Choose the image that helps rather than repeating all six.</w:t>
+      </w:r>
+    </w:p>
+    <w:p>
+      <w:pPr>
+        <w:pStyle w:val="Heading2"/>
       </w:pPr>
       <w:r>
         <w:t>01. Improve One Cause: the case</w:t>
@@ -2925,7 +2917,6 @@
     <w:p>
       <w:pPr>
         <w:spacing w:line="336" w:lineRule="auto" w:after="180"/>
-        <w:shd w:fill="F5F1FB"/>
       </w:pPr>
       <w:r>
         <w:rPr>
@@ -2964,7 +2955,7 @@
     </w:p>
     <w:p>
       <w:pPr>
-        <w:pStyle w:val="Heading3"/>
+        <w:pStyle w:val="Heading2"/>
       </w:pPr>
       <w:r>
         <w:t>02. Follow the deciding steps</w:t>
@@ -3056,7 +3047,6 @@
     <w:p>
       <w:pPr>
         <w:spacing w:line="336" w:lineRule="auto" w:after="180"/>
-        <w:shd w:fill="F5F1FB"/>
       </w:pPr>
       <w:r>
         <w:rPr>
@@ -3107,7 +3097,7 @@
     </w:p>
     <w:p>
       <w:pPr>
-        <w:pStyle w:val="Heading3"/>
+        <w:pStyle w:val="Heading2"/>
       </w:pPr>
       <w:r>
         <w:t>03. A repair with evidence</w:t>
@@ -3210,7 +3200,6 @@
     <w:p>
       <w:pPr>
         <w:spacing w:line="336" w:lineRule="auto" w:after="180"/>
-        <w:shd w:fill="F5F1FB"/>
       </w:pPr>
       <w:r>
         <w:rPr>
@@ -3249,7 +3238,7 @@
     </w:p>
     <w:p>
       <w:pPr>
-        <w:pStyle w:val="Heading3"/>
+        <w:pStyle w:val="Heading2"/>
       </w:pPr>
       <w:r>
         <w:t>04. Change one thing. Trace what follows.</w:t>
@@ -3328,7 +3317,6 @@
     <w:p>
       <w:pPr>
         <w:spacing w:line="336" w:lineRule="auto" w:after="180"/>
-        <w:shd w:fill="F5F1FB"/>
       </w:pPr>
       <w:r>
         <w:rPr>
@@ -3367,7 +3355,7 @@
     </w:p>
     <w:p>
       <w:pPr>
-        <w:pStyle w:val="Heading3"/>
+        <w:pStyle w:val="Heading2"/>
       </w:pPr>
       <w:r>
         <w:t>05. Connect the explanation to its limit</w:t>
@@ -3481,7 +3469,6 @@
     <w:p>
       <w:pPr>
         <w:spacing w:line="336" w:lineRule="auto" w:after="180"/>
-        <w:shd w:fill="F5F1FB"/>
       </w:pPr>
       <w:r>
         <w:rPr>
@@ -3520,7 +3507,7 @@
     </w:p>
     <w:p>
       <w:pPr>
-        <w:pStyle w:val="Heading3"/>
+        <w:pStyle w:val="Heading2"/>
       </w:pPr>
       <w:r>
         <w:t>06. Make the idea visible in your project</w:t>
@@ -3623,7 +3610,6 @@
     <w:p>
       <w:pPr>
         <w:spacing w:line="336" w:lineRule="auto" w:after="180"/>
-        <w:shd w:fill="F5F1FB"/>
       </w:pPr>
       <w:r>
         <w:rPr>
@@ -3670,6 +3656,62 @@
     <w:p>
       <w:r>
         <w:t>________________________________________________________________</w:t>
+      </w:r>
+    </w:p>
+    <w:p>
+      <w:pPr>
+        <w:pStyle w:val="Heading2"/>
+      </w:pPr>
+      <w:r>
+        <w:t>Earlier wording, alternatives and picture transcripts · reference / check after trying</w:t>
+      </w:r>
+    </w:p>
+    <w:p>
+      <w:pPr>
+        <w:pStyle w:val="Heading3"/>
+      </w:pPr>
+      <w:r>
+        <w:t>01. Improve One Cause: the case</w:t>
+      </w:r>
+    </w:p>
+    <w:p>
+      <w:pPr>
+        <w:pStyle w:val="Heading3"/>
+      </w:pPr>
+      <w:r>
+        <w:t>02. Follow the deciding steps</w:t>
+      </w:r>
+    </w:p>
+    <w:p>
+      <w:pPr>
+        <w:pStyle w:val="Heading3"/>
+      </w:pPr>
+      <w:r>
+        <w:t>03. A repair with evidence</w:t>
+      </w:r>
+    </w:p>
+    <w:p>
+      <w:pPr>
+        <w:pStyle w:val="Heading3"/>
+      </w:pPr>
+      <w:r>
+        <w:t>04. Change one thing. Trace what follows.</w:t>
+      </w:r>
+    </w:p>
+    <w:p>
+      <w:pPr>
+        <w:pStyle w:val="Heading3"/>
+      </w:pPr>
+      <w:r>
+        <w:t>05. Connect the explanation to its limit</w:t>
+      </w:r>
+    </w:p>
+    <w:p>
+      <w:pPr>
+        <w:pStyle w:val="Heading3"/>
+      </w:pPr>
+      <w:r>
+        <w:t>06. Make the idea visible in your project</w:t>
       </w:r>
     </w:p>
     <w:sectPr>
